--- a/memo/VBA/VBAテキスト1入門編_v00_06.docx
+++ b/memo/VBA/VBAテキスト1入門編_v00_06.docx
@@ -1,6 +1,6 @@
 
 <file path=word/document.xml><?xml version="1.0" encoding="utf-8"?>
-<w:document xmlns:wpc="http://schemas.microsoft.com/office/word/2010/wordprocessingCanvas" xmlns:mc="http://schemas.openxmlformats.org/markup-compatibility/2006" xmlns:o="urn:schemas-microsoft-com:office:office" xmlns:r="http://schemas.openxmlformats.org/officeDocument/2006/relationships" xmlns:m="http://schemas.openxmlformats.org/officeDocument/2006/math" xmlns:v="urn:schemas-microsoft-com:vml" xmlns:wp14="http://schemas.microsoft.com/office/word/2010/wordprocessingDrawing" xmlns:wp="http://schemas.openxmlformats.org/drawingml/2006/wordprocessingDrawing" xmlns:w10="urn:schemas-microsoft-com:office:word" xmlns:w="http://schemas.openxmlformats.org/wordprocessingml/2006/main" xmlns:w14="http://schemas.microsoft.com/office/word/2010/wordml" xmlns:w15="http://schemas.microsoft.com/office/word/2012/wordml" xmlns:wpg="http://schemas.microsoft.com/office/word/2010/wordprocessingGroup" xmlns:wpi="http://schemas.microsoft.com/office/word/2010/wordprocessingInk" xmlns:wne="http://schemas.microsoft.com/office/word/2006/wordml" xmlns:wps="http://schemas.microsoft.com/office/word/2010/wordprocessingShape" mc:Ignorable="w14 w15 wp14">
+<w:document xmlns:wpc="http://schemas.microsoft.com/office/word/2010/wordprocessingCanvas" xmlns:cx="http://schemas.microsoft.com/office/drawing/2014/chartex" xmlns:cx1="http://schemas.microsoft.com/office/drawing/2015/9/8/chartex" xmlns:cx2="http://schemas.microsoft.com/office/drawing/2015/10/21/chartex" xmlns:cx3="http://schemas.microsoft.com/office/drawing/2016/5/9/chartex" xmlns:cx4="http://schemas.microsoft.com/office/drawing/2016/5/10/chartex" xmlns:cx5="http://schemas.microsoft.com/office/drawing/2016/5/11/chartex" xmlns:cx6="http://schemas.microsoft.com/office/drawing/2016/5/12/chartex" xmlns:cx7="http://schemas.microsoft.com/office/drawing/2016/5/13/chartex" xmlns:cx8="http://schemas.microsoft.com/office/drawing/2016/5/14/chartex" xmlns:mc="http://schemas.openxmlformats.org/markup-compatibility/2006" xmlns:aink="http://schemas.microsoft.com/office/drawing/2016/ink" xmlns:am3d="http://schemas.microsoft.com/office/drawing/2017/model3d" xmlns:o="urn:schemas-microsoft-com:office:office" xmlns:oel="http://schemas.microsoft.com/office/2019/extlst" xmlns:r="http://schemas.openxmlformats.org/officeDocument/2006/relationships" xmlns:m="http://schemas.openxmlformats.org/officeDocument/2006/math" xmlns:v="urn:schemas-microsoft-com:vml" xmlns:wp14="http://schemas.microsoft.com/office/word/2010/wordprocessingDrawing" xmlns:wp="http://schemas.openxmlformats.org/drawingml/2006/wordprocessingDrawing" xmlns:w10="urn:schemas-microsoft-com:office:word" xmlns:w="http://schemas.openxmlformats.org/wordprocessingml/2006/main" xmlns:w14="http://schemas.microsoft.com/office/word/2010/wordml" xmlns:w15="http://schemas.microsoft.com/office/word/2012/wordml" xmlns:w16cex="http://schemas.microsoft.com/office/word/2018/wordml/cex" xmlns:w16cid="http://schemas.microsoft.com/office/word/2016/wordml/cid" xmlns:w16="http://schemas.microsoft.com/office/word/2018/wordml" xmlns:w16du="http://schemas.microsoft.com/office/word/2023/wordml/word16du" xmlns:w16sdtdh="http://schemas.microsoft.com/office/word/2020/wordml/sdtdatahash" xmlns:w16se="http://schemas.microsoft.com/office/word/2015/wordml/symex" xmlns:wpg="http://schemas.microsoft.com/office/word/2010/wordprocessingGroup" xmlns:wpi="http://schemas.microsoft.com/office/word/2010/wordprocessingInk" xmlns:wne="http://schemas.microsoft.com/office/word/2006/wordml" xmlns:wps="http://schemas.microsoft.com/office/word/2010/wordprocessingShape" mc:Ignorable="w14 w15 w16se w16cid w16 w16cex w16sdtdh w16du wp14">
   <w:body>
     <w:p>
       <w:pPr>
@@ -210,6 +210,14 @@
         </w:rPr>
         <w:t>でも、その前に。</w:t>
       </w:r>
+    </w:p>
+    <w:p>
+      <w:pPr>
+        <w:ind w:leftChars="300" w:left="630" w:firstLineChars="100" w:firstLine="210"/>
+        <w:rPr>
+          <w:rFonts w:hint="eastAsia"/>
+        </w:rPr>
+      </w:pPr>
     </w:p>
     <w:p>
       <w:pPr>
@@ -222,7 +230,7 @@
         <mc:AlternateContent>
           <mc:Choice Requires="wps">
             <w:drawing>
-              <wp:anchor distT="0" distB="0" distL="114300" distR="114300" simplePos="0" relativeHeight="251705344" behindDoc="0" locked="0" layoutInCell="1" allowOverlap="1" wp14:anchorId="22AB1C8E" wp14:editId="1973317B">
+              <wp:anchor distT="0" distB="0" distL="114300" distR="114300" simplePos="0" relativeHeight="251705344" behindDoc="0" locked="0" layoutInCell="1" allowOverlap="1" wp14:anchorId="648F243D" wp14:editId="648F243E">
                 <wp:simplePos x="0" y="0"/>
                 <wp:positionH relativeFrom="column">
                   <wp:posOffset>3596640</wp:posOffset>
@@ -298,7 +306,7 @@
           </mc:Choice>
           <mc:Fallback>
             <w:pict>
-              <v:shapetype w14:anchorId="22AB1C8E" id="_x0000_t63" coordsize="21600,21600" o:spt="63" adj="1350,25920" path="wr,,21600,21600@15@16@17@18l@21@22xe">
+              <v:shapetype w14:anchorId="648F243D" id="_x0000_t63" coordsize="21600,21600" o:spt="63" adj="1350,25920" path="wr,,21600,21600@15@16@17@18l@21@22xe">
                 <v:stroke joinstyle="miter"/>
                 <v:formulas>
                   <v:f eqn="val #0"/>
@@ -330,7 +338,7 @@
                   <v:h position="#0,#1"/>
                 </v:handles>
               </v:shapetype>
-              <v:shape id="AutoShape 60" o:spid="_x0000_s1026" type="#_x0000_t63" style="position:absolute;left:0;text-align:left;margin-left:283.2pt;margin-top:2pt;width:83.25pt;height:39.75pt;z-index:251705344;visibility:visible;mso-wrap-style:square;mso-width-percent:0;mso-height-percent:0;mso-wrap-distance-left:9pt;mso-wrap-distance-top:0;mso-wrap-distance-right:9pt;mso-wrap-distance-bottom:0;mso-position-horizontal:absolute;mso-position-horizontal-relative:text;mso-position-vertical:absolute;mso-position-vertical-relative:text;mso-width-percent:0;mso-height-percent:0;mso-width-relative:page;mso-height-relative:page;v-text-anchor:middle" o:gfxdata="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" adj="31589,11683">
+              <v:shape id="AutoShape 60" o:spid="_x0000_s1026" type="#_x0000_t63" style="position:absolute;left:0;text-align:left;margin-left:283.2pt;margin-top:2pt;width:83.25pt;height:39.75pt;z-index:251705344;visibility:visible;mso-wrap-style:square;mso-width-percent:0;mso-height-percent:0;mso-wrap-distance-left:9pt;mso-wrap-distance-top:0;mso-wrap-distance-right:9pt;mso-wrap-distance-bottom:0;mso-position-horizontal:absolute;mso-position-horizontal-relative:text;mso-position-vertical:absolute;mso-position-vertical-relative:text;mso-width-percent:0;mso-height-percent:0;mso-width-relative:page;mso-height-relative:page;v-text-anchor:middle" o:gfxdata="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" adj="31589,11683">
                 <v:textbox inset="5.85pt,.7pt,5.85pt,.7pt">
                   <w:txbxContent>
                     <w:p>
@@ -363,7 +371,7 @@
         <mc:AlternateContent>
           <mc:Choice Requires="wps">
             <w:drawing>
-              <wp:anchor distT="0" distB="0" distL="114300" distR="114300" simplePos="0" relativeHeight="251708416" behindDoc="0" locked="0" layoutInCell="1" allowOverlap="1" wp14:anchorId="2CB55CFE" wp14:editId="44BD3A50">
+              <wp:anchor distT="0" distB="0" distL="114300" distR="114300" simplePos="0" relativeHeight="251708416" behindDoc="0" locked="0" layoutInCell="1" allowOverlap="1" wp14:anchorId="648F243F" wp14:editId="648F2440">
                 <wp:simplePos x="0" y="0"/>
                 <wp:positionH relativeFrom="column">
                   <wp:posOffset>634365</wp:posOffset>
@@ -453,7 +461,7 @@
           </mc:Choice>
           <mc:Fallback>
             <w:pict>
-              <v:shapetype w14:anchorId="2CB55CFE" id="_x0000_t106" coordsize="21600,21600" o:spt="106" adj="1350,25920" path="ar,7165,4345,13110,1950,7185,1080,12690,475,11732,4835,17650,1080,12690,2910,17640,2387,9757,10107,20300,2910,17640,8235,19545,7660,12382,14412,21597,8235,19545,14280,18330,12910,11080,18695,18947,14280,18330,18690,15045,14822,5862,21597,15082,18690,15045,20895,7665,15772,2592,21105,9865,20895,7665,19140,2715,14330,,19187,6595,19140,2715,14910,1170,10992,,15357,5945,14910,1170,11250,1665,6692,650,12025,7917,11250,1665,7005,2580,1912,1972,8665,11162,7005,2580,1950,7185xear,7165,4345,13110,1080,12690,2340,13080nfear475,11732,4835,17650,2910,17640,3465,17445nfear7660,12382,14412,21597,7905,18675,8235,19545nfear7660,12382,14412,21597,14280,18330,14400,17370nfear12910,11080,18695,18947,18690,15045,17070,11475nfear15772,2592,21105,9865,20175,9015,20895,7665nfear14330,,19187,6595,19200,3345,19140,2715nfear14330,,19187,6595,14910,1170,14550,1980nfear10992,,15357,5945,11250,1665,11040,2340nfear1912,1972,8665,11162,7650,3270,7005,2580nfear1912,1972,8665,11162,1950,7185,2070,7890nfem@23@37qx@35@24@23@36@34@24@23@37xem@16@33qx@31@17@16@32@30@17@16@33xem@38@29qx@27@39@38@28@26@39@38@29xe">
+              <v:shapetype w14:anchorId="648F243F" id="_x0000_t106" coordsize="21600,21600" o:spt="106" adj="1350,25920" path="ar,7165,4345,13110,1950,7185,1080,12690,475,11732,4835,17650,1080,12690,2910,17640,2387,9757,10107,20300,2910,17640,8235,19545,7660,12382,14412,21597,8235,19545,14280,18330,12910,11080,18695,18947,14280,18330,18690,15045,14822,5862,21597,15082,18690,15045,20895,7665,15772,2592,21105,9865,20895,7665,19140,2715,14330,,19187,6595,19140,2715,14910,1170,10992,,15357,5945,14910,1170,11250,1665,6692,650,12025,7917,11250,1665,7005,2580,1912,1972,8665,11162,7005,2580,1950,7185xear,7165,4345,13110,1080,12690,2340,13080nfear475,11732,4835,17650,2910,17640,3465,17445nfear7660,12382,14412,21597,7905,18675,8235,19545nfear7660,12382,14412,21597,14280,18330,14400,17370nfear12910,11080,18695,18947,18690,15045,17070,11475nfear15772,2592,21105,9865,20175,9015,20895,7665nfear14330,,19187,6595,19200,3345,19140,2715nfear14330,,19187,6595,14910,1170,14550,1980nfear10992,,15357,5945,11250,1665,11040,2340nfear1912,1972,8665,11162,7650,3270,7005,2580nfear1912,1972,8665,11162,1950,7185,2070,7890nfem@23@37qx@35@24@23@36@34@24@23@37xem@16@33qx@31@17@16@32@30@17@16@33xem@38@29qx@27@39@38@28@26@39@38@29xe">
                 <v:formulas>
                   <v:f eqn="sum #0 0 10800"/>
                   <v:f eqn="sum #1 0 10800"/>
@@ -502,7 +510,7 @@
                 </v:handles>
                 <o:complex v:ext="view"/>
               </v:shapetype>
-              <v:shape id="AutoShape 63" o:spid="_x0000_s1027" type="#_x0000_t106" style="position:absolute;left:0;text-align:left;margin-left:49.95pt;margin-top:.5pt;width:105pt;height:86.25pt;z-index:251708416;visibility:visible;mso-wrap-style:square;mso-width-percent:0;mso-height-percent:0;mso-wrap-distance-left:9pt;mso-wrap-distance-top:0;mso-wrap-distance-right:9pt;mso-wrap-distance-bottom:0;mso-position-horizontal:absolute;mso-position-horizontal-relative:text;mso-position-vertical:absolute;mso-position-vertical-relative:text;mso-width-percent:0;mso-height-percent:0;mso-width-relative:page;mso-height-relative:page;v-text-anchor:middle" o:gfxdata="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" adj="22896,17581">
+              <v:shape id="AutoShape 63" o:spid="_x0000_s1027" type="#_x0000_t106" style="position:absolute;left:0;text-align:left;margin-left:49.95pt;margin-top:.5pt;width:105pt;height:86.25pt;z-index:251708416;visibility:visible;mso-wrap-style:square;mso-width-percent:0;mso-height-percent:0;mso-wrap-distance-left:9pt;mso-wrap-distance-top:0;mso-wrap-distance-right:9pt;mso-wrap-distance-bottom:0;mso-position-horizontal:absolute;mso-position-horizontal-relative:text;mso-position-vertical:absolute;mso-position-vertical-relative:text;mso-width-percent:0;mso-height-percent:0;mso-width-relative:page;mso-height-relative:page;v-text-anchor:middle" o:gfxdata="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" adj="22896,17581">
                 <v:textbox inset="5.85pt,.7pt,5.85pt,.7pt">
                   <w:txbxContent>
                     <w:p>
@@ -549,7 +557,7 @@
         <mc:AlternateContent>
           <mc:Choice Requires="wps">
             <w:drawing>
-              <wp:anchor distT="0" distB="0" distL="114300" distR="114300" simplePos="0" relativeHeight="251709440" behindDoc="0" locked="0" layoutInCell="1" allowOverlap="1" wp14:anchorId="7CE3C1A5" wp14:editId="4888C8C2">
+              <wp:anchor distT="0" distB="0" distL="114300" distR="114300" simplePos="0" relativeHeight="251709440" behindDoc="0" locked="0" layoutInCell="1" allowOverlap="1" wp14:anchorId="648F2441" wp14:editId="648F2442">
                 <wp:simplePos x="0" y="0"/>
                 <wp:positionH relativeFrom="column">
                   <wp:posOffset>2853690</wp:posOffset>
@@ -631,7 +639,7 @@
           </mc:Choice>
           <mc:Fallback>
             <w:pict>
-              <v:shape w14:anchorId="7CE3C1A5" id="AutoShape 64" o:spid="_x0000_s1028" type="#_x0000_t63" style="position:absolute;left:0;text-align:left;margin-left:224.7pt;margin-top:7.25pt;width:154.5pt;height:39.75pt;z-index:251709440;visibility:visible;mso-wrap-style:square;mso-width-percent:0;mso-height-percent:0;mso-wrap-distance-left:9pt;mso-wrap-distance-top:0;mso-wrap-distance-right:9pt;mso-wrap-distance-bottom:0;mso-position-horizontal:absolute;mso-position-horizontal-relative:text;mso-position-vertical:absolute;mso-position-vertical-relative:text;mso-width-percent:0;mso-height-percent:0;mso-width-relative:page;mso-height-relative:page;v-text-anchor:middle" o:gfxdata="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" adj="26347,10461">
+              <v:shape w14:anchorId="648F2441" id="AutoShape 64" o:spid="_x0000_s1028" type="#_x0000_t63" style="position:absolute;left:0;text-align:left;margin-left:224.7pt;margin-top:7.25pt;width:154.5pt;height:39.75pt;z-index:251709440;visibility:visible;mso-wrap-style:square;mso-width-percent:0;mso-height-percent:0;mso-wrap-distance-left:9pt;mso-wrap-distance-top:0;mso-wrap-distance-right:9pt;mso-wrap-distance-bottom:0;mso-position-horizontal:absolute;mso-position-horizontal-relative:text;mso-position-vertical:absolute;mso-position-vertical-relative:text;mso-width-percent:0;mso-height-percent:0;mso-width-relative:page;mso-height-relative:page;v-text-anchor:middle" o:gfxdata="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" adj="26347,10461">
                 <v:textbox inset="5.85pt,.7pt,5.85pt,.7pt">
                   <w:txbxContent>
                     <w:p>
@@ -675,7 +683,7 @@
         <mc:AlternateContent>
           <mc:Choice Requires="wps">
             <w:drawing>
-              <wp:anchor distT="0" distB="0" distL="114300" distR="114300" simplePos="0" relativeHeight="251710464" behindDoc="0" locked="0" layoutInCell="1" allowOverlap="1" wp14:anchorId="205C8A3D" wp14:editId="193005C7">
+              <wp:anchor distT="0" distB="0" distL="114300" distR="114300" simplePos="0" relativeHeight="251710464" behindDoc="0" locked="0" layoutInCell="1" allowOverlap="1" wp14:anchorId="648F2443" wp14:editId="648F2444">
                 <wp:simplePos x="0" y="0"/>
                 <wp:positionH relativeFrom="column">
                   <wp:posOffset>2682240</wp:posOffset>
@@ -759,7 +767,7 @@
           </mc:Choice>
           <mc:Fallback>
             <w:pict>
-              <v:shape w14:anchorId="205C8A3D" id="AutoShape 66" o:spid="_x0000_s1029" type="#_x0000_t63" style="position:absolute;left:0;text-align:left;margin-left:211.2pt;margin-top:5pt;width:102pt;height:47.25pt;z-index:251710464;visibility:visible;mso-wrap-style:square;mso-width-percent:0;mso-height-percent:0;mso-wrap-distance-left:9pt;mso-wrap-distance-top:0;mso-wrap-distance-right:9pt;mso-wrap-distance-bottom:0;mso-position-horizontal:absolute;mso-position-horizontal-relative:text;mso-position-vertical:absolute;mso-position-vertical-relative:text;mso-width-percent:0;mso-height-percent:0;mso-width-relative:page;mso-height-relative:page;v-text-anchor:middle" o:gfxdata="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" adj="41505,20241">
+              <v:shape w14:anchorId="648F2443" id="AutoShape 66" o:spid="_x0000_s1029" type="#_x0000_t63" style="position:absolute;left:0;text-align:left;margin-left:211.2pt;margin-top:5pt;width:102pt;height:47.25pt;z-index:251710464;visibility:visible;mso-wrap-style:square;mso-width-percent:0;mso-height-percent:0;mso-wrap-distance-left:9pt;mso-wrap-distance-top:0;mso-wrap-distance-right:9pt;mso-wrap-distance-bottom:0;mso-position-horizontal:absolute;mso-position-horizontal-relative:text;mso-position-vertical:absolute;mso-position-vertical-relative:text;mso-width-percent:0;mso-height-percent:0;mso-width-relative:page;mso-height-relative:page;v-text-anchor:middle" o:gfxdata="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" adj="41505,20241">
                 <v:textbox inset="5.85pt,.7pt,5.85pt,.7pt">
                   <w:txbxContent>
                     <w:p>
@@ -795,7 +803,7 @@
         <mc:AlternateContent>
           <mc:Choice Requires="wps">
             <w:drawing>
-              <wp:anchor distT="0" distB="0" distL="114300" distR="114300" simplePos="0" relativeHeight="251706368" behindDoc="0" locked="0" layoutInCell="1" allowOverlap="1" wp14:anchorId="23EA97F4" wp14:editId="79D42196">
+              <wp:anchor distT="0" distB="0" distL="114300" distR="114300" simplePos="0" relativeHeight="251706368" behindDoc="0" locked="0" layoutInCell="1" allowOverlap="1" wp14:anchorId="648F2445" wp14:editId="648F2446">
                 <wp:simplePos x="0" y="0"/>
                 <wp:positionH relativeFrom="column">
                   <wp:posOffset>2101215</wp:posOffset>
@@ -887,7 +895,7 @@
         <mc:AlternateContent>
           <mc:Choice Requires="wps">
             <w:drawing>
-              <wp:anchor distT="0" distB="0" distL="114300" distR="114300" simplePos="0" relativeHeight="251707392" behindDoc="0" locked="0" layoutInCell="1" allowOverlap="1" wp14:anchorId="326CEBB0" wp14:editId="179A7D21">
+              <wp:anchor distT="0" distB="0" distL="114300" distR="114300" simplePos="0" relativeHeight="251707392" behindDoc="0" locked="0" layoutInCell="1" allowOverlap="1" wp14:anchorId="648F2447" wp14:editId="648F2448">
                 <wp:simplePos x="0" y="0"/>
                 <wp:positionH relativeFrom="column">
                   <wp:posOffset>2101215</wp:posOffset>
@@ -980,7 +988,7 @@
         <mc:AlternateContent>
           <mc:Choice Requires="wps">
             <w:drawing>
-              <wp:anchor distT="0" distB="0" distL="114300" distR="114300" simplePos="0" relativeHeight="251756544" behindDoc="0" locked="0" layoutInCell="1" allowOverlap="1" wp14:anchorId="1745AA88" wp14:editId="66ABDBFA">
+              <wp:anchor distT="0" distB="0" distL="114300" distR="114300" simplePos="0" relativeHeight="251756544" behindDoc="0" locked="0" layoutInCell="1" allowOverlap="1" wp14:anchorId="648F2449" wp14:editId="648F244A">
                 <wp:simplePos x="0" y="0"/>
                 <wp:positionH relativeFrom="column">
                   <wp:posOffset>3396615</wp:posOffset>
@@ -1064,7 +1072,7 @@
           </mc:Choice>
           <mc:Fallback>
             <w:pict>
-              <v:shape w14:anchorId="1745AA88" id="_x0000_s1030" type="#_x0000_t63" style="position:absolute;left:0;text-align:left;margin-left:267.45pt;margin-top:2pt;width:102pt;height:54.75pt;z-index:251756544;visibility:visible;mso-wrap-style:square;mso-width-percent:0;mso-height-percent:0;mso-wrap-distance-left:9pt;mso-wrap-distance-top:0;mso-wrap-distance-right:9pt;mso-wrap-distance-bottom:0;mso-position-horizontal:absolute;mso-position-horizontal-relative:text;mso-position-vertical:absolute;mso-position-vertical-relative:text;mso-width-percent:0;mso-height-percent:0;mso-width-relative:page;mso-height-relative:page;v-text-anchor:middle" o:gfxdata="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" adj="32135,12090">
+              <v:shape w14:anchorId="648F2449" id="_x0000_s1030" type="#_x0000_t63" style="position:absolute;left:0;text-align:left;margin-left:267.45pt;margin-top:2pt;width:102pt;height:54.75pt;z-index:251756544;visibility:visible;mso-wrap-style:square;mso-width-percent:0;mso-height-percent:0;mso-wrap-distance-left:9pt;mso-wrap-distance-top:0;mso-wrap-distance-right:9pt;mso-wrap-distance-bottom:0;mso-position-horizontal:absolute;mso-position-horizontal-relative:text;mso-position-vertical:absolute;mso-position-vertical-relative:text;mso-width-percent:0;mso-height-percent:0;mso-width-relative:page;mso-height-relative:page;v-text-anchor:middle" o:gfxdata="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" adj="32135,12090">
                 <v:textbox inset="5.85pt,.7pt,5.85pt,.7pt">
                   <w:txbxContent>
                     <w:p>
@@ -1112,6 +1120,14 @@
     <w:p>
       <w:pPr>
         <w:ind w:leftChars="300" w:left="630" w:firstLineChars="100" w:firstLine="210"/>
+        <w:rPr>
+          <w:rFonts w:hint="eastAsia"/>
+        </w:rPr>
+      </w:pPr>
+    </w:p>
+    <w:p>
+      <w:pPr>
+        <w:ind w:leftChars="300" w:left="630" w:firstLineChars="100" w:firstLine="210"/>
       </w:pPr>
       <w:r>
         <w:rPr>
@@ -1577,7 +1593,14 @@
         <w:rPr>
           <w:rFonts w:hint="eastAsia"/>
         </w:rPr>
-        <w:t>』と</w:t>
+        <w:t>』</w:t>
+      </w:r>
+      <w:r>
+        <w:rPr>
+          <w:rFonts w:hint="eastAsia"/>
+        </w:rPr>
+        <w:lastRenderedPageBreak/>
+        <w:t>と</w:t>
       </w:r>
       <w:r>
         <w:rPr>
@@ -1613,9 +1636,8 @@
           <w:rFonts w:hint="eastAsia"/>
           <w:noProof/>
         </w:rPr>
-        <w:lastRenderedPageBreak/>
         <w:drawing>
-          <wp:inline distT="0" distB="0" distL="0" distR="0">
+          <wp:inline distT="0" distB="0" distL="0" distR="0" wp14:anchorId="648F244B" wp14:editId="648F244C">
             <wp:extent cx="2807241" cy="1924050"/>
             <wp:effectExtent l="0" t="0" r="0" b="0"/>
             <wp:docPr id="8" name="図 1" descr="C:\Users\ochi\Downloads\Visicalc.png"/>
@@ -2491,14 +2513,14 @@
         <w:rPr>
           <w:rFonts w:hint="eastAsia"/>
         </w:rPr>
-        <w:t>ブロックの組み立て方を覚えれば、あとは必要なパーツを入手するだけで、自分の作りたいものを作</w:t>
+        <w:t>ブロックの組み</w:t>
       </w:r>
       <w:r>
         <w:rPr>
           <w:rFonts w:hint="eastAsia"/>
         </w:rPr>
         <w:lastRenderedPageBreak/>
-        <w:t>ることができるでしょう。</w:t>
+        <w:t>立て方を覚えれば、あとは必要なパーツを入手するだけで、自分の作りたいものを作ることができるでしょう。</w:t>
       </w:r>
       <w:r>
         <w:rPr>
@@ -2715,7 +2737,7 @@
         <mc:AlternateContent>
           <mc:Choice Requires="wps">
             <w:drawing>
-              <wp:anchor distT="0" distB="0" distL="114300" distR="114300" simplePos="0" relativeHeight="251712512" behindDoc="0" locked="0" layoutInCell="1" allowOverlap="1">
+              <wp:anchor distT="0" distB="0" distL="114300" distR="114300" simplePos="0" relativeHeight="251712512" behindDoc="0" locked="0" layoutInCell="1" allowOverlap="1" wp14:anchorId="648F244D" wp14:editId="648F244E">
                 <wp:simplePos x="0" y="0"/>
                 <wp:positionH relativeFrom="column">
                   <wp:posOffset>1110615</wp:posOffset>
@@ -2803,7 +2825,7 @@
           </mc:Choice>
           <mc:Fallback>
             <w:pict>
-              <v:shape id="AutoShape 68" o:spid="_x0000_s1031" type="#_x0000_t63" style="position:absolute;left:0;text-align:left;margin-left:87.45pt;margin-top:11pt;width:117.75pt;height:142.5pt;z-index:251712512;visibility:visible;mso-wrap-style:square;mso-width-percent:0;mso-height-percent:0;mso-wrap-distance-left:9pt;mso-wrap-distance-top:0;mso-wrap-distance-right:9pt;mso-wrap-distance-bottom:0;mso-position-horizontal:absolute;mso-position-horizontal-relative:text;mso-position-vertical:absolute;mso-position-vertical-relative:text;mso-width-percent:0;mso-height-percent:0;mso-width-relative:page;mso-height-relative:page;v-text-anchor:middle" o:gfxdata="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" adj="-11944,1703">
+              <v:shape w14:anchorId="648F244D" id="AutoShape 68" o:spid="_x0000_s1031" type="#_x0000_t63" style="position:absolute;left:0;text-align:left;margin-left:87.45pt;margin-top:11pt;width:117.75pt;height:142.5pt;z-index:251712512;visibility:visible;mso-wrap-style:square;mso-width-percent:0;mso-height-percent:0;mso-wrap-distance-left:9pt;mso-wrap-distance-top:0;mso-wrap-distance-right:9pt;mso-wrap-distance-bottom:0;mso-position-horizontal:absolute;mso-position-horizontal-relative:text;mso-position-vertical:absolute;mso-position-vertical-relative:text;mso-width-percent:0;mso-height-percent:0;mso-width-relative:page;mso-height-relative:page;v-text-anchor:middle" o:gfxdata="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" adj="-11944,1703">
                 <v:textbox inset="5.85pt,.7pt,5.85pt,.7pt">
                   <w:txbxContent>
                     <w:p>
@@ -2858,7 +2880,7 @@
         <mc:AlternateContent>
           <mc:Choice Requires="wps">
             <w:drawing>
-              <wp:anchor distT="0" distB="0" distL="114300" distR="114300" simplePos="0" relativeHeight="251715584" behindDoc="0" locked="0" layoutInCell="1" allowOverlap="1" wp14:anchorId="30A56C64" wp14:editId="553C189C">
+              <wp:anchor distT="0" distB="0" distL="114300" distR="114300" simplePos="0" relativeHeight="251715584" behindDoc="0" locked="0" layoutInCell="1" allowOverlap="1" wp14:anchorId="648F244F" wp14:editId="648F2450">
                 <wp:simplePos x="0" y="0"/>
                 <wp:positionH relativeFrom="column">
                   <wp:posOffset>2977515</wp:posOffset>
@@ -2943,7 +2965,7 @@
           </mc:Choice>
           <mc:Fallback>
             <w:pict>
-              <v:shape w14:anchorId="30A56C64" id="AutoShape 71" o:spid="_x0000_s1032" type="#_x0000_t106" style="position:absolute;left:0;text-align:left;margin-left:234.45pt;margin-top:2.75pt;width:193.5pt;height:102pt;z-index:251715584;visibility:visible;mso-wrap-style:square;mso-width-percent:0;mso-height-percent:0;mso-wrap-distance-left:9pt;mso-wrap-distance-top:0;mso-wrap-distance-right:9pt;mso-wrap-distance-bottom:0;mso-position-horizontal:absolute;mso-position-horizontal-relative:text;mso-position-vertical:absolute;mso-position-vertical-relative:text;mso-width-percent:0;mso-height-percent:0;mso-width-relative:page;mso-height-relative:page;v-text-anchor:middle" o:gfxdata="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" adj="-526,22085">
+              <v:shape w14:anchorId="648F244F" id="AutoShape 71" o:spid="_x0000_s1032" type="#_x0000_t106" style="position:absolute;left:0;text-align:left;margin-left:234.45pt;margin-top:2.75pt;width:193.5pt;height:102pt;z-index:251715584;visibility:visible;mso-wrap-style:square;mso-width-percent:0;mso-height-percent:0;mso-wrap-distance-left:9pt;mso-wrap-distance-top:0;mso-wrap-distance-right:9pt;mso-wrap-distance-bottom:0;mso-position-horizontal:absolute;mso-position-horizontal-relative:text;mso-position-vertical:absolute;mso-position-vertical-relative:text;mso-width-percent:0;mso-height-percent:0;mso-width-relative:page;mso-height-relative:page;v-text-anchor:middle" o:gfxdata="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" adj="-526,22085">
                 <v:textbox inset="5.85pt,.7pt,5.85pt,.7pt">
                   <w:txbxContent>
                     <w:p>
@@ -3008,7 +3030,7 @@
           <w:noProof/>
         </w:rPr>
         <w:drawing>
-          <wp:inline distT="0" distB="0" distL="0" distR="0">
+          <wp:inline distT="0" distB="0" distL="0" distR="0" wp14:anchorId="648F2451" wp14:editId="648F2452">
             <wp:extent cx="4638675" cy="1128032"/>
             <wp:effectExtent l="0" t="0" r="0" b="0"/>
             <wp:docPr id="131" name="図 131"/>
@@ -3741,7 +3763,7 @@
         <mc:AlternateContent>
           <mc:Choice Requires="wps">
             <w:drawing>
-              <wp:anchor distT="0" distB="0" distL="114300" distR="114300" simplePos="0" relativeHeight="251658240" behindDoc="0" locked="0" layoutInCell="1" allowOverlap="1">
+              <wp:anchor distT="0" distB="0" distL="114300" distR="114300" simplePos="0" relativeHeight="251658240" behindDoc="0" locked="0" layoutInCell="1" allowOverlap="1" wp14:anchorId="648F2453" wp14:editId="648F2454">
                 <wp:simplePos x="0" y="0"/>
                 <wp:positionH relativeFrom="column">
                   <wp:posOffset>1099820</wp:posOffset>
@@ -3826,7 +3848,7 @@
           </mc:Choice>
           <mc:Fallback>
             <w:pict>
-              <v:shape id="AutoShape 3" o:spid="_x0000_s1033" type="#_x0000_t63" style="position:absolute;left:0;text-align:left;margin-left:86.6pt;margin-top:11pt;width:179.25pt;height:62.25pt;z-index:251658240;visibility:visible;mso-wrap-style:square;mso-width-percent:0;mso-height-percent:0;mso-wrap-distance-left:9pt;mso-wrap-distance-top:0;mso-wrap-distance-right:9pt;mso-wrap-distance-bottom:0;mso-position-horizontal:absolute;mso-position-horizontal-relative:text;mso-position-vertical:absolute;mso-position-vertical-relative:text;mso-width-percent:0;mso-height-percent:0;mso-width-relative:page;mso-height-relative:page;v-text-anchor:top" o:gfxdata="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" adj="-7923,2255">
+              <v:shape w14:anchorId="648F2453" id="AutoShape 3" o:spid="_x0000_s1033" type="#_x0000_t63" style="position:absolute;left:0;text-align:left;margin-left:86.6pt;margin-top:11pt;width:179.25pt;height:62.25pt;z-index:251658240;visibility:visible;mso-wrap-style:square;mso-width-percent:0;mso-height-percent:0;mso-wrap-distance-left:9pt;mso-wrap-distance-top:0;mso-wrap-distance-right:9pt;mso-wrap-distance-bottom:0;mso-position-horizontal:absolute;mso-position-horizontal-relative:text;mso-position-vertical:absolute;mso-position-vertical-relative:text;mso-width-percent:0;mso-height-percent:0;mso-width-relative:page;mso-height-relative:page;v-text-anchor:top" o:gfxdata="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" adj="-7923,2255">
                 <v:textbox inset="5.85pt,.7pt,5.85pt,.7pt">
                   <w:txbxContent>
                     <w:p>
@@ -3865,7 +3887,7 @@
         <mc:AlternateContent>
           <mc:Choice Requires="wps">
             <w:drawing>
-              <wp:anchor distT="0" distB="0" distL="114300" distR="114300" simplePos="0" relativeHeight="251664384" behindDoc="0" locked="0" layoutInCell="1" allowOverlap="1">
+              <wp:anchor distT="0" distB="0" distL="114300" distR="114300" simplePos="0" relativeHeight="251664384" behindDoc="0" locked="0" layoutInCell="1" allowOverlap="1" wp14:anchorId="648F2455" wp14:editId="648F2456">
                 <wp:simplePos x="0" y="0"/>
                 <wp:positionH relativeFrom="column">
                   <wp:posOffset>4091940</wp:posOffset>
@@ -3946,7 +3968,7 @@
           </mc:Choice>
           <mc:Fallback>
             <w:pict>
-              <v:shape id="AutoShape 9" o:spid="_x0000_s1034" type="#_x0000_t106" style="position:absolute;left:0;text-align:left;margin-left:322.2pt;margin-top:8pt;width:108.75pt;height:132pt;z-index:251664384;visibility:visible;mso-wrap-style:square;mso-width-percent:0;mso-height-percent:0;mso-wrap-distance-left:9pt;mso-wrap-distance-top:0;mso-wrap-distance-right:9pt;mso-wrap-distance-bottom:0;mso-position-horizontal:absolute;mso-position-horizontal-relative:text;mso-position-vertical:absolute;mso-position-vertical-relative:text;mso-width-percent:0;mso-height-percent:0;mso-width-relative:page;mso-height-relative:page;v-text-anchor:top" o:gfxdata="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" adj="-8580,9401">
+              <v:shape w14:anchorId="648F2455" id="AutoShape 9" o:spid="_x0000_s1034" type="#_x0000_t106" style="position:absolute;left:0;text-align:left;margin-left:322.2pt;margin-top:8pt;width:108.75pt;height:132pt;z-index:251664384;visibility:visible;mso-wrap-style:square;mso-width-percent:0;mso-height-percent:0;mso-wrap-distance-left:9pt;mso-wrap-distance-top:0;mso-wrap-distance-right:9pt;mso-wrap-distance-bottom:0;mso-position-horizontal:absolute;mso-position-horizontal-relative:text;mso-position-vertical:absolute;mso-position-vertical-relative:text;mso-width-percent:0;mso-height-percent:0;mso-width-relative:page;mso-height-relative:page;v-text-anchor:top" o:gfxdata="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" adj="-8580,9401">
                 <v:textbox inset="5.85pt,.7pt,5.85pt,.7pt">
                   <w:txbxContent>
                     <w:p>
@@ -3979,7 +4001,7 @@
         <mc:AlternateContent>
           <mc:Choice Requires="wps">
             <w:drawing>
-              <wp:anchor distT="0" distB="0" distL="114300" distR="114300" simplePos="0" relativeHeight="251663360" behindDoc="0" locked="0" layoutInCell="1" allowOverlap="1">
+              <wp:anchor distT="0" distB="0" distL="114300" distR="114300" simplePos="0" relativeHeight="251663360" behindDoc="0" locked="0" layoutInCell="1" allowOverlap="1" wp14:anchorId="648F2457" wp14:editId="648F2458">
                 <wp:simplePos x="0" y="0"/>
                 <wp:positionH relativeFrom="column">
                   <wp:posOffset>3263265</wp:posOffset>
@@ -4051,7 +4073,7 @@
         <mc:AlternateContent>
           <mc:Choice Requires="wps">
             <w:drawing>
-              <wp:anchor distT="0" distB="0" distL="114300" distR="114300" simplePos="0" relativeHeight="251662336" behindDoc="0" locked="0" layoutInCell="1" allowOverlap="1">
+              <wp:anchor distT="0" distB="0" distL="114300" distR="114300" simplePos="0" relativeHeight="251662336" behindDoc="0" locked="0" layoutInCell="1" allowOverlap="1" wp14:anchorId="648F2459" wp14:editId="648F245A">
                 <wp:simplePos x="0" y="0"/>
                 <wp:positionH relativeFrom="column">
                   <wp:posOffset>3263265</wp:posOffset>
@@ -4129,7 +4151,7 @@
         <mc:AlternateContent>
           <mc:Choice Requires="wps">
             <w:drawing>
-              <wp:anchor distT="0" distB="0" distL="114300" distR="114300" simplePos="0" relativeHeight="251659264" behindDoc="0" locked="0" layoutInCell="1" allowOverlap="1">
+              <wp:anchor distT="0" distB="0" distL="114300" distR="114300" simplePos="0" relativeHeight="251659264" behindDoc="0" locked="0" layoutInCell="1" allowOverlap="1" wp14:anchorId="648F245B" wp14:editId="648F245C">
                 <wp:simplePos x="0" y="0"/>
                 <wp:positionH relativeFrom="column">
                   <wp:posOffset>585470</wp:posOffset>
@@ -4202,7 +4224,7 @@
           </mc:Choice>
           <mc:Fallback>
             <w:pict>
-              <v:shape id="AutoShape 4" o:spid="_x0000_s1035" type="#_x0000_t63" style="position:absolute;left:0;text-align:left;margin-left:46.1pt;margin-top:12.5pt;width:179.25pt;height:62.25pt;z-index:251659264;visibility:visible;mso-wrap-style:square;mso-width-percent:0;mso-height-percent:0;mso-wrap-distance-left:9pt;mso-wrap-distance-top:0;mso-wrap-distance-right:9pt;mso-wrap-distance-bottom:0;mso-position-horizontal:absolute;mso-position-horizontal-relative:text;mso-position-vertical:absolute;mso-position-vertical-relative:text;mso-width-percent:0;mso-height-percent:0;mso-width-relative:page;mso-height-relative:page;v-text-anchor:top" o:gfxdata="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" adj="-2898,-21652">
+              <v:shape w14:anchorId="648F245B" id="AutoShape 4" o:spid="_x0000_s1035" type="#_x0000_t63" style="position:absolute;left:0;text-align:left;margin-left:46.1pt;margin-top:12.5pt;width:179.25pt;height:62.25pt;z-index:251659264;visibility:visible;mso-wrap-style:square;mso-width-percent:0;mso-height-percent:0;mso-wrap-distance-left:9pt;mso-wrap-distance-top:0;mso-wrap-distance-right:9pt;mso-wrap-distance-bottom:0;mso-position-horizontal:absolute;mso-position-horizontal-relative:text;mso-position-vertical:absolute;mso-position-vertical-relative:text;mso-width-percent:0;mso-height-percent:0;mso-width-relative:page;mso-height-relative:page;v-text-anchor:top" o:gfxdata="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" adj="-2898,-21652">
                 <v:textbox inset="5.85pt,.7pt,5.85pt,.7pt">
                   <w:txbxContent>
                     <w:p>
@@ -4835,7 +4857,7 @@
         <mc:AlternateContent>
           <mc:Choice Requires="wps">
             <w:drawing>
-              <wp:anchor distT="0" distB="0" distL="114300" distR="114300" simplePos="0" relativeHeight="251683840" behindDoc="0" locked="0" layoutInCell="1" allowOverlap="1">
+              <wp:anchor distT="0" distB="0" distL="114300" distR="114300" simplePos="0" relativeHeight="251683840" behindDoc="0" locked="0" layoutInCell="1" allowOverlap="1" wp14:anchorId="648F245D" wp14:editId="648F245E">
                 <wp:simplePos x="0" y="0"/>
                 <wp:positionH relativeFrom="column">
                   <wp:posOffset>3580130</wp:posOffset>
@@ -4905,11 +4927,11 @@
           </mc:Choice>
           <mc:Fallback>
             <w:pict>
-              <v:shapetype id="_x0000_t202" coordsize="21600,21600" o:spt="202" path="m,l,21600r21600,l21600,xe">
+              <v:shapetype w14:anchorId="648F245D" id="_x0000_t202" coordsize="21600,21600" o:spt="202" path="m,l,21600r21600,l21600,xe">
                 <v:stroke joinstyle="miter"/>
                 <v:path gradientshapeok="t" o:connecttype="rect"/>
               </v:shapetype>
-              <v:shape id="Text Box 27" o:spid="_x0000_s1036" type="#_x0000_t202" style="position:absolute;left:0;text-align:left;margin-left:281.9pt;margin-top:14.25pt;width:123.35pt;height:25.95pt;z-index:251683840;visibility:visible;mso-wrap-style:square;mso-width-percent:0;mso-height-percent:200;mso-wrap-distance-left:9pt;mso-wrap-distance-top:0;mso-wrap-distance-right:9pt;mso-wrap-distance-bottom:0;mso-position-horizontal:absolute;mso-position-horizontal-relative:text;mso-position-vertical:absolute;mso-position-vertical-relative:text;mso-width-percent:0;mso-height-percent:200;mso-width-relative:margin;mso-height-relative:margin;v-text-anchor:top" o:gfxdata="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">
+              <v:shape id="Text Box 27" o:spid="_x0000_s1036" type="#_x0000_t202" style="position:absolute;left:0;text-align:left;margin-left:281.9pt;margin-top:14.25pt;width:123.35pt;height:25.95pt;z-index:251683840;visibility:visible;mso-wrap-style:square;mso-width-percent:0;mso-height-percent:200;mso-wrap-distance-left:9pt;mso-wrap-distance-top:0;mso-wrap-distance-right:9pt;mso-wrap-distance-bottom:0;mso-position-horizontal:absolute;mso-position-horizontal-relative:text;mso-position-vertical:absolute;mso-position-vertical-relative:text;mso-width-percent:0;mso-height-percent:200;mso-width-relative:margin;mso-height-relative:margin;v-text-anchor:top" o:gfxdata="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">
                 <v:textbox style="mso-fit-shape-to-text:t">
                   <w:txbxContent>
                     <w:p>
@@ -4936,7 +4958,7 @@
         <mc:AlternateContent>
           <mc:Choice Requires="wps">
             <w:drawing>
-              <wp:anchor distT="0" distB="0" distL="114300" distR="114300" simplePos="0" relativeHeight="251687936" behindDoc="0" locked="0" layoutInCell="1" allowOverlap="1">
+              <wp:anchor distT="0" distB="0" distL="114300" distR="114300" simplePos="0" relativeHeight="251687936" behindDoc="0" locked="0" layoutInCell="1" allowOverlap="1" wp14:anchorId="648F245F" wp14:editId="648F2460">
                 <wp:simplePos x="0" y="0"/>
                 <wp:positionH relativeFrom="column">
                   <wp:posOffset>2857500</wp:posOffset>
@@ -5024,7 +5046,7 @@
         <mc:AlternateContent>
           <mc:Choice Requires="wps">
             <w:drawing>
-              <wp:anchor distT="0" distB="0" distL="114300" distR="114300" simplePos="0" relativeHeight="251688960" behindDoc="0" locked="0" layoutInCell="1" allowOverlap="1">
+              <wp:anchor distT="0" distB="0" distL="114300" distR="114300" simplePos="0" relativeHeight="251688960" behindDoc="0" locked="0" layoutInCell="1" allowOverlap="1" wp14:anchorId="648F2461" wp14:editId="648F2462">
                 <wp:simplePos x="0" y="0"/>
                 <wp:positionH relativeFrom="column">
                   <wp:posOffset>2857500</wp:posOffset>
@@ -5099,7 +5121,7 @@
         <mc:AlternateContent>
           <mc:Choice Requires="wps">
             <w:drawing>
-              <wp:anchor distT="0" distB="0" distL="114300" distR="114300" simplePos="0" relativeHeight="251681792" behindDoc="0" locked="0" layoutInCell="1" allowOverlap="1">
+              <wp:anchor distT="0" distB="0" distL="114300" distR="114300" simplePos="0" relativeHeight="251681792" behindDoc="0" locked="0" layoutInCell="1" allowOverlap="1" wp14:anchorId="648F2463" wp14:editId="648F2464">
                 <wp:simplePos x="0" y="0"/>
                 <wp:positionH relativeFrom="column">
                   <wp:posOffset>1889760</wp:posOffset>
@@ -5169,7 +5191,7 @@
           </mc:Choice>
           <mc:Fallback>
             <w:pict>
-              <v:shape id="Text Box 25" o:spid="_x0000_s1037" type="#_x0000_t202" style="position:absolute;left:0;text-align:left;margin-left:148.8pt;margin-top:1.35pt;width:75.75pt;height:25.95pt;z-index:251681792;visibility:visible;mso-wrap-style:square;mso-width-percent:0;mso-height-percent:200;mso-wrap-distance-left:9pt;mso-wrap-distance-top:0;mso-wrap-distance-right:9pt;mso-wrap-distance-bottom:0;mso-position-horizontal:absolute;mso-position-horizontal-relative:text;mso-position-vertical:absolute;mso-position-vertical-relative:text;mso-width-percent:0;mso-height-percent:200;mso-width-relative:margin;mso-height-relative:margin;v-text-anchor:top" o:gfxdata="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">
+              <v:shape w14:anchorId="648F2463" id="Text Box 25" o:spid="_x0000_s1037" type="#_x0000_t202" style="position:absolute;left:0;text-align:left;margin-left:148.8pt;margin-top:1.35pt;width:75.75pt;height:25.95pt;z-index:251681792;visibility:visible;mso-wrap-style:square;mso-width-percent:0;mso-height-percent:200;mso-wrap-distance-left:9pt;mso-wrap-distance-top:0;mso-wrap-distance-right:9pt;mso-wrap-distance-bottom:0;mso-position-horizontal:absolute;mso-position-horizontal-relative:text;mso-position-vertical:absolute;mso-position-vertical-relative:text;mso-width-percent:0;mso-height-percent:200;mso-width-relative:margin;mso-height-relative:margin;v-text-anchor:top" o:gfxdata="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">
                 <v:textbox style="mso-fit-shape-to-text:t">
                   <w:txbxContent>
                     <w:p>
@@ -5194,7 +5216,7 @@
         <mc:AlternateContent>
           <mc:Choice Requires="wps">
             <w:drawing>
-              <wp:anchor distT="0" distB="0" distL="114300" distR="114300" simplePos="0" relativeHeight="251684864" behindDoc="0" locked="0" layoutInCell="1" allowOverlap="1">
+              <wp:anchor distT="0" distB="0" distL="114300" distR="114300" simplePos="0" relativeHeight="251684864" behindDoc="0" locked="0" layoutInCell="1" allowOverlap="1" wp14:anchorId="648F2465" wp14:editId="648F2466">
                 <wp:simplePos x="0" y="0"/>
                 <wp:positionH relativeFrom="column">
                   <wp:posOffset>3585210</wp:posOffset>
@@ -5264,7 +5286,7 @@
           </mc:Choice>
           <mc:Fallback>
             <w:pict>
-              <v:shape id="Text Box 28" o:spid="_x0000_s1038" type="#_x0000_t202" style="position:absolute;left:0;text-align:left;margin-left:282.3pt;margin-top:8.75pt;width:123.35pt;height:25.95pt;z-index:251684864;visibility:visible;mso-wrap-style:square;mso-width-percent:0;mso-height-percent:200;mso-wrap-distance-left:9pt;mso-wrap-distance-top:0;mso-wrap-distance-right:9pt;mso-wrap-distance-bottom:0;mso-position-horizontal:absolute;mso-position-horizontal-relative:text;mso-position-vertical:absolute;mso-position-vertical-relative:text;mso-width-percent:0;mso-height-percent:200;mso-width-relative:margin;mso-height-relative:margin;v-text-anchor:top" o:gfxdata="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">
+              <v:shape w14:anchorId="648F2465" id="Text Box 28" o:spid="_x0000_s1038" type="#_x0000_t202" style="position:absolute;left:0;text-align:left;margin-left:282.3pt;margin-top:8.75pt;width:123.35pt;height:25.95pt;z-index:251684864;visibility:visible;mso-wrap-style:square;mso-width-percent:0;mso-height-percent:200;mso-wrap-distance-left:9pt;mso-wrap-distance-top:0;mso-wrap-distance-right:9pt;mso-wrap-distance-bottom:0;mso-position-horizontal:absolute;mso-position-horizontal-relative:text;mso-position-vertical:absolute;mso-position-vertical-relative:text;mso-width-percent:0;mso-height-percent:200;mso-width-relative:margin;mso-height-relative:margin;v-text-anchor:top" o:gfxdata="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">
                 <v:textbox style="mso-fit-shape-to-text:t">
                   <w:txbxContent>
                     <w:p>
@@ -5289,7 +5311,7 @@
         <mc:AlternateContent>
           <mc:Choice Requires="wpg">
             <w:drawing>
-              <wp:anchor distT="0" distB="0" distL="114300" distR="114300" simplePos="0" relativeHeight="251679744" behindDoc="0" locked="0" layoutInCell="1" allowOverlap="1">
+              <wp:anchor distT="0" distB="0" distL="114300" distR="114300" simplePos="0" relativeHeight="251679744" behindDoc="0" locked="0" layoutInCell="1" allowOverlap="1" wp14:anchorId="648F2467" wp14:editId="648F2468">
                 <wp:simplePos x="0" y="0"/>
                 <wp:positionH relativeFrom="column">
                   <wp:posOffset>600710</wp:posOffset>
@@ -5951,7 +5973,7 @@
         <mc:AlternateContent>
           <mc:Choice Requires="wps">
             <w:drawing>
-              <wp:anchor distT="0" distB="0" distL="114300" distR="114300" simplePos="0" relativeHeight="251685888" behindDoc="0" locked="0" layoutInCell="1" allowOverlap="1">
+              <wp:anchor distT="0" distB="0" distL="114300" distR="114300" simplePos="0" relativeHeight="251685888" behindDoc="0" locked="0" layoutInCell="1" allowOverlap="1" wp14:anchorId="648F2469" wp14:editId="648F246A">
                 <wp:simplePos x="0" y="0"/>
                 <wp:positionH relativeFrom="column">
                   <wp:posOffset>3590290</wp:posOffset>
@@ -6021,7 +6043,7 @@
           </mc:Choice>
           <mc:Fallback>
             <w:pict>
-              <v:shape id="Text Box 29" o:spid="_x0000_s1039" type="#_x0000_t202" style="position:absolute;left:0;text-align:left;margin-left:282.7pt;margin-top:2.15pt;width:123.35pt;height:43.95pt;z-index:251685888;visibility:visible;mso-wrap-style:square;mso-width-percent:0;mso-height-percent:200;mso-wrap-distance-left:9pt;mso-wrap-distance-top:0;mso-wrap-distance-right:9pt;mso-wrap-distance-bottom:0;mso-position-horizontal:absolute;mso-position-horizontal-relative:text;mso-position-vertical:absolute;mso-position-vertical-relative:text;mso-width-percent:0;mso-height-percent:200;mso-width-relative:margin;mso-height-relative:margin;v-text-anchor:top" o:gfxdata="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">
+              <v:shape w14:anchorId="648F2469" id="Text Box 29" o:spid="_x0000_s1039" type="#_x0000_t202" style="position:absolute;left:0;text-align:left;margin-left:282.7pt;margin-top:2.15pt;width:123.35pt;height:43.95pt;z-index:251685888;visibility:visible;mso-wrap-style:square;mso-width-percent:0;mso-height-percent:200;mso-wrap-distance-left:9pt;mso-wrap-distance-top:0;mso-wrap-distance-right:9pt;mso-wrap-distance-bottom:0;mso-position-horizontal:absolute;mso-position-horizontal-relative:text;mso-position-vertical:absolute;mso-position-vertical-relative:text;mso-width-percent:0;mso-height-percent:200;mso-width-relative:margin;mso-height-relative:margin;v-text-anchor:top" o:gfxdata="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">
                 <v:textbox style="mso-fit-shape-to-text:t">
                   <w:txbxContent>
                     <w:p>
@@ -6048,7 +6070,7 @@
         <mc:AlternateContent>
           <mc:Choice Requires="wps">
             <w:drawing>
-              <wp:anchor distT="0" distB="0" distL="114300" distR="114300" simplePos="0" relativeHeight="251689984" behindDoc="0" locked="0" layoutInCell="1" allowOverlap="1">
+              <wp:anchor distT="0" distB="0" distL="114300" distR="114300" simplePos="0" relativeHeight="251689984" behindDoc="0" locked="0" layoutInCell="1" allowOverlap="1" wp14:anchorId="648F246B" wp14:editId="648F246C">
                 <wp:simplePos x="0" y="0"/>
                 <wp:positionH relativeFrom="column">
                   <wp:posOffset>2863215</wp:posOffset>
@@ -6123,7 +6145,7 @@
         <mc:AlternateContent>
           <mc:Choice Requires="wps">
             <w:drawing>
-              <wp:anchor distT="0" distB="0" distL="114300" distR="114300" simplePos="0" relativeHeight="251682816" behindDoc="0" locked="0" layoutInCell="1" allowOverlap="1">
+              <wp:anchor distT="0" distB="0" distL="114300" distR="114300" simplePos="0" relativeHeight="251682816" behindDoc="0" locked="0" layoutInCell="1" allowOverlap="1" wp14:anchorId="648F246D" wp14:editId="648F246E">
                 <wp:simplePos x="0" y="0"/>
                 <wp:positionH relativeFrom="column">
                   <wp:posOffset>1901190</wp:posOffset>
@@ -6193,7 +6215,7 @@
           </mc:Choice>
           <mc:Fallback>
             <w:pict>
-              <v:shape id="Text Box 26" o:spid="_x0000_s1040" type="#_x0000_t202" style="position:absolute;left:0;text-align:left;margin-left:149.7pt;margin-top:17.15pt;width:75.3pt;height:25.95pt;z-index:251682816;visibility:visible;mso-wrap-style:square;mso-width-percent:0;mso-height-percent:200;mso-wrap-distance-left:9pt;mso-wrap-distance-top:0;mso-wrap-distance-right:9pt;mso-wrap-distance-bottom:0;mso-position-horizontal:absolute;mso-position-horizontal-relative:text;mso-position-vertical:absolute;mso-position-vertical-relative:text;mso-width-percent:0;mso-height-percent:200;mso-width-relative:margin;mso-height-relative:margin;v-text-anchor:top" o:gfxdata="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">
+              <v:shape w14:anchorId="648F246D" id="Text Box 26" o:spid="_x0000_s1040" type="#_x0000_t202" style="position:absolute;left:0;text-align:left;margin-left:149.7pt;margin-top:17.15pt;width:75.3pt;height:25.95pt;z-index:251682816;visibility:visible;mso-wrap-style:square;mso-width-percent:0;mso-height-percent:200;mso-wrap-distance-left:9pt;mso-wrap-distance-top:0;mso-wrap-distance-right:9pt;mso-wrap-distance-bottom:0;mso-position-horizontal:absolute;mso-position-horizontal-relative:text;mso-position-vertical:absolute;mso-position-vertical-relative:text;mso-width-percent:0;mso-height-percent:200;mso-width-relative:margin;mso-height-relative:margin;v-text-anchor:top" o:gfxdata="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">
                 <v:textbox style="mso-fit-shape-to-text:t">
                   <w:txbxContent>
                     <w:p>
@@ -6220,7 +6242,7 @@
         <mc:AlternateContent>
           <mc:Choice Requires="wps">
             <w:drawing>
-              <wp:anchor distT="0" distB="0" distL="114300" distR="114300" simplePos="0" relativeHeight="251691008" behindDoc="0" locked="0" layoutInCell="1" allowOverlap="1">
+              <wp:anchor distT="0" distB="0" distL="114300" distR="114300" simplePos="0" relativeHeight="251691008" behindDoc="0" locked="0" layoutInCell="1" allowOverlap="1" wp14:anchorId="648F246F" wp14:editId="648F2470">
                 <wp:simplePos x="0" y="0"/>
                 <wp:positionH relativeFrom="column">
                   <wp:posOffset>2863215</wp:posOffset>
@@ -6297,7 +6319,7 @@
         <mc:AlternateContent>
           <mc:Choice Requires="wps">
             <w:drawing>
-              <wp:anchor distT="0" distB="0" distL="114300" distR="114300" simplePos="0" relativeHeight="251686912" behindDoc="0" locked="0" layoutInCell="1" allowOverlap="1">
+              <wp:anchor distT="0" distB="0" distL="114300" distR="114300" simplePos="0" relativeHeight="251686912" behindDoc="0" locked="0" layoutInCell="1" allowOverlap="1" wp14:anchorId="648F2471" wp14:editId="648F2472">
                 <wp:simplePos x="0" y="0"/>
                 <wp:positionH relativeFrom="column">
                   <wp:posOffset>3595370</wp:posOffset>
@@ -6367,7 +6389,7 @@
           </mc:Choice>
           <mc:Fallback>
             <w:pict>
-              <v:shape id="Text Box 30" o:spid="_x0000_s1041" type="#_x0000_t202" style="position:absolute;left:0;text-align:left;margin-left:283.1pt;margin-top:4.6pt;width:123.35pt;height:25.95pt;z-index:251686912;visibility:visible;mso-wrap-style:square;mso-width-percent:0;mso-height-percent:200;mso-wrap-distance-left:9pt;mso-wrap-distance-top:0;mso-wrap-distance-right:9pt;mso-wrap-distance-bottom:0;mso-position-horizontal:absolute;mso-position-horizontal-relative:text;mso-position-vertical:absolute;mso-position-vertical-relative:text;mso-width-percent:0;mso-height-percent:200;mso-width-relative:margin;mso-height-relative:margin;v-text-anchor:top" o:gfxdata="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">
+              <v:shape w14:anchorId="648F2471" id="Text Box 30" o:spid="_x0000_s1041" type="#_x0000_t202" style="position:absolute;left:0;text-align:left;margin-left:283.1pt;margin-top:4.6pt;width:123.35pt;height:25.95pt;z-index:251686912;visibility:visible;mso-wrap-style:square;mso-width-percent:0;mso-height-percent:200;mso-wrap-distance-left:9pt;mso-wrap-distance-top:0;mso-wrap-distance-right:9pt;mso-wrap-distance-bottom:0;mso-position-horizontal:absolute;mso-position-horizontal-relative:text;mso-position-vertical:absolute;mso-position-vertical-relative:text;mso-width-percent:0;mso-height-percent:200;mso-width-relative:margin;mso-height-relative:margin;v-text-anchor:top" o:gfxdata="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">
                 <v:textbox style="mso-fit-shape-to-text:t">
                   <w:txbxContent>
                     <w:p>
@@ -6527,7 +6549,7 @@
         <mc:AlternateContent>
           <mc:Choice Requires="wps">
             <w:drawing>
-              <wp:anchor distT="0" distB="0" distL="114300" distR="114300" simplePos="0" relativeHeight="251696128" behindDoc="0" locked="0" layoutInCell="1" allowOverlap="1">
+              <wp:anchor distT="0" distB="0" distL="114300" distR="114300" simplePos="0" relativeHeight="251696128" behindDoc="0" locked="0" layoutInCell="1" allowOverlap="1" wp14:anchorId="648F2473" wp14:editId="648F2474">
                 <wp:simplePos x="0" y="0"/>
                 <wp:positionH relativeFrom="column">
                   <wp:posOffset>3580130</wp:posOffset>
@@ -6597,7 +6619,7 @@
           </mc:Choice>
           <mc:Fallback>
             <w:pict>
-              <v:shape id="Text Box 45" o:spid="_x0000_s1042" type="#_x0000_t202" style="position:absolute;left:0;text-align:left;margin-left:281.9pt;margin-top:14.25pt;width:123.35pt;height:25.95pt;z-index:251696128;visibility:visible;mso-wrap-style:square;mso-width-percent:0;mso-height-percent:200;mso-wrap-distance-left:9pt;mso-wrap-distance-top:0;mso-wrap-distance-right:9pt;mso-wrap-distance-bottom:0;mso-position-horizontal:absolute;mso-position-horizontal-relative:text;mso-position-vertical:absolute;mso-position-vertical-relative:text;mso-width-percent:0;mso-height-percent:200;mso-width-relative:margin;mso-height-relative:margin;v-text-anchor:top" o:gfxdata="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">
+              <v:shape w14:anchorId="648F2473" id="Text Box 45" o:spid="_x0000_s1042" type="#_x0000_t202" style="position:absolute;left:0;text-align:left;margin-left:281.9pt;margin-top:14.25pt;width:123.35pt;height:25.95pt;z-index:251696128;visibility:visible;mso-wrap-style:square;mso-width-percent:0;mso-height-percent:200;mso-wrap-distance-left:9pt;mso-wrap-distance-top:0;mso-wrap-distance-right:9pt;mso-wrap-distance-bottom:0;mso-position-horizontal:absolute;mso-position-horizontal-relative:text;mso-position-vertical:absolute;mso-position-vertical-relative:text;mso-width-percent:0;mso-height-percent:200;mso-width-relative:margin;mso-height-relative:margin;v-text-anchor:top" o:gfxdata="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">
                 <v:textbox style="mso-fit-shape-to-text:t">
                   <w:txbxContent>
                     <w:p>
@@ -6624,7 +6646,7 @@
         <mc:AlternateContent>
           <mc:Choice Requires="wps">
             <w:drawing>
-              <wp:anchor distT="0" distB="0" distL="114300" distR="114300" simplePos="0" relativeHeight="251700224" behindDoc="0" locked="0" layoutInCell="1" allowOverlap="1">
+              <wp:anchor distT="0" distB="0" distL="114300" distR="114300" simplePos="0" relativeHeight="251700224" behindDoc="0" locked="0" layoutInCell="1" allowOverlap="1" wp14:anchorId="648F2475" wp14:editId="648F2476">
                 <wp:simplePos x="0" y="0"/>
                 <wp:positionH relativeFrom="column">
                   <wp:posOffset>2857500</wp:posOffset>
@@ -6701,7 +6723,7 @@
         <mc:AlternateContent>
           <mc:Choice Requires="wps">
             <w:drawing>
-              <wp:anchor distT="0" distB="0" distL="114300" distR="114300" simplePos="0" relativeHeight="251701248" behindDoc="0" locked="0" layoutInCell="1" allowOverlap="1">
+              <wp:anchor distT="0" distB="0" distL="114300" distR="114300" simplePos="0" relativeHeight="251701248" behindDoc="0" locked="0" layoutInCell="1" allowOverlap="1" wp14:anchorId="648F2477" wp14:editId="648F2478">
                 <wp:simplePos x="0" y="0"/>
                 <wp:positionH relativeFrom="column">
                   <wp:posOffset>2857500</wp:posOffset>
@@ -6776,7 +6798,7 @@
         <mc:AlternateContent>
           <mc:Choice Requires="wps">
             <w:drawing>
-              <wp:anchor distT="0" distB="0" distL="114300" distR="114300" simplePos="0" relativeHeight="251694080" behindDoc="0" locked="0" layoutInCell="1" allowOverlap="1">
+              <wp:anchor distT="0" distB="0" distL="114300" distR="114300" simplePos="0" relativeHeight="251694080" behindDoc="0" locked="0" layoutInCell="1" allowOverlap="1" wp14:anchorId="648F2479" wp14:editId="648F247A">
                 <wp:simplePos x="0" y="0"/>
                 <wp:positionH relativeFrom="column">
                   <wp:posOffset>1889760</wp:posOffset>
@@ -6846,7 +6868,7 @@
           </mc:Choice>
           <mc:Fallback>
             <w:pict>
-              <v:shape id="Text Box 43" o:spid="_x0000_s1043" type="#_x0000_t202" style="position:absolute;left:0;text-align:left;margin-left:148.8pt;margin-top:1.35pt;width:75.75pt;height:25.95pt;z-index:251694080;visibility:visible;mso-wrap-style:square;mso-width-percent:0;mso-height-percent:200;mso-wrap-distance-left:9pt;mso-wrap-distance-top:0;mso-wrap-distance-right:9pt;mso-wrap-distance-bottom:0;mso-position-horizontal:absolute;mso-position-horizontal-relative:text;mso-position-vertical:absolute;mso-position-vertical-relative:text;mso-width-percent:0;mso-height-percent:200;mso-width-relative:margin;mso-height-relative:margin;v-text-anchor:top" o:gfxdata="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">
+              <v:shape w14:anchorId="648F2479" id="Text Box 43" o:spid="_x0000_s1043" type="#_x0000_t202" style="position:absolute;left:0;text-align:left;margin-left:148.8pt;margin-top:1.35pt;width:75.75pt;height:25.95pt;z-index:251694080;visibility:visible;mso-wrap-style:square;mso-width-percent:0;mso-height-percent:200;mso-wrap-distance-left:9pt;mso-wrap-distance-top:0;mso-wrap-distance-right:9pt;mso-wrap-distance-bottom:0;mso-position-horizontal:absolute;mso-position-horizontal-relative:text;mso-position-vertical:absolute;mso-position-vertical-relative:text;mso-width-percent:0;mso-height-percent:200;mso-width-relative:margin;mso-height-relative:margin;v-text-anchor:top" o:gfxdata="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">
                 <v:textbox style="mso-fit-shape-to-text:t">
                   <w:txbxContent>
                     <w:p>
@@ -6871,7 +6893,7 @@
         <mc:AlternateContent>
           <mc:Choice Requires="wps">
             <w:drawing>
-              <wp:anchor distT="0" distB="0" distL="114300" distR="114300" simplePos="0" relativeHeight="251697152" behindDoc="0" locked="0" layoutInCell="1" allowOverlap="1">
+              <wp:anchor distT="0" distB="0" distL="114300" distR="114300" simplePos="0" relativeHeight="251697152" behindDoc="0" locked="0" layoutInCell="1" allowOverlap="1" wp14:anchorId="648F247B" wp14:editId="648F247C">
                 <wp:simplePos x="0" y="0"/>
                 <wp:positionH relativeFrom="column">
                   <wp:posOffset>3585210</wp:posOffset>
@@ -6941,7 +6963,7 @@
           </mc:Choice>
           <mc:Fallback>
             <w:pict>
-              <v:shape id="Text Box 46" o:spid="_x0000_s1044" type="#_x0000_t202" style="position:absolute;left:0;text-align:left;margin-left:282.3pt;margin-top:8.75pt;width:123.35pt;height:25.95pt;z-index:251697152;visibility:visible;mso-wrap-style:square;mso-width-percent:0;mso-height-percent:200;mso-wrap-distance-left:9pt;mso-wrap-distance-top:0;mso-wrap-distance-right:9pt;mso-wrap-distance-bottom:0;mso-position-horizontal:absolute;mso-position-horizontal-relative:text;mso-position-vertical:absolute;mso-position-vertical-relative:text;mso-width-percent:0;mso-height-percent:200;mso-width-relative:margin;mso-height-relative:margin;v-text-anchor:top" o:gfxdata="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">
+              <v:shape w14:anchorId="648F247B" id="Text Box 46" o:spid="_x0000_s1044" type="#_x0000_t202" style="position:absolute;left:0;text-align:left;margin-left:282.3pt;margin-top:8.75pt;width:123.35pt;height:25.95pt;z-index:251697152;visibility:visible;mso-wrap-style:square;mso-width-percent:0;mso-height-percent:200;mso-wrap-distance-left:9pt;mso-wrap-distance-top:0;mso-wrap-distance-right:9pt;mso-wrap-distance-bottom:0;mso-position-horizontal:absolute;mso-position-horizontal-relative:text;mso-position-vertical:absolute;mso-position-vertical-relative:text;mso-width-percent:0;mso-height-percent:200;mso-width-relative:margin;mso-height-relative:margin;v-text-anchor:top" o:gfxdata="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">
                 <v:textbox style="mso-fit-shape-to-text:t">
                   <w:txbxContent>
                     <w:p>
@@ -6970,7 +6992,7 @@
           <w:noProof/>
         </w:rPr>
         <w:drawing>
-          <wp:inline distT="0" distB="0" distL="0" distR="0">
+          <wp:inline distT="0" distB="0" distL="0" distR="0" wp14:anchorId="648F247D" wp14:editId="648F247E">
             <wp:extent cx="1180465" cy="525145"/>
             <wp:effectExtent l="19050" t="0" r="635" b="0"/>
             <wp:docPr id="6" name="図 2"/>
@@ -7024,7 +7046,7 @@
         <mc:AlternateContent>
           <mc:Choice Requires="wps">
             <w:drawing>
-              <wp:anchor distT="0" distB="0" distL="114300" distR="114300" simplePos="0" relativeHeight="251702272" behindDoc="0" locked="0" layoutInCell="1" allowOverlap="1">
+              <wp:anchor distT="0" distB="0" distL="114300" distR="114300" simplePos="0" relativeHeight="251702272" behindDoc="0" locked="0" layoutInCell="1" allowOverlap="1" wp14:anchorId="648F247F" wp14:editId="648F2480">
                 <wp:simplePos x="0" y="0"/>
                 <wp:positionH relativeFrom="column">
                   <wp:posOffset>2863215</wp:posOffset>
@@ -7099,7 +7121,7 @@
         <mc:AlternateContent>
           <mc:Choice Requires="wps">
             <w:drawing>
-              <wp:anchor distT="0" distB="0" distL="114300" distR="114300" simplePos="0" relativeHeight="251698176" behindDoc="0" locked="0" layoutInCell="1" allowOverlap="1">
+              <wp:anchor distT="0" distB="0" distL="114300" distR="114300" simplePos="0" relativeHeight="251698176" behindDoc="0" locked="0" layoutInCell="1" allowOverlap="1" wp14:anchorId="648F2481" wp14:editId="648F2482">
                 <wp:simplePos x="0" y="0"/>
                 <wp:positionH relativeFrom="column">
                   <wp:posOffset>3590290</wp:posOffset>
@@ -7169,7 +7191,7 @@
           </mc:Choice>
           <mc:Fallback>
             <w:pict>
-              <v:shape id="Text Box 47" o:spid="_x0000_s1045" type="#_x0000_t202" style="position:absolute;left:0;text-align:left;margin-left:282.7pt;margin-top:2.15pt;width:123.35pt;height:25.95pt;z-index:251698176;visibility:visible;mso-wrap-style:square;mso-width-percent:0;mso-height-percent:200;mso-wrap-distance-left:9pt;mso-wrap-distance-top:0;mso-wrap-distance-right:9pt;mso-wrap-distance-bottom:0;mso-position-horizontal:absolute;mso-position-horizontal-relative:text;mso-position-vertical:absolute;mso-position-vertical-relative:text;mso-width-percent:0;mso-height-percent:200;mso-width-relative:margin;mso-height-relative:margin;v-text-anchor:top" o:gfxdata="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">
+              <v:shape w14:anchorId="648F2481" id="Text Box 47" o:spid="_x0000_s1045" type="#_x0000_t202" style="position:absolute;left:0;text-align:left;margin-left:282.7pt;margin-top:2.15pt;width:123.35pt;height:25.95pt;z-index:251698176;visibility:visible;mso-wrap-style:square;mso-width-percent:0;mso-height-percent:200;mso-wrap-distance-left:9pt;mso-wrap-distance-top:0;mso-wrap-distance-right:9pt;mso-wrap-distance-bottom:0;mso-position-horizontal:absolute;mso-position-horizontal-relative:text;mso-position-vertical:absolute;mso-position-vertical-relative:text;mso-width-percent:0;mso-height-percent:200;mso-width-relative:margin;mso-height-relative:margin;v-text-anchor:top" o:gfxdata="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">
                 <v:textbox style="mso-fit-shape-to-text:t">
                   <w:txbxContent>
                     <w:p>
@@ -7194,7 +7216,7 @@
         <mc:AlternateContent>
           <mc:Choice Requires="wps">
             <w:drawing>
-              <wp:anchor distT="0" distB="0" distL="114300" distR="114300" simplePos="0" relativeHeight="251695104" behindDoc="0" locked="0" layoutInCell="1" allowOverlap="1">
+              <wp:anchor distT="0" distB="0" distL="114300" distR="114300" simplePos="0" relativeHeight="251695104" behindDoc="0" locked="0" layoutInCell="1" allowOverlap="1" wp14:anchorId="648F2483" wp14:editId="648F2484">
                 <wp:simplePos x="0" y="0"/>
                 <wp:positionH relativeFrom="column">
                   <wp:posOffset>1901190</wp:posOffset>
@@ -7264,7 +7286,7 @@
           </mc:Choice>
           <mc:Fallback>
             <w:pict>
-              <v:shape id="Text Box 44" o:spid="_x0000_s1046" type="#_x0000_t202" style="position:absolute;left:0;text-align:left;margin-left:149.7pt;margin-top:17.15pt;width:75.3pt;height:25.95pt;z-index:251695104;visibility:visible;mso-wrap-style:square;mso-width-percent:0;mso-height-percent:200;mso-wrap-distance-left:9pt;mso-wrap-distance-top:0;mso-wrap-distance-right:9pt;mso-wrap-distance-bottom:0;mso-position-horizontal:absolute;mso-position-horizontal-relative:text;mso-position-vertical:absolute;mso-position-vertical-relative:text;mso-width-percent:0;mso-height-percent:200;mso-width-relative:margin;mso-height-relative:margin;v-text-anchor:top" o:gfxdata="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">
+              <v:shape w14:anchorId="648F2483" id="Text Box 44" o:spid="_x0000_s1046" type="#_x0000_t202" style="position:absolute;left:0;text-align:left;margin-left:149.7pt;margin-top:17.15pt;width:75.3pt;height:25.95pt;z-index:251695104;visibility:visible;mso-wrap-style:square;mso-width-percent:0;mso-height-percent:200;mso-wrap-distance-left:9pt;mso-wrap-distance-top:0;mso-wrap-distance-right:9pt;mso-wrap-distance-bottom:0;mso-position-horizontal:absolute;mso-position-horizontal-relative:text;mso-position-vertical:absolute;mso-position-vertical-relative:text;mso-width-percent:0;mso-height-percent:200;mso-width-relative:margin;mso-height-relative:margin;v-text-anchor:top" o:gfxdata="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">
                 <v:textbox style="mso-fit-shape-to-text:t">
                   <w:txbxContent>
                     <w:p>
@@ -7291,7 +7313,7 @@
         <mc:AlternateContent>
           <mc:Choice Requires="wps">
             <w:drawing>
-              <wp:anchor distT="0" distB="0" distL="114300" distR="114300" simplePos="0" relativeHeight="251703296" behindDoc="0" locked="0" layoutInCell="1" allowOverlap="1">
+              <wp:anchor distT="0" distB="0" distL="114300" distR="114300" simplePos="0" relativeHeight="251703296" behindDoc="0" locked="0" layoutInCell="1" allowOverlap="1" wp14:anchorId="648F2485" wp14:editId="648F2486">
                 <wp:simplePos x="0" y="0"/>
                 <wp:positionH relativeFrom="column">
                   <wp:posOffset>2857500</wp:posOffset>
@@ -7368,7 +7390,7 @@
         <mc:AlternateContent>
           <mc:Choice Requires="wps">
             <w:drawing>
-              <wp:anchor distT="0" distB="0" distL="114300" distR="114300" simplePos="0" relativeHeight="251699200" behindDoc="0" locked="0" layoutInCell="1" allowOverlap="1">
+              <wp:anchor distT="0" distB="0" distL="114300" distR="114300" simplePos="0" relativeHeight="251699200" behindDoc="0" locked="0" layoutInCell="1" allowOverlap="1" wp14:anchorId="648F2487" wp14:editId="648F2488">
                 <wp:simplePos x="0" y="0"/>
                 <wp:positionH relativeFrom="column">
                   <wp:posOffset>3592830</wp:posOffset>
@@ -7438,7 +7460,7 @@
           </mc:Choice>
           <mc:Fallback>
             <w:pict>
-              <v:shape id="Text Box 48" o:spid="_x0000_s1047" type="#_x0000_t202" style="position:absolute;left:0;text-align:left;margin-left:282.9pt;margin-top:7.5pt;width:123.35pt;height:25.95pt;z-index:251699200;visibility:visible;mso-wrap-style:square;mso-width-percent:0;mso-height-percent:200;mso-wrap-distance-left:9pt;mso-wrap-distance-top:0;mso-wrap-distance-right:9pt;mso-wrap-distance-bottom:0;mso-position-horizontal:absolute;mso-position-horizontal-relative:text;mso-position-vertical:absolute;mso-position-vertical-relative:text;mso-width-percent:0;mso-height-percent:200;mso-width-relative:margin;mso-height-relative:margin;v-text-anchor:top" o:gfxdata="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">
+              <v:shape w14:anchorId="648F2487" id="Text Box 48" o:spid="_x0000_s1047" type="#_x0000_t202" style="position:absolute;left:0;text-align:left;margin-left:282.9pt;margin-top:7.5pt;width:123.35pt;height:25.95pt;z-index:251699200;visibility:visible;mso-wrap-style:square;mso-width-percent:0;mso-height-percent:200;mso-wrap-distance-left:9pt;mso-wrap-distance-top:0;mso-wrap-distance-right:9pt;mso-wrap-distance-bottom:0;mso-position-horizontal:absolute;mso-position-horizontal-relative:text;mso-position-vertical:absolute;mso-position-vertical-relative:text;mso-width-percent:0;mso-height-percent:200;mso-width-relative:margin;mso-height-relative:margin;v-text-anchor:top" o:gfxdata="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">
                 <v:textbox style="mso-fit-shape-to-text:t">
                   <w:txbxContent>
                     <w:p>
@@ -7628,7 +7650,7 @@
         <mc:AlternateContent>
           <mc:Choice Requires="wps">
             <w:drawing>
-              <wp:anchor distT="0" distB="0" distL="114300" distR="114300" simplePos="0" relativeHeight="251670528" behindDoc="0" locked="0" layoutInCell="1" allowOverlap="1">
+              <wp:anchor distT="0" distB="0" distL="114300" distR="114300" simplePos="0" relativeHeight="251670528" behindDoc="0" locked="0" layoutInCell="1" allowOverlap="1" wp14:anchorId="648F2489" wp14:editId="648F248A">
                 <wp:simplePos x="0" y="0"/>
                 <wp:positionH relativeFrom="column">
                   <wp:posOffset>4025265</wp:posOffset>
@@ -7709,7 +7731,7 @@
           </mc:Choice>
           <mc:Fallback>
             <w:pict>
-              <v:shape id="AutoShape 14" o:spid="_x0000_s1048" type="#_x0000_t106" style="position:absolute;left:0;text-align:left;margin-left:316.95pt;margin-top:16.25pt;width:107.25pt;height:138.75pt;z-index:251670528;visibility:visible;mso-wrap-style:square;mso-width-percent:0;mso-height-percent:0;mso-wrap-distance-left:9pt;mso-wrap-distance-top:0;mso-wrap-distance-right:9pt;mso-wrap-distance-bottom:0;mso-position-horizontal:absolute;mso-position-horizontal-relative:text;mso-position-vertical:absolute;mso-position-vertical-relative:text;mso-width-percent:0;mso-height-percent:0;mso-width-relative:page;mso-height-relative:page;v-text-anchor:top" o:gfxdata="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" adj="-9607,13264">
+              <v:shape w14:anchorId="648F2489" id="AutoShape 14" o:spid="_x0000_s1048" type="#_x0000_t106" style="position:absolute;left:0;text-align:left;margin-left:316.95pt;margin-top:16.25pt;width:107.25pt;height:138.75pt;z-index:251670528;visibility:visible;mso-wrap-style:square;mso-width-percent:0;mso-height-percent:0;mso-wrap-distance-left:9pt;mso-wrap-distance-top:0;mso-wrap-distance-right:9pt;mso-wrap-distance-bottom:0;mso-position-horizontal:absolute;mso-position-horizontal-relative:text;mso-position-vertical:absolute;mso-position-vertical-relative:text;mso-width-percent:0;mso-height-percent:0;mso-width-relative:page;mso-height-relative:page;v-text-anchor:top" o:gfxdata="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" adj="-9607,13264">
                 <v:textbox inset="5.85pt,.7pt,5.85pt,.7pt">
                   <w:txbxContent>
                     <w:p>
@@ -7745,7 +7767,7 @@
         <mc:AlternateContent>
           <mc:Choice Requires="wps">
             <w:drawing>
-              <wp:anchor distT="0" distB="0" distL="114300" distR="114300" simplePos="0" relativeHeight="251666432" behindDoc="0" locked="0" layoutInCell="1" allowOverlap="1">
+              <wp:anchor distT="0" distB="0" distL="114300" distR="114300" simplePos="0" relativeHeight="251666432" behindDoc="0" locked="0" layoutInCell="1" allowOverlap="1" wp14:anchorId="648F248B" wp14:editId="648F248C">
                 <wp:simplePos x="0" y="0"/>
                 <wp:positionH relativeFrom="column">
                   <wp:posOffset>815340</wp:posOffset>
@@ -7818,7 +7840,7 @@
           </mc:Choice>
           <mc:Fallback>
             <w:pict>
-              <v:shape id="AutoShape 10" o:spid="_x0000_s1049" type="#_x0000_t63" style="position:absolute;left:0;text-align:left;margin-left:64.2pt;margin-top:.5pt;width:179.25pt;height:62.25pt;z-index:251666432;visibility:visible;mso-wrap-style:square;mso-width-percent:0;mso-height-percent:0;mso-wrap-distance-left:9pt;mso-wrap-distance-top:0;mso-wrap-distance-right:9pt;mso-wrap-distance-bottom:0;mso-position-horizontal:absolute;mso-position-horizontal-relative:text;mso-position-vertical:absolute;mso-position-vertical-relative:text;mso-width-percent:0;mso-height-percent:0;mso-width-relative:page;mso-height-relative:page;v-text-anchor:top" o:gfxdata="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" adj="-5790,-2967">
+              <v:shape w14:anchorId="648F248B" id="AutoShape 10" o:spid="_x0000_s1049" type="#_x0000_t63" style="position:absolute;left:0;text-align:left;margin-left:64.2pt;margin-top:.5pt;width:179.25pt;height:62.25pt;z-index:251666432;visibility:visible;mso-wrap-style:square;mso-width-percent:0;mso-height-percent:0;mso-wrap-distance-left:9pt;mso-wrap-distance-top:0;mso-wrap-distance-right:9pt;mso-wrap-distance-bottom:0;mso-position-horizontal:absolute;mso-position-horizontal-relative:text;mso-position-vertical:absolute;mso-position-vertical-relative:text;mso-width-percent:0;mso-height-percent:0;mso-width-relative:page;mso-height-relative:page;v-text-anchor:top" o:gfxdata="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" adj="-5790,-2967">
                 <v:textbox inset="5.85pt,.7pt,5.85pt,.7pt">
                   <w:txbxContent>
                     <w:p>
@@ -7843,7 +7865,7 @@
         <mc:AlternateContent>
           <mc:Choice Requires="wps">
             <w:drawing>
-              <wp:anchor distT="0" distB="0" distL="114300" distR="114300" simplePos="0" relativeHeight="251667456" behindDoc="0" locked="0" layoutInCell="1" allowOverlap="1">
+              <wp:anchor distT="0" distB="0" distL="114300" distR="114300" simplePos="0" relativeHeight="251667456" behindDoc="0" locked="0" layoutInCell="1" allowOverlap="1" wp14:anchorId="648F248D" wp14:editId="648F248E">
                 <wp:simplePos x="0" y="0"/>
                 <wp:positionH relativeFrom="column">
                   <wp:posOffset>300990</wp:posOffset>
@@ -7916,7 +7938,7 @@
           </mc:Choice>
           <mc:Fallback>
             <w:pict>
-              <v:shape id="AutoShape 11" o:spid="_x0000_s1050" type="#_x0000_t63" style="position:absolute;left:0;text-align:left;margin-left:23.7pt;margin-top:74pt;width:179.25pt;height:62.25pt;z-index:251667456;visibility:visible;mso-wrap-style:square;mso-width-percent:0;mso-height-percent:0;mso-wrap-distance-left:9pt;mso-wrap-distance-top:0;mso-wrap-distance-right:9pt;mso-wrap-distance-bottom:0;mso-position-horizontal:absolute;mso-position-horizontal-relative:text;mso-position-vertical:absolute;mso-position-vertical-relative:text;mso-width-percent:0;mso-height-percent:0;mso-width-relative:page;mso-height-relative:page;v-text-anchor:top" o:gfxdata="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" adj="-1994,-26128">
+              <v:shape w14:anchorId="648F248D" id="AutoShape 11" o:spid="_x0000_s1050" type="#_x0000_t63" style="position:absolute;left:0;text-align:left;margin-left:23.7pt;margin-top:74pt;width:179.25pt;height:62.25pt;z-index:251667456;visibility:visible;mso-wrap-style:square;mso-width-percent:0;mso-height-percent:0;mso-wrap-distance-left:9pt;mso-wrap-distance-top:0;mso-wrap-distance-right:9pt;mso-wrap-distance-bottom:0;mso-position-horizontal:absolute;mso-position-horizontal-relative:text;mso-position-vertical:absolute;mso-position-vertical-relative:text;mso-width-percent:0;mso-height-percent:0;mso-width-relative:page;mso-height-relative:page;v-text-anchor:top" o:gfxdata="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" adj="-1994,-26128">
                 <v:textbox inset="5.85pt,.7pt,5.85pt,.7pt">
                   <w:txbxContent>
                     <w:p>
@@ -7941,7 +7963,7 @@
         <mc:AlternateContent>
           <mc:Choice Requires="wps">
             <w:drawing>
-              <wp:anchor distT="0" distB="0" distL="114300" distR="114300" simplePos="0" relativeHeight="251669504" behindDoc="0" locked="0" layoutInCell="1" allowOverlap="1">
+              <wp:anchor distT="0" distB="0" distL="114300" distR="114300" simplePos="0" relativeHeight="251669504" behindDoc="0" locked="0" layoutInCell="1" allowOverlap="1" wp14:anchorId="648F248F" wp14:editId="648F2490">
                 <wp:simplePos x="0" y="0"/>
                 <wp:positionH relativeFrom="column">
                   <wp:posOffset>3034665</wp:posOffset>
@@ -8013,7 +8035,7 @@
         <mc:AlternateContent>
           <mc:Choice Requires="wps">
             <w:drawing>
-              <wp:anchor distT="0" distB="0" distL="114300" distR="114300" simplePos="0" relativeHeight="251668480" behindDoc="0" locked="0" layoutInCell="1" allowOverlap="1">
+              <wp:anchor distT="0" distB="0" distL="114300" distR="114300" simplePos="0" relativeHeight="251668480" behindDoc="0" locked="0" layoutInCell="1" allowOverlap="1" wp14:anchorId="648F2491" wp14:editId="648F2492">
                 <wp:simplePos x="0" y="0"/>
                 <wp:positionH relativeFrom="column">
                   <wp:posOffset>3034665</wp:posOffset>
@@ -8733,7 +8755,7 @@
         <mc:AlternateContent>
           <mc:Choice Requires="wps">
             <w:drawing>
-              <wp:anchor distT="0" distB="0" distL="114300" distR="114300" simplePos="0" relativeHeight="251717632" behindDoc="0" locked="0" layoutInCell="1" allowOverlap="1">
+              <wp:anchor distT="0" distB="0" distL="114300" distR="114300" simplePos="0" relativeHeight="251717632" behindDoc="0" locked="0" layoutInCell="1" allowOverlap="1" wp14:anchorId="648F2493" wp14:editId="648F2494">
                 <wp:simplePos x="0" y="0"/>
                 <wp:positionH relativeFrom="column">
                   <wp:posOffset>1019175</wp:posOffset>
@@ -8825,7 +8847,7 @@
           <w:noProof/>
         </w:rPr>
         <w:drawing>
-          <wp:inline distT="0" distB="0" distL="0" distR="0" wp14:anchorId="1785704C" wp14:editId="7531D5FE">
+          <wp:inline distT="0" distB="0" distL="0" distR="0" wp14:anchorId="648F2495" wp14:editId="648F2496">
             <wp:extent cx="2377440" cy="1097280"/>
             <wp:effectExtent l="0" t="0" r="0" b="0"/>
             <wp:docPr id="3" name="図 3"/>
@@ -8928,7 +8950,7 @@
         <mc:AlternateContent>
           <mc:Choice Requires="wps">
             <w:drawing>
-              <wp:anchor distT="0" distB="0" distL="114300" distR="114300" simplePos="0" relativeHeight="251720704" behindDoc="0" locked="0" layoutInCell="1" allowOverlap="1">
+              <wp:anchor distT="0" distB="0" distL="114300" distR="114300" simplePos="0" relativeHeight="251720704" behindDoc="0" locked="0" layoutInCell="1" allowOverlap="1" wp14:anchorId="648F2497" wp14:editId="648F2498">
                 <wp:simplePos x="0" y="0"/>
                 <wp:positionH relativeFrom="column">
                   <wp:posOffset>1701165</wp:posOffset>
@@ -9005,7 +9027,7 @@
         <mc:AlternateContent>
           <mc:Choice Requires="wps">
             <w:drawing>
-              <wp:anchor distT="0" distB="0" distL="114300" distR="114300" simplePos="0" relativeHeight="251718656" behindDoc="0" locked="0" layoutInCell="1" allowOverlap="1">
+              <wp:anchor distT="0" distB="0" distL="114300" distR="114300" simplePos="0" relativeHeight="251718656" behindDoc="0" locked="0" layoutInCell="1" allowOverlap="1" wp14:anchorId="648F2499" wp14:editId="648F249A">
                 <wp:simplePos x="0" y="0"/>
                 <wp:positionH relativeFrom="column">
                   <wp:posOffset>952500</wp:posOffset>
@@ -9099,7 +9121,7 @@
         <mc:AlternateContent>
           <mc:Choice Requires="wps">
             <w:drawing>
-              <wp:anchor distT="0" distB="0" distL="114300" distR="114300" simplePos="0" relativeHeight="251719680" behindDoc="0" locked="0" layoutInCell="1" allowOverlap="1">
+              <wp:anchor distT="0" distB="0" distL="114300" distR="114300" simplePos="0" relativeHeight="251719680" behindDoc="0" locked="0" layoutInCell="1" allowOverlap="1" wp14:anchorId="648F249B" wp14:editId="648F249C">
                 <wp:simplePos x="0" y="0"/>
                 <wp:positionH relativeFrom="column">
                   <wp:posOffset>2939415</wp:posOffset>
@@ -9191,7 +9213,7 @@
           <w:noProof/>
         </w:rPr>
         <w:drawing>
-          <wp:inline distT="0" distB="0" distL="0" distR="0" wp14:anchorId="56BA98D1" wp14:editId="4F857B5E">
+          <wp:inline distT="0" distB="0" distL="0" distR="0" wp14:anchorId="648F249D" wp14:editId="4E28E31D">
             <wp:extent cx="1692975" cy="2095500"/>
             <wp:effectExtent l="0" t="0" r="0" b="0"/>
             <wp:docPr id="4" name="図 4"/>
@@ -9251,7 +9273,7 @@
           <w:noProof/>
         </w:rPr>
         <w:drawing>
-          <wp:inline distT="0" distB="0" distL="0" distR="0">
+          <wp:inline distT="0" distB="0" distL="0" distR="0" wp14:anchorId="648F249F" wp14:editId="648F24A0">
             <wp:extent cx="1552575" cy="1371600"/>
             <wp:effectExtent l="0" t="0" r="0" b="0"/>
             <wp:docPr id="16" name="図 16"/>
@@ -9344,7 +9366,7 @@
         <mc:AlternateContent>
           <mc:Choice Requires="wps">
             <w:drawing>
-              <wp:anchor distT="0" distB="0" distL="114300" distR="114300" simplePos="0" relativeHeight="251722752" behindDoc="0" locked="0" layoutInCell="1" allowOverlap="1" wp14:anchorId="70A416FB" wp14:editId="62127FF6">
+              <wp:anchor distT="0" distB="0" distL="114300" distR="114300" simplePos="0" relativeHeight="251722752" behindDoc="0" locked="0" layoutInCell="1" allowOverlap="1" wp14:anchorId="648F24A1" wp14:editId="648F24A2">
                 <wp:simplePos x="0" y="0"/>
                 <wp:positionH relativeFrom="column">
                   <wp:posOffset>1015365</wp:posOffset>
@@ -9436,7 +9458,7 @@
           <w:noProof/>
         </w:rPr>
         <w:drawing>
-          <wp:inline distT="0" distB="0" distL="0" distR="0" wp14:anchorId="13284984" wp14:editId="0B9906BA">
+          <wp:inline distT="0" distB="0" distL="0" distR="0" wp14:anchorId="648F24A3" wp14:editId="648F24A4">
             <wp:extent cx="2143125" cy="2609850"/>
             <wp:effectExtent l="0" t="0" r="0" b="0"/>
             <wp:docPr id="5" name="図 5"/>
@@ -9584,7 +9606,7 @@
         <mc:AlternateContent>
           <mc:Choice Requires="wps">
             <w:drawing>
-              <wp:anchor distT="0" distB="0" distL="114300" distR="114300" simplePos="0" relativeHeight="251727872" behindDoc="0" locked="0" layoutInCell="1" allowOverlap="1">
+              <wp:anchor distT="0" distB="0" distL="114300" distR="114300" simplePos="0" relativeHeight="251727872" behindDoc="0" locked="0" layoutInCell="1" allowOverlap="1" wp14:anchorId="648F24A5" wp14:editId="648F24A6">
                 <wp:simplePos x="0" y="0"/>
                 <wp:positionH relativeFrom="column">
                   <wp:posOffset>2339340</wp:posOffset>
@@ -9661,7 +9683,7 @@
         <mc:AlternateContent>
           <mc:Choice Requires="wps">
             <w:drawing>
-              <wp:anchor distT="0" distB="0" distL="114300" distR="114300" simplePos="0" relativeHeight="251724800" behindDoc="0" locked="0" layoutInCell="1" allowOverlap="1" wp14:anchorId="38F98649" wp14:editId="57A17549">
+              <wp:anchor distT="0" distB="0" distL="114300" distR="114300" simplePos="0" relativeHeight="251724800" behindDoc="0" locked="0" layoutInCell="1" allowOverlap="1" wp14:anchorId="648F24A7" wp14:editId="648F24A8">
                 <wp:simplePos x="0" y="0"/>
                 <wp:positionH relativeFrom="margin">
                   <wp:posOffset>4406265</wp:posOffset>
@@ -9754,7 +9776,7 @@
           <w:noProof/>
         </w:rPr>
         <w:drawing>
-          <wp:inline distT="0" distB="0" distL="0" distR="0" wp14:anchorId="34168BD0" wp14:editId="5FFE8BAB">
+          <wp:inline distT="0" distB="0" distL="0" distR="0" wp14:anchorId="648F24A9" wp14:editId="648F24AA">
             <wp:extent cx="4238625" cy="2063247"/>
             <wp:effectExtent l="0" t="0" r="0" b="0"/>
             <wp:docPr id="7" name="図 7"/>
@@ -9816,7 +9838,7 @@
         <mc:AlternateContent>
           <mc:Choice Requires="wps">
             <w:drawing>
-              <wp:anchor distT="0" distB="0" distL="114300" distR="114300" simplePos="0" relativeHeight="251726848" behindDoc="0" locked="0" layoutInCell="1" allowOverlap="1" wp14:anchorId="3B53D7E7" wp14:editId="1A8E8C77">
+              <wp:anchor distT="0" distB="0" distL="114300" distR="114300" simplePos="0" relativeHeight="251726848" behindDoc="0" locked="0" layoutInCell="1" allowOverlap="1" wp14:anchorId="648F24AB" wp14:editId="648F24AC">
                 <wp:simplePos x="0" y="0"/>
                 <wp:positionH relativeFrom="margin">
                   <wp:posOffset>1666875</wp:posOffset>
@@ -9909,7 +9931,7 @@
           <w:noProof/>
         </w:rPr>
         <w:drawing>
-          <wp:inline distT="0" distB="0" distL="0" distR="0" wp14:anchorId="0D2492B1" wp14:editId="4F1C498C">
+          <wp:inline distT="0" distB="0" distL="0" distR="0" wp14:anchorId="648F24AD" wp14:editId="648F24AE">
             <wp:extent cx="3514725" cy="981075"/>
             <wp:effectExtent l="0" t="0" r="0" b="0"/>
             <wp:docPr id="9" name="図 9"/>
@@ -9975,7 +9997,7 @@
         <mc:AlternateContent>
           <mc:Choice Requires="wps">
             <w:drawing>
-              <wp:anchor distT="0" distB="0" distL="114300" distR="114300" simplePos="0" relativeHeight="251716608" behindDoc="0" locked="0" layoutInCell="1" allowOverlap="1">
+              <wp:anchor distT="0" distB="0" distL="114300" distR="114300" simplePos="0" relativeHeight="251716608" behindDoc="0" locked="0" layoutInCell="1" allowOverlap="1" wp14:anchorId="648F24AF" wp14:editId="648F24B0">
                 <wp:simplePos x="0" y="0"/>
                 <wp:positionH relativeFrom="column">
                   <wp:posOffset>4171950</wp:posOffset>
@@ -10105,7 +10127,7 @@
           <w:noProof/>
         </w:rPr>
         <w:drawing>
-          <wp:inline distT="0" distB="0" distL="0" distR="0" wp14:anchorId="5DA0AE63" wp14:editId="784EE461">
+          <wp:inline distT="0" distB="0" distL="0" distR="0" wp14:anchorId="648F24B1" wp14:editId="648F24B2">
             <wp:extent cx="4495800" cy="675164"/>
             <wp:effectExtent l="0" t="0" r="0" b="0"/>
             <wp:docPr id="10" name="図 10"/>
@@ -10339,7 +10361,7 @@
         <mc:AlternateContent>
           <mc:Choice Requires="wps">
             <w:drawing>
-              <wp:anchor distT="0" distB="0" distL="114300" distR="114300" simplePos="0" relativeHeight="251704320" behindDoc="0" locked="0" layoutInCell="1" allowOverlap="1" wp14:anchorId="3A19164D" wp14:editId="6F795F30">
+              <wp:anchor distT="0" distB="0" distL="114300" distR="114300" simplePos="0" relativeHeight="251704320" behindDoc="0" locked="0" layoutInCell="1" allowOverlap="1" wp14:anchorId="648F24B3" wp14:editId="648F24B4">
                 <wp:simplePos x="0" y="0"/>
                 <wp:positionH relativeFrom="column">
                   <wp:posOffset>986790</wp:posOffset>
@@ -10430,7 +10452,7 @@
           <w:noProof/>
         </w:rPr>
         <w:drawing>
-          <wp:inline distT="0" distB="0" distL="0" distR="0" wp14:anchorId="5238B854" wp14:editId="65044355">
+          <wp:inline distT="0" distB="0" distL="0" distR="0" wp14:anchorId="648F24B5" wp14:editId="648F24B6">
             <wp:extent cx="4295775" cy="827278"/>
             <wp:effectExtent l="0" t="0" r="0" b="0"/>
             <wp:docPr id="12" name="図 12"/>
@@ -10522,7 +10544,7 @@
           <w:noProof/>
         </w:rPr>
         <w:drawing>
-          <wp:inline distT="0" distB="0" distL="0" distR="0" wp14:anchorId="1D472CCA" wp14:editId="4E8DFB4D">
+          <wp:inline distT="0" distB="0" distL="0" distR="0" wp14:anchorId="648F24B7" wp14:editId="02D55BA1">
             <wp:extent cx="4337707" cy="3333750"/>
             <wp:effectExtent l="0" t="0" r="5715" b="0"/>
             <wp:docPr id="13" name="図 13"/>
@@ -11000,7 +11022,7 @@
         <mc:AlternateContent>
           <mc:Choice Requires="wps">
             <w:drawing>
-              <wp:anchor distT="0" distB="0" distL="114300" distR="114300" simplePos="0" relativeHeight="251729920" behindDoc="0" locked="0" layoutInCell="1" allowOverlap="1" wp14:anchorId="232D8524" wp14:editId="245973F9">
+              <wp:anchor distT="0" distB="0" distL="114300" distR="114300" simplePos="0" relativeHeight="251729920" behindDoc="0" locked="0" layoutInCell="1" allowOverlap="1" wp14:anchorId="648F24B9" wp14:editId="648F24BA">
                 <wp:simplePos x="0" y="0"/>
                 <wp:positionH relativeFrom="column">
                   <wp:posOffset>2881630</wp:posOffset>
@@ -11092,7 +11114,7 @@
           <w:noProof/>
         </w:rPr>
         <w:drawing>
-          <wp:inline distT="0" distB="0" distL="0" distR="0" wp14:anchorId="18A5D2FA" wp14:editId="2C9B8E39">
+          <wp:inline distT="0" distB="0" distL="0" distR="0" wp14:anchorId="648F24BB" wp14:editId="648F24BC">
             <wp:extent cx="3800475" cy="1905000"/>
             <wp:effectExtent l="0" t="0" r="0" b="0"/>
             <wp:docPr id="14" name="図 14"/>
@@ -11181,7 +11203,7 @@
         <mc:AlternateContent>
           <mc:Choice Requires="wps">
             <w:drawing>
-              <wp:anchor distT="0" distB="0" distL="114300" distR="114300" simplePos="0" relativeHeight="251732992" behindDoc="0" locked="0" layoutInCell="1" allowOverlap="1" wp14:anchorId="25E495DB" wp14:editId="4D55C115">
+              <wp:anchor distT="0" distB="0" distL="114300" distR="114300" simplePos="0" relativeHeight="251732992" behindDoc="0" locked="0" layoutInCell="1" allowOverlap="1" wp14:anchorId="648F24BD" wp14:editId="648F24BE">
                 <wp:simplePos x="0" y="0"/>
                 <wp:positionH relativeFrom="column">
                   <wp:posOffset>2244090</wp:posOffset>
@@ -11247,7 +11269,7 @@
         <mc:AlternateContent>
           <mc:Choice Requires="wps">
             <w:drawing>
-              <wp:anchor distT="0" distB="0" distL="114300" distR="114300" simplePos="0" relativeHeight="251731968" behindDoc="0" locked="0" layoutInCell="1" allowOverlap="1" wp14:anchorId="6DDD2A41" wp14:editId="58AAE178">
+              <wp:anchor distT="0" distB="0" distL="114300" distR="114300" simplePos="0" relativeHeight="251731968" behindDoc="0" locked="0" layoutInCell="1" allowOverlap="1" wp14:anchorId="648F24BF" wp14:editId="648F24C0">
                 <wp:simplePos x="0" y="0"/>
                 <wp:positionH relativeFrom="column">
                   <wp:posOffset>1619250</wp:posOffset>
@@ -11338,7 +11360,7 @@
           <w:noProof/>
         </w:rPr>
         <w:drawing>
-          <wp:inline distT="0" distB="0" distL="0" distR="0" wp14:anchorId="2E989B20" wp14:editId="2F83EEFF">
+          <wp:inline distT="0" distB="0" distL="0" distR="0" wp14:anchorId="648F24C1" wp14:editId="66C731FB">
             <wp:extent cx="4237453" cy="2914650"/>
             <wp:effectExtent l="0" t="0" r="0" b="0"/>
             <wp:docPr id="77" name="図 77"/>
@@ -11398,7 +11420,7 @@
           <w:noProof/>
         </w:rPr>
         <w:drawing>
-          <wp:inline distT="0" distB="0" distL="0" distR="0" wp14:anchorId="073231DE" wp14:editId="2BAFC893">
+          <wp:inline distT="0" distB="0" distL="0" distR="0" wp14:anchorId="648F24C3" wp14:editId="648F24C4">
             <wp:extent cx="3383280" cy="1097280"/>
             <wp:effectExtent l="0" t="0" r="7620" b="7620"/>
             <wp:docPr id="78" name="図 78"/>
@@ -11823,7 +11845,7 @@
           <w:noProof/>
         </w:rPr>
         <w:drawing>
-          <wp:inline distT="0" distB="0" distL="0" distR="0">
+          <wp:inline distT="0" distB="0" distL="0" distR="0" wp14:anchorId="648F24C5" wp14:editId="648F24C6">
             <wp:extent cx="2505075" cy="1701165"/>
             <wp:effectExtent l="0" t="0" r="0" b="0"/>
             <wp:docPr id="1" name="図 1"/>
@@ -12159,7 +12181,7 @@
           <w:noProof/>
         </w:rPr>
         <w:drawing>
-          <wp:inline distT="0" distB="0" distL="0" distR="0">
+          <wp:inline distT="0" distB="0" distL="0" distR="0" wp14:anchorId="648F24C7" wp14:editId="648F24C8">
             <wp:extent cx="2943225" cy="1066800"/>
             <wp:effectExtent l="0" t="0" r="9525" b="0"/>
             <wp:docPr id="84" name="図 84"/>
@@ -12259,7 +12281,7 @@
         </w:rPr>
         <w:lastRenderedPageBreak/>
         <w:drawing>
-          <wp:inline distT="0" distB="0" distL="0" distR="0">
+          <wp:inline distT="0" distB="0" distL="0" distR="0" wp14:anchorId="648F24C9" wp14:editId="648F24CA">
             <wp:extent cx="2638425" cy="981075"/>
             <wp:effectExtent l="0" t="0" r="9525" b="9525"/>
             <wp:docPr id="85" name="図 85"/>
@@ -13022,7 +13044,7 @@
         </w:rPr>
         <w:lastRenderedPageBreak/>
         <w:drawing>
-          <wp:inline distT="0" distB="0" distL="0" distR="0" wp14:anchorId="715B0877" wp14:editId="4C609F63">
+          <wp:inline distT="0" distB="0" distL="0" distR="0" wp14:anchorId="648F24CB" wp14:editId="648F24CC">
             <wp:extent cx="3383280" cy="1188720"/>
             <wp:effectExtent l="0" t="0" r="7620" b="0"/>
             <wp:docPr id="86" name="図 86"/>
@@ -13110,7 +13132,7 @@
           <w:noProof/>
         </w:rPr>
         <w:drawing>
-          <wp:inline distT="0" distB="0" distL="0" distR="0">
+          <wp:inline distT="0" distB="0" distL="0" distR="0" wp14:anchorId="648F24CD" wp14:editId="648F24CE">
             <wp:extent cx="2103120" cy="731520"/>
             <wp:effectExtent l="0" t="0" r="0" b="0"/>
             <wp:docPr id="87" name="図 87"/>
@@ -13290,7 +13312,7 @@
           <w:noProof/>
         </w:rPr>
         <w:drawing>
-          <wp:inline distT="0" distB="0" distL="0" distR="0">
+          <wp:inline distT="0" distB="0" distL="0" distR="0" wp14:anchorId="648F24CF" wp14:editId="648F24D0">
             <wp:extent cx="3257550" cy="1447800"/>
             <wp:effectExtent l="0" t="0" r="0" b="0"/>
             <wp:docPr id="88" name="図 88"/>
@@ -13390,7 +13412,7 @@
           <w:noProof/>
         </w:rPr>
         <w:drawing>
-          <wp:inline distT="0" distB="0" distL="0" distR="0" wp14:anchorId="2D7381E1" wp14:editId="434A5F84">
+          <wp:inline distT="0" distB="0" distL="0" distR="0" wp14:anchorId="648F24D1" wp14:editId="648F24D2">
             <wp:extent cx="349961" cy="220345"/>
             <wp:effectExtent l="0" t="0" r="0" b="8255"/>
             <wp:docPr id="89" name="図 89"/>
@@ -13450,7 +13472,7 @@
           <w:noProof/>
         </w:rPr>
         <w:drawing>
-          <wp:inline distT="0" distB="0" distL="0" distR="0" wp14:anchorId="173F2F6F" wp14:editId="6E0B7F0D">
+          <wp:inline distT="0" distB="0" distL="0" distR="0" wp14:anchorId="648F24D3" wp14:editId="648F24D4">
             <wp:extent cx="386715" cy="200025"/>
             <wp:effectExtent l="0" t="0" r="0" b="9525"/>
             <wp:docPr id="90" name="図 90"/>
@@ -13681,7 +13703,7 @@
           <w:noProof/>
         </w:rPr>
         <w:drawing>
-          <wp:inline distT="0" distB="0" distL="0" distR="0">
+          <wp:inline distT="0" distB="0" distL="0" distR="0" wp14:anchorId="648F24D5" wp14:editId="648F24D6">
             <wp:extent cx="3291840" cy="1188720"/>
             <wp:effectExtent l="0" t="0" r="3810" b="0"/>
             <wp:docPr id="91" name="図 91"/>
@@ -13761,15 +13783,7 @@
         <w:t xml:space="preserve">　</w:t>
       </w:r>
       <w:r>
-        <w:t>“</w:t>
-      </w:r>
-      <w:proofErr w:type="spellStart"/>
-      <w:r>
-        <w:t>Valu</w:t>
-      </w:r>
-      <w:proofErr w:type="spellEnd"/>
-      <w:r>
-        <w:t>”</w:t>
+        <w:t>“Valu”</w:t>
       </w:r>
       <w:r>
         <w:rPr>
@@ -13800,7 +13814,7 @@
           <w:noProof/>
         </w:rPr>
         <w:drawing>
-          <wp:inline distT="0" distB="0" distL="0" distR="0">
+          <wp:inline distT="0" distB="0" distL="0" distR="0" wp14:anchorId="648F24D7" wp14:editId="648F24D8">
             <wp:extent cx="3248025" cy="857250"/>
             <wp:effectExtent l="0" t="0" r="9525" b="0"/>
             <wp:docPr id="92" name="図 92"/>
@@ -13941,7 +13955,7 @@
           <w:noProof/>
         </w:rPr>
         <w:drawing>
-          <wp:inline distT="0" distB="0" distL="0" distR="0">
+          <wp:inline distT="0" distB="0" distL="0" distR="0" wp14:anchorId="648F24D9" wp14:editId="648F24DA">
             <wp:extent cx="3383280" cy="1005840"/>
             <wp:effectExtent l="0" t="0" r="7620" b="3810"/>
             <wp:docPr id="94" name="図 94"/>
@@ -14369,7 +14383,7 @@
         <mc:AlternateContent>
           <mc:Choice Requires="wps">
             <w:drawing>
-              <wp:anchor distT="0" distB="0" distL="114300" distR="114300" simplePos="0" relativeHeight="251735040" behindDoc="0" locked="0" layoutInCell="1" allowOverlap="1" wp14:anchorId="100E9DAC" wp14:editId="1BC39120">
+              <wp:anchor distT="0" distB="0" distL="114300" distR="114300" simplePos="0" relativeHeight="251735040" behindDoc="0" locked="0" layoutInCell="1" allowOverlap="1" wp14:anchorId="648F24DB" wp14:editId="648F24DC">
                 <wp:simplePos x="0" y="0"/>
                 <wp:positionH relativeFrom="column">
                   <wp:posOffset>1015365</wp:posOffset>
@@ -14490,7 +14504,7 @@
           </mc:Choice>
           <mc:Fallback>
             <w:pict>
-              <v:shape w14:anchorId="100E9DAC" id="_x0000_s1051" type="#_x0000_t63" style="position:absolute;left:0;text-align:left;margin-left:79.95pt;margin-top:5.75pt;width:120pt;height:167.25pt;z-index:251735040;visibility:visible;mso-wrap-style:square;mso-width-percent:0;mso-height-percent:0;mso-wrap-distance-left:9pt;mso-wrap-distance-top:0;mso-wrap-distance-right:9pt;mso-wrap-distance-bottom:0;mso-position-horizontal:absolute;mso-position-horizontal-relative:text;mso-position-vertical:absolute;mso-position-vertical-relative:text;mso-width-percent:0;mso-height-percent:0;mso-width-relative:page;mso-height-relative:page;v-text-anchor:middle" o:gfxdata="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" adj="-11705,2582">
+              <v:shape w14:anchorId="648F24DB" id="_x0000_s1051" type="#_x0000_t63" style="position:absolute;left:0;text-align:left;margin-left:79.95pt;margin-top:5.75pt;width:120pt;height:167.25pt;z-index:251735040;visibility:visible;mso-wrap-style:square;mso-width-percent:0;mso-height-percent:0;mso-wrap-distance-left:9pt;mso-wrap-distance-top:0;mso-wrap-distance-right:9pt;mso-wrap-distance-bottom:0;mso-position-horizontal:absolute;mso-position-horizontal-relative:text;mso-position-vertical:absolute;mso-position-vertical-relative:text;mso-width-percent:0;mso-height-percent:0;mso-width-relative:page;mso-height-relative:page;v-text-anchor:middle" o:gfxdata="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" adj="-11705,2582">
                 <v:textbox inset="5.85pt,.7pt,5.85pt,.7pt">
                   <w:txbxContent>
                     <w:p>
@@ -14578,7 +14592,7 @@
         <mc:AlternateContent>
           <mc:Choice Requires="wps">
             <w:drawing>
-              <wp:anchor distT="0" distB="0" distL="114300" distR="114300" simplePos="0" relativeHeight="251738112" behindDoc="0" locked="0" layoutInCell="1" allowOverlap="1" wp14:anchorId="45BF0BCB" wp14:editId="4D3451B2">
+              <wp:anchor distT="0" distB="0" distL="114300" distR="114300" simplePos="0" relativeHeight="251738112" behindDoc="0" locked="0" layoutInCell="1" allowOverlap="1" wp14:anchorId="648F24DD" wp14:editId="648F24DE">
                 <wp:simplePos x="0" y="0"/>
                 <wp:positionH relativeFrom="column">
                   <wp:posOffset>3901440</wp:posOffset>
@@ -14654,7 +14668,7 @@
           </mc:Choice>
           <mc:Fallback>
             <w:pict>
-              <v:shape w14:anchorId="45BF0BCB" id="_x0000_s1052" type="#_x0000_t106" style="position:absolute;left:0;text-align:left;margin-left:307.2pt;margin-top:27.5pt;width:105pt;height:1in;z-index:251738112;visibility:visible;mso-wrap-style:square;mso-width-percent:0;mso-height-percent:0;mso-wrap-distance-left:9pt;mso-wrap-distance-top:0;mso-wrap-distance-right:9pt;mso-wrap-distance-bottom:0;mso-position-horizontal:absolute;mso-position-horizontal-relative:text;mso-position-vertical:absolute;mso-position-vertical-relative:text;mso-width-percent:0;mso-height-percent:0;mso-width-relative:page;mso-height-relative:page;v-text-anchor:middle" o:gfxdata="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" adj="-5955,1935">
+              <v:shape w14:anchorId="648F24DD" id="_x0000_s1052" type="#_x0000_t106" style="position:absolute;left:0;text-align:left;margin-left:307.2pt;margin-top:27.5pt;width:105pt;height:1in;z-index:251738112;visibility:visible;mso-wrap-style:square;mso-width-percent:0;mso-height-percent:0;mso-wrap-distance-left:9pt;mso-wrap-distance-top:0;mso-wrap-distance-right:9pt;mso-wrap-distance-bottom:0;mso-position-horizontal:absolute;mso-position-horizontal-relative:text;mso-position-vertical:absolute;mso-position-vertical-relative:text;mso-width-percent:0;mso-height-percent:0;mso-width-relative:page;mso-height-relative:page;v-text-anchor:middle" o:gfxdata="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" adj="-5955,1935">
                 <v:textbox inset="5.85pt,.7pt,5.85pt,.7pt">
                   <w:txbxContent>
                     <w:p>
@@ -14680,7 +14694,7 @@
           <w:noProof/>
         </w:rPr>
         <w:drawing>
-          <wp:inline distT="0" distB="0" distL="0" distR="0">
+          <wp:inline distT="0" distB="0" distL="0" distR="0" wp14:anchorId="648F24DF" wp14:editId="648F24E0">
             <wp:extent cx="986893" cy="1962150"/>
             <wp:effectExtent l="0" t="0" r="3810" b="0"/>
             <wp:docPr id="130" name="図 130"/>
@@ -14870,7 +14884,7 @@
         <mc:AlternateContent>
           <mc:Choice Requires="wps">
             <w:drawing>
-              <wp:anchor distT="0" distB="0" distL="114300" distR="114300" simplePos="0" relativeHeight="251741184" behindDoc="0" locked="0" layoutInCell="1" allowOverlap="1">
+              <wp:anchor distT="0" distB="0" distL="114300" distR="114300" simplePos="0" relativeHeight="251741184" behindDoc="0" locked="0" layoutInCell="1" allowOverlap="1" wp14:anchorId="648F24E1" wp14:editId="648F24E2">
                 <wp:simplePos x="0" y="0"/>
                 <wp:positionH relativeFrom="column">
                   <wp:posOffset>4158615</wp:posOffset>
@@ -14951,7 +14965,7 @@
           </mc:Choice>
           <mc:Fallback>
             <w:pict>
-              <v:shapetype id="_x0000_t47" coordsize="21600,21600" o:spt="47" adj="-8280,24300,-1800,4050" path="m@0@1l@2@3nfem,l21600,r,21600l,21600xe">
+              <v:shapetype w14:anchorId="648F24E1" id="_x0000_t47" coordsize="21600,21600" o:spt="47" adj="-8280,24300,-1800,4050" path="m@0@1l@2@3nfem,l21600,r,21600l,21600xe">
                 <v:stroke joinstyle="miter"/>
                 <v:formulas>
                   <v:f eqn="val #0"/>
@@ -14966,7 +14980,7 @@
                 </v:handles>
                 <o:callout v:ext="edit" type="oneSegment" on="t"/>
               </v:shapetype>
-              <v:shape id="線吹き出し 1 (枠付き) 101" o:spid="_x0000_s1053" type="#_x0000_t47" style="position:absolute;left:0;text-align:left;margin-left:327.45pt;margin-top:49.25pt;width:91.5pt;height:45.75pt;z-index:251741184;visibility:visible;mso-wrap-style:square;mso-width-percent:0;mso-wrap-distance-left:9pt;mso-wrap-distance-top:0;mso-wrap-distance-right:9pt;mso-wrap-distance-bottom:0;mso-position-horizontal:absolute;mso-position-horizontal-relative:text;mso-position-vertical:absolute;mso-position-vertical-relative:text;mso-width-percent:0;mso-width-relative:margin;v-text-anchor:middle" o:gfxdata="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" adj="-21851,4471" fillcolor="white [3201]" strokecolor="black [3200]">
+              <v:shape id="線吹き出し 1 (枠付き) 101" o:spid="_x0000_s1053" type="#_x0000_t47" style="position:absolute;left:0;text-align:left;margin-left:327.45pt;margin-top:49.25pt;width:91.5pt;height:45.75pt;z-index:251741184;visibility:visible;mso-wrap-style:square;mso-width-percent:0;mso-wrap-distance-left:9pt;mso-wrap-distance-top:0;mso-wrap-distance-right:9pt;mso-wrap-distance-bottom:0;mso-position-horizontal:absolute;mso-position-horizontal-relative:text;mso-position-vertical:absolute;mso-position-vertical-relative:text;mso-width-percent:0;mso-width-relative:margin;v-text-anchor:middle" o:gfxdata="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" adj="-21851,4471" fillcolor="white [3201]" strokecolor="black [3200]">
                 <v:textbox>
                   <w:txbxContent>
                     <w:p>
@@ -14998,7 +15012,7 @@
         <mc:AlternateContent>
           <mc:Choice Requires="wps">
             <w:drawing>
-              <wp:anchor distT="0" distB="0" distL="114300" distR="114300" simplePos="0" relativeHeight="251740160" behindDoc="0" locked="0" layoutInCell="1" allowOverlap="1" wp14:anchorId="02E0C591" wp14:editId="0407ED19">
+              <wp:anchor distT="0" distB="0" distL="114300" distR="114300" simplePos="0" relativeHeight="251740160" behindDoc="0" locked="0" layoutInCell="1" allowOverlap="1" wp14:anchorId="648F24E3" wp14:editId="648F24E4">
                 <wp:simplePos x="0" y="0"/>
                 <wp:positionH relativeFrom="column">
                   <wp:posOffset>2672715</wp:posOffset>
@@ -15090,7 +15104,7 @@
           <w:noProof/>
         </w:rPr>
         <w:drawing>
-          <wp:inline distT="0" distB="0" distL="0" distR="0" wp14:anchorId="6B094A80" wp14:editId="5E7BF1D5">
+          <wp:inline distT="0" distB="0" distL="0" distR="0" wp14:anchorId="648F24E5" wp14:editId="648F24E6">
             <wp:extent cx="3514725" cy="1076325"/>
             <wp:effectExtent l="0" t="0" r="9525" b="9525"/>
             <wp:docPr id="99" name="図 99"/>
@@ -15178,7 +15192,7 @@
           <w:noProof/>
         </w:rPr>
         <w:drawing>
-          <wp:inline distT="0" distB="0" distL="0" distR="0">
+          <wp:inline distT="0" distB="0" distL="0" distR="0" wp14:anchorId="648F24E7" wp14:editId="648F24E8">
             <wp:extent cx="182880" cy="182880"/>
             <wp:effectExtent l="0" t="0" r="7620" b="7620"/>
             <wp:docPr id="105" name="図 105"/>
@@ -15250,7 +15264,7 @@
         <mc:AlternateContent>
           <mc:Choice Requires="wps">
             <w:drawing>
-              <wp:anchor distT="0" distB="0" distL="114300" distR="114300" simplePos="0" relativeHeight="251743232" behindDoc="0" locked="0" layoutInCell="1" allowOverlap="1" wp14:anchorId="6929317A" wp14:editId="6C5BF646">
+              <wp:anchor distT="0" distB="0" distL="114300" distR="114300" simplePos="0" relativeHeight="251743232" behindDoc="0" locked="0" layoutInCell="1" allowOverlap="1" wp14:anchorId="648F24E9" wp14:editId="648F24EA">
                 <wp:simplePos x="0" y="0"/>
                 <wp:positionH relativeFrom="column">
                   <wp:posOffset>2295525</wp:posOffset>
@@ -15342,7 +15356,7 @@
           <w:noProof/>
         </w:rPr>
         <w:drawing>
-          <wp:inline distT="0" distB="0" distL="0" distR="0">
+          <wp:inline distT="0" distB="0" distL="0" distR="0" wp14:anchorId="648F24EB" wp14:editId="648F24EC">
             <wp:extent cx="4781550" cy="1138464"/>
             <wp:effectExtent l="0" t="0" r="0" b="5080"/>
             <wp:docPr id="102" name="図 102"/>
@@ -15468,7 +15482,7 @@
         <mc:AlternateContent>
           <mc:Choice Requires="wps">
             <w:drawing>
-              <wp:anchor distT="0" distB="0" distL="114300" distR="114300" simplePos="0" relativeHeight="251745280" behindDoc="0" locked="0" layoutInCell="1" allowOverlap="1" wp14:anchorId="07279C23" wp14:editId="159D9DF8">
+              <wp:anchor distT="0" distB="0" distL="114300" distR="114300" simplePos="0" relativeHeight="251745280" behindDoc="0" locked="0" layoutInCell="1" allowOverlap="1" wp14:anchorId="648F24ED" wp14:editId="648F24EE">
                 <wp:simplePos x="0" y="0"/>
                 <wp:positionH relativeFrom="column">
                   <wp:posOffset>533400</wp:posOffset>
@@ -15560,7 +15574,7 @@
           <w:noProof/>
         </w:rPr>
         <w:drawing>
-          <wp:inline distT="0" distB="0" distL="0" distR="0" wp14:anchorId="26C32DF9" wp14:editId="28C765DA">
+          <wp:inline distT="0" distB="0" distL="0" distR="0" wp14:anchorId="648F24EF" wp14:editId="648F24F0">
             <wp:extent cx="4838700" cy="657107"/>
             <wp:effectExtent l="0" t="0" r="0" b="0"/>
             <wp:docPr id="106" name="図 106"/>
@@ -15675,7 +15689,7 @@
         <mc:AlternateContent>
           <mc:Choice Requires="wps">
             <w:drawing>
-              <wp:anchor distT="0" distB="0" distL="114300" distR="114300" simplePos="0" relativeHeight="251748352" behindDoc="0" locked="0" layoutInCell="1" allowOverlap="1">
+              <wp:anchor distT="0" distB="0" distL="114300" distR="114300" simplePos="0" relativeHeight="251748352" behindDoc="0" locked="0" layoutInCell="1" allowOverlap="1" wp14:anchorId="648F24F1" wp14:editId="648F24F2">
                 <wp:simplePos x="0" y="0"/>
                 <wp:positionH relativeFrom="column">
                   <wp:posOffset>1539240</wp:posOffset>
@@ -15757,7 +15771,7 @@
         <mc:AlternateContent>
           <mc:Choice Requires="wps">
             <w:drawing>
-              <wp:anchor distT="0" distB="0" distL="114300" distR="114300" simplePos="0" relativeHeight="251747328" behindDoc="0" locked="0" layoutInCell="1" allowOverlap="1" wp14:anchorId="6E2A377E" wp14:editId="649FCB4A">
+              <wp:anchor distT="0" distB="0" distL="114300" distR="114300" simplePos="0" relativeHeight="251747328" behindDoc="0" locked="0" layoutInCell="1" allowOverlap="1" wp14:anchorId="648F24F3" wp14:editId="648F24F4">
                 <wp:simplePos x="0" y="0"/>
                 <wp:positionH relativeFrom="column">
                   <wp:posOffset>653415</wp:posOffset>
@@ -15848,7 +15862,7 @@
           <w:noProof/>
         </w:rPr>
         <w:drawing>
-          <wp:inline distT="0" distB="0" distL="0" distR="0" wp14:anchorId="6146D316" wp14:editId="751CE0D6">
+          <wp:inline distT="0" distB="0" distL="0" distR="0" wp14:anchorId="648F24F5" wp14:editId="648F24F6">
             <wp:extent cx="4843688" cy="1724025"/>
             <wp:effectExtent l="0" t="0" r="0" b="0"/>
             <wp:docPr id="109" name="図 109"/>
@@ -16189,7 +16203,7 @@
         <mc:AlternateContent>
           <mc:Choice Requires="wps">
             <w:drawing>
-              <wp:anchor distT="0" distB="0" distL="114300" distR="114300" simplePos="0" relativeHeight="251750400" behindDoc="0" locked="0" layoutInCell="1" allowOverlap="1" wp14:anchorId="37E4CE2F" wp14:editId="5FC6A0E9">
+              <wp:anchor distT="0" distB="0" distL="114300" distR="114300" simplePos="0" relativeHeight="251750400" behindDoc="0" locked="0" layoutInCell="1" allowOverlap="1" wp14:anchorId="648F24F7" wp14:editId="648F24F8">
                 <wp:simplePos x="0" y="0"/>
                 <wp:positionH relativeFrom="column">
                   <wp:posOffset>853440</wp:posOffset>
@@ -16281,7 +16295,7 @@
           <w:noProof/>
         </w:rPr>
         <w:drawing>
-          <wp:inline distT="0" distB="0" distL="0" distR="0">
+          <wp:inline distT="0" distB="0" distL="0" distR="0" wp14:anchorId="648F24F9" wp14:editId="648F24FA">
             <wp:extent cx="4810125" cy="883839"/>
             <wp:effectExtent l="0" t="0" r="0" b="0"/>
             <wp:docPr id="113" name="図 113"/>
@@ -16358,7 +16372,7 @@
         <mc:AlternateContent>
           <mc:Choice Requires="wps">
             <w:drawing>
-              <wp:anchor distT="0" distB="0" distL="114300" distR="114300" simplePos="0" relativeHeight="251754496" behindDoc="0" locked="0" layoutInCell="1" allowOverlap="1" wp14:anchorId="699B6C33" wp14:editId="0A92D9EA">
+              <wp:anchor distT="0" distB="0" distL="114300" distR="114300" simplePos="0" relativeHeight="251754496" behindDoc="0" locked="0" layoutInCell="1" allowOverlap="1" wp14:anchorId="648F24FB" wp14:editId="648F24FC">
                 <wp:simplePos x="0" y="0"/>
                 <wp:positionH relativeFrom="column">
                   <wp:posOffset>2920365</wp:posOffset>
@@ -16451,7 +16465,7 @@
         <mc:AlternateContent>
           <mc:Choice Requires="wps">
             <w:drawing>
-              <wp:anchor distT="0" distB="0" distL="114300" distR="114300" simplePos="0" relativeHeight="251752448" behindDoc="0" locked="0" layoutInCell="1" allowOverlap="1" wp14:anchorId="094946BA" wp14:editId="5B2AF1C2">
+              <wp:anchor distT="0" distB="0" distL="114300" distR="114300" simplePos="0" relativeHeight="251752448" behindDoc="0" locked="0" layoutInCell="1" allowOverlap="1" wp14:anchorId="648F24FD" wp14:editId="648F24FE">
                 <wp:simplePos x="0" y="0"/>
                 <wp:positionH relativeFrom="column">
                   <wp:posOffset>481965</wp:posOffset>
@@ -16543,7 +16557,7 @@
           <w:noProof/>
         </w:rPr>
         <w:drawing>
-          <wp:inline distT="0" distB="0" distL="0" distR="0" wp14:anchorId="4569D9B2" wp14:editId="08D14BB2">
+          <wp:inline distT="0" distB="0" distL="0" distR="0" wp14:anchorId="648F24FF" wp14:editId="648F2500">
             <wp:extent cx="3200400" cy="3023826"/>
             <wp:effectExtent l="0" t="0" r="0" b="5715"/>
             <wp:docPr id="115" name="図 115"/>
@@ -17085,7 +17099,7 @@
           <w:noProof/>
         </w:rPr>
         <w:drawing>
-          <wp:inline distT="0" distB="0" distL="0" distR="0">
+          <wp:inline distT="0" distB="0" distL="0" distR="0" wp14:anchorId="648F2501" wp14:editId="648F2502">
             <wp:extent cx="2286000" cy="2286000"/>
             <wp:effectExtent l="0" t="0" r="0" b="0"/>
             <wp:docPr id="60" name="図 60" descr="C:\Users\ochi\Pictures\sgi01a201308282200.jpg"/>
@@ -17147,41 +17161,13 @@
         </w:rPr>
         <w:t xml:space="preserve"> </w:t>
       </w:r>
-      <w:proofErr w:type="spellStart"/>
       <w:r>
         <w:rPr>
           <w:sz w:val="28"/>
           <w:szCs w:val="28"/>
           <w:u w:val="single"/>
         </w:rPr>
-        <w:t>Pachi</w:t>
-      </w:r>
-      <w:proofErr w:type="spellEnd"/>
-      <w:r>
-        <w:rPr>
-          <w:sz w:val="28"/>
-          <w:szCs w:val="28"/>
-          <w:u w:val="single"/>
-        </w:rPr>
-        <w:t xml:space="preserve">! </w:t>
-      </w:r>
-      <w:proofErr w:type="spellStart"/>
-      <w:r>
-        <w:rPr>
-          <w:sz w:val="28"/>
-          <w:szCs w:val="28"/>
-          <w:u w:val="single"/>
-        </w:rPr>
-        <w:t>Pachi</w:t>
-      </w:r>
-      <w:proofErr w:type="spellEnd"/>
-      <w:r>
-        <w:rPr>
-          <w:sz w:val="28"/>
-          <w:szCs w:val="28"/>
-          <w:u w:val="single"/>
-        </w:rPr>
-        <w:t>!</w:t>
+        <w:t>Pachi! Pachi!</w:t>
       </w:r>
     </w:p>
     <w:p>
@@ -20124,7 +20110,7 @@
           <w:noProof/>
         </w:rPr>
         <w:drawing>
-          <wp:inline distT="0" distB="0" distL="0" distR="0">
+          <wp:inline distT="0" distB="0" distL="0" distR="0" wp14:anchorId="648F2503" wp14:editId="648F2504">
             <wp:extent cx="1085850" cy="821456"/>
             <wp:effectExtent l="0" t="0" r="0" b="0"/>
             <wp:docPr id="120" name="図 120" descr="C:\Users\ochi\Pictures\壁紙\lgi01b201402172000-3.jpg"/>
@@ -20178,7 +20164,7 @@
           <w:noProof/>
         </w:rPr>
         <w:drawing>
-          <wp:inline distT="0" distB="0" distL="0" distR="0" wp14:anchorId="314C22D1" wp14:editId="50E06DC9">
+          <wp:inline distT="0" distB="0" distL="0" distR="0" wp14:anchorId="648F2505" wp14:editId="648F2506">
             <wp:extent cx="742950" cy="824529"/>
             <wp:effectExtent l="0" t="0" r="0" b="0"/>
             <wp:docPr id="108" name="図 108" descr="C:\Users\ochi\Pictures\壁紙\lgi01b201402172000-1.jpg"/>
@@ -20232,7 +20218,7 @@
           <w:noProof/>
         </w:rPr>
         <w:drawing>
-          <wp:inline distT="0" distB="0" distL="0" distR="0" wp14:anchorId="314C22D1" wp14:editId="50E06DC9">
+          <wp:inline distT="0" distB="0" distL="0" distR="0" wp14:anchorId="648F2507" wp14:editId="648F2508">
             <wp:extent cx="742950" cy="824529"/>
             <wp:effectExtent l="0" t="0" r="0" b="0"/>
             <wp:docPr id="111" name="図 111" descr="C:\Users\ochi\Pictures\壁紙\lgi01b201402172000-1.jpg"/>
@@ -20286,7 +20272,7 @@
           <w:noProof/>
         </w:rPr>
         <w:drawing>
-          <wp:inline distT="0" distB="0" distL="0" distR="0" wp14:anchorId="314C22D1" wp14:editId="50E06DC9">
+          <wp:inline distT="0" distB="0" distL="0" distR="0" wp14:anchorId="648F2509" wp14:editId="648F250A">
             <wp:extent cx="742950" cy="824529"/>
             <wp:effectExtent l="0" t="0" r="0" b="0"/>
             <wp:docPr id="119" name="図 119" descr="C:\Users\ochi\Pictures\壁紙\lgi01b201402172000-1.jpg"/>
@@ -20340,7 +20326,7 @@
           <w:noProof/>
         </w:rPr>
         <w:drawing>
-          <wp:inline distT="0" distB="0" distL="0" distR="0" wp14:anchorId="66394B86" wp14:editId="3F1351B6">
+          <wp:inline distT="0" distB="0" distL="0" distR="0" wp14:anchorId="648F250B" wp14:editId="648F250C">
             <wp:extent cx="742950" cy="824529"/>
             <wp:effectExtent l="0" t="0" r="0" b="0"/>
             <wp:docPr id="96" name="図 96" descr="C:\Users\ochi\Pictures\壁紙\lgi01b201402172000-1.jpg"/>
@@ -20394,7 +20380,7 @@
           <w:noProof/>
         </w:rPr>
         <w:drawing>
-          <wp:inline distT="0" distB="0" distL="0" distR="0" wp14:anchorId="42E35281" wp14:editId="25E100F2">
+          <wp:inline distT="0" distB="0" distL="0" distR="0" wp14:anchorId="648F250D" wp14:editId="648F250E">
             <wp:extent cx="1095393" cy="828675"/>
             <wp:effectExtent l="0" t="0" r="9525" b="0"/>
             <wp:docPr id="98" name="図 98" descr="C:\Users\ochi\Pictures\壁紙\lgi01b201402172000-3.jpg"/>
@@ -20458,7 +20444,7 @@
         <mc:AlternateContent>
           <mc:Choice Requires="wps">
             <w:drawing>
-              <wp:anchor distT="45720" distB="45720" distL="114300" distR="114300" simplePos="0" relativeHeight="251766784" behindDoc="0" locked="0" layoutInCell="1" allowOverlap="1" wp14:anchorId="75F090CD" wp14:editId="28F00F0C">
+              <wp:anchor distT="45720" distB="45720" distL="114300" distR="114300" simplePos="0" relativeHeight="251766784" behindDoc="0" locked="0" layoutInCell="1" allowOverlap="1" wp14:anchorId="648F250F" wp14:editId="648F2510">
                 <wp:simplePos x="0" y="0"/>
                 <wp:positionH relativeFrom="column">
                   <wp:posOffset>523875</wp:posOffset>
@@ -20524,7 +20510,7 @@
           </mc:Choice>
           <mc:Fallback>
             <w:pict>
-              <v:shape w14:anchorId="75F090CD" id="テキスト ボックス 2" o:spid="_x0000_s1054" type="#_x0000_t202" style="position:absolute;left:0;text-align:left;margin-left:41.25pt;margin-top:59.05pt;width:54pt;height:25.9pt;z-index:251766784;visibility:visible;mso-wrap-style:square;mso-width-percent:0;mso-height-percent:200;mso-wrap-distance-left:9pt;mso-wrap-distance-top:3.6pt;mso-wrap-distance-right:9pt;mso-wrap-distance-bottom:3.6pt;mso-position-horizontal:absolute;mso-position-horizontal-relative:text;mso-position-vertical:absolute;mso-position-vertical-relative:text;mso-width-percent:0;mso-height-percent:200;mso-width-relative:margin;mso-height-relative:margin;v-text-anchor:top" o:gfxdata="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" filled="f" stroked="f">
+              <v:shape w14:anchorId="648F250F" id="テキスト ボックス 2" o:spid="_x0000_s1054" type="#_x0000_t202" style="position:absolute;left:0;text-align:left;margin-left:41.25pt;margin-top:59.05pt;width:54pt;height:25.9pt;z-index:251766784;visibility:visible;mso-wrap-style:square;mso-width-percent:0;mso-height-percent:200;mso-wrap-distance-left:9pt;mso-wrap-distance-top:3.6pt;mso-wrap-distance-right:9pt;mso-wrap-distance-bottom:3.6pt;mso-position-horizontal:absolute;mso-position-horizontal-relative:text;mso-position-vertical:absolute;mso-position-vertical-relative:text;mso-width-percent:0;mso-height-percent:200;mso-width-relative:margin;mso-height-relative:margin;v-text-anchor:top" o:gfxdata="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" filled="f" stroked="f">
                 <v:textbox style="mso-fit-shape-to-text:t">
                   <w:txbxContent>
                     <w:p>
@@ -20551,7 +20537,7 @@
         <mc:AlternateContent>
           <mc:Choice Requires="wps">
             <w:drawing>
-              <wp:anchor distT="0" distB="0" distL="114300" distR="114300" simplePos="0" relativeHeight="251765760" behindDoc="0" locked="0" layoutInCell="1" allowOverlap="1" wp14:anchorId="6C08497C" wp14:editId="14F7FB88">
+              <wp:anchor distT="0" distB="0" distL="114300" distR="114300" simplePos="0" relativeHeight="251765760" behindDoc="0" locked="0" layoutInCell="1" allowOverlap="1" wp14:anchorId="648F2511" wp14:editId="648F2512">
                 <wp:simplePos x="0" y="0"/>
                 <wp:positionH relativeFrom="column">
                   <wp:posOffset>723900</wp:posOffset>
@@ -20626,7 +20612,7 @@
           <w:noProof/>
         </w:rPr>
         <w:drawing>
-          <wp:inline distT="0" distB="0" distL="0" distR="0" wp14:anchorId="08795006" wp14:editId="30FFB1D3">
+          <wp:inline distT="0" distB="0" distL="0" distR="0" wp14:anchorId="648F2513" wp14:editId="648F2514">
             <wp:extent cx="711774" cy="962025"/>
             <wp:effectExtent l="0" t="0" r="0" b="0"/>
             <wp:docPr id="93" name="図 93"/>
@@ -20752,7 +20738,7 @@
           <w:noProof/>
         </w:rPr>
         <w:drawing>
-          <wp:inline distT="0" distB="0" distL="0" distR="0" wp14:anchorId="6E153E57" wp14:editId="400590EF">
+          <wp:inline distT="0" distB="0" distL="0" distR="0" wp14:anchorId="648F2515" wp14:editId="648F2516">
             <wp:extent cx="1085850" cy="821456"/>
             <wp:effectExtent l="0" t="0" r="0" b="0"/>
             <wp:docPr id="132" name="図 132" descr="C:\Users\ochi\Pictures\壁紙\lgi01b201402172000-3.jpg"/>
@@ -20806,7 +20792,7 @@
           <w:noProof/>
         </w:rPr>
         <w:drawing>
-          <wp:inline distT="0" distB="0" distL="0" distR="0" wp14:anchorId="3095E815" wp14:editId="01F53D82">
+          <wp:inline distT="0" distB="0" distL="0" distR="0" wp14:anchorId="648F2517" wp14:editId="648F2518">
             <wp:extent cx="742950" cy="824529"/>
             <wp:effectExtent l="0" t="0" r="0" b="0"/>
             <wp:docPr id="133" name="図 133" descr="C:\Users\ochi\Pictures\壁紙\lgi01b201402172000-1.jpg"/>
@@ -20860,7 +20846,7 @@
           <w:noProof/>
         </w:rPr>
         <w:drawing>
-          <wp:inline distT="0" distB="0" distL="0" distR="0" wp14:anchorId="38454977" wp14:editId="55203EA3">
+          <wp:inline distT="0" distB="0" distL="0" distR="0" wp14:anchorId="648F2519" wp14:editId="648F251A">
             <wp:extent cx="742950" cy="824529"/>
             <wp:effectExtent l="0" t="0" r="0" b="0"/>
             <wp:docPr id="134" name="図 134" descr="C:\Users\ochi\Pictures\壁紙\lgi01b201402172000-1.jpg"/>
@@ -20914,7 +20900,7 @@
           <w:noProof/>
         </w:rPr>
         <w:drawing>
-          <wp:inline distT="0" distB="0" distL="0" distR="0" wp14:anchorId="510FCCFA" wp14:editId="663783E3">
+          <wp:inline distT="0" distB="0" distL="0" distR="0" wp14:anchorId="648F251B" wp14:editId="648F251C">
             <wp:extent cx="742950" cy="824529"/>
             <wp:effectExtent l="0" t="0" r="0" b="0"/>
             <wp:docPr id="135" name="図 135" descr="C:\Users\ochi\Pictures\壁紙\lgi01b201402172000-1.jpg"/>
@@ -20968,7 +20954,7 @@
           <w:noProof/>
         </w:rPr>
         <w:drawing>
-          <wp:inline distT="0" distB="0" distL="0" distR="0" wp14:anchorId="7ACB78F9" wp14:editId="6AECDCAB">
+          <wp:inline distT="0" distB="0" distL="0" distR="0" wp14:anchorId="648F251D" wp14:editId="648F251E">
             <wp:extent cx="742950" cy="824529"/>
             <wp:effectExtent l="0" t="0" r="0" b="0"/>
             <wp:docPr id="136" name="図 136" descr="C:\Users\ochi\Pictures\壁紙\lgi01b201402172000-1.jpg"/>
@@ -21022,7 +21008,7 @@
           <w:noProof/>
         </w:rPr>
         <w:drawing>
-          <wp:inline distT="0" distB="0" distL="0" distR="0" wp14:anchorId="1BDA81D6" wp14:editId="28B3B002">
+          <wp:inline distT="0" distB="0" distL="0" distR="0" wp14:anchorId="648F251F" wp14:editId="648F2520">
             <wp:extent cx="1095393" cy="828675"/>
             <wp:effectExtent l="0" t="0" r="9525" b="0"/>
             <wp:docPr id="137" name="図 137" descr="C:\Users\ochi\Pictures\壁紙\lgi01b201402172000-3.jpg"/>
@@ -21100,7 +21086,7 @@
         <mc:AlternateContent>
           <mc:Choice Requires="wps">
             <w:drawing>
-              <wp:anchor distT="45720" distB="45720" distL="114300" distR="114300" simplePos="0" relativeHeight="251769856" behindDoc="1" locked="0" layoutInCell="1" allowOverlap="1" wp14:anchorId="5BA308AF" wp14:editId="18910CA6">
+              <wp:anchor distT="45720" distB="45720" distL="114300" distR="114300" simplePos="0" relativeHeight="251769856" behindDoc="1" locked="0" layoutInCell="1" allowOverlap="1" wp14:anchorId="648F2521" wp14:editId="648F2522">
                 <wp:simplePos x="0" y="0"/>
                 <wp:positionH relativeFrom="column">
                   <wp:posOffset>100965</wp:posOffset>
@@ -21174,7 +21160,7 @@
           </mc:Choice>
           <mc:Fallback>
             <w:pict>
-              <v:shape w14:anchorId="5BA308AF" id="_x0000_s1055" type="#_x0000_t202" style="position:absolute;left:0;text-align:left;margin-left:7.95pt;margin-top:62.75pt;width:54pt;height:25.9pt;z-index:-251546624;visibility:visible;mso-wrap-style:square;mso-width-percent:0;mso-height-percent:200;mso-wrap-distance-left:9pt;mso-wrap-distance-top:3.6pt;mso-wrap-distance-right:9pt;mso-wrap-distance-bottom:3.6pt;mso-position-horizontal:absolute;mso-position-horizontal-relative:text;mso-position-vertical:absolute;mso-position-vertical-relative:text;mso-width-percent:0;mso-height-percent:200;mso-width-relative:margin;mso-height-relative:margin;v-text-anchor:top" o:gfxdata="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" filled="f" stroked="f">
+              <v:shape w14:anchorId="648F2521" id="_x0000_s1055" type="#_x0000_t202" style="position:absolute;left:0;text-align:left;margin-left:7.95pt;margin-top:62.75pt;width:54pt;height:25.9pt;z-index:-251546624;visibility:visible;mso-wrap-style:square;mso-width-percent:0;mso-height-percent:200;mso-wrap-distance-left:9pt;mso-wrap-distance-top:3.6pt;mso-wrap-distance-right:9pt;mso-wrap-distance-bottom:3.6pt;mso-position-horizontal:absolute;mso-position-horizontal-relative:text;mso-position-vertical:absolute;mso-position-vertical-relative:text;mso-width-percent:0;mso-height-percent:200;mso-width-relative:margin;mso-height-relative:margin;v-text-anchor:top" o:gfxdata="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" filled="f" stroked="f">
                 <v:textbox style="mso-fit-shape-to-text:t">
                   <w:txbxContent>
                     <w:p>
@@ -21201,7 +21187,7 @@
         <mc:AlternateContent>
           <mc:Choice Requires="wps">
             <w:drawing>
-              <wp:anchor distT="0" distB="0" distL="114300" distR="114300" simplePos="0" relativeHeight="251768832" behindDoc="0" locked="0" layoutInCell="1" allowOverlap="1" wp14:anchorId="6C22AA9E" wp14:editId="08F85920">
+              <wp:anchor distT="0" distB="0" distL="114300" distR="114300" simplePos="0" relativeHeight="251768832" behindDoc="0" locked="0" layoutInCell="1" allowOverlap="1" wp14:anchorId="648F2523" wp14:editId="648F2524">
                 <wp:simplePos x="0" y="0"/>
                 <wp:positionH relativeFrom="column">
                   <wp:posOffset>266700</wp:posOffset>
@@ -21276,7 +21262,7 @@
           <w:noProof/>
         </w:rPr>
         <w:drawing>
-          <wp:inline distT="0" distB="0" distL="0" distR="0" wp14:anchorId="41442271" wp14:editId="6DEA2330">
+          <wp:inline distT="0" distB="0" distL="0" distR="0" wp14:anchorId="648F2525" wp14:editId="38887A43">
             <wp:extent cx="1581150" cy="977743"/>
             <wp:effectExtent l="0" t="0" r="0" b="0"/>
             <wp:docPr id="2" name="図 2"/>
@@ -21346,7 +21332,7 @@
         <mc:AlternateContent>
           <mc:Choice Requires="wps">
             <w:drawing>
-              <wp:anchor distT="45720" distB="45720" distL="114300" distR="114300" simplePos="0" relativeHeight="251761664" behindDoc="1" locked="0" layoutInCell="1" allowOverlap="1" wp14:anchorId="7472848C" wp14:editId="6853D522">
+              <wp:anchor distT="45720" distB="45720" distL="114300" distR="114300" simplePos="0" relativeHeight="251761664" behindDoc="1" locked="0" layoutInCell="1" allowOverlap="1" wp14:anchorId="648F2527" wp14:editId="648F2528">
                 <wp:simplePos x="0" y="0"/>
                 <wp:positionH relativeFrom="column">
                   <wp:posOffset>1310640</wp:posOffset>
@@ -21420,7 +21406,7 @@
           </mc:Choice>
           <mc:Fallback>
             <w:pict>
-              <v:shape w14:anchorId="7472848C" id="_x0000_s1056" type="#_x0000_t202" style="position:absolute;left:0;text-align:left;margin-left:103.2pt;margin-top:41pt;width:54pt;height:25.9pt;z-index:-251554816;visibility:visible;mso-wrap-style:square;mso-width-percent:0;mso-height-percent:200;mso-wrap-distance-left:9pt;mso-wrap-distance-top:3.6pt;mso-wrap-distance-right:9pt;mso-wrap-distance-bottom:3.6pt;mso-position-horizontal:absolute;mso-position-horizontal-relative:text;mso-position-vertical:absolute;mso-position-vertical-relative:text;mso-width-percent:0;mso-height-percent:200;mso-width-relative:margin;mso-height-relative:margin;v-text-anchor:top" o:gfxdata="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" filled="f" stroked="f">
+              <v:shape w14:anchorId="648F2527" id="_x0000_s1056" type="#_x0000_t202" style="position:absolute;left:0;text-align:left;margin-left:103.2pt;margin-top:41pt;width:54pt;height:25.9pt;z-index:-251554816;visibility:visible;mso-wrap-style:square;mso-width-percent:0;mso-height-percent:200;mso-wrap-distance-left:9pt;mso-wrap-distance-top:3.6pt;mso-wrap-distance-right:9pt;mso-wrap-distance-bottom:3.6pt;mso-position-horizontal:absolute;mso-position-horizontal-relative:text;mso-position-vertical:absolute;mso-position-vertical-relative:text;mso-width-percent:0;mso-height-percent:200;mso-width-relative:margin;mso-height-relative:margin;v-text-anchor:top" o:gfxdata="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" filled="f" stroked="f">
                 <v:textbox style="mso-fit-shape-to-text:t">
                   <w:txbxContent>
                     <w:p>
@@ -21447,7 +21433,7 @@
         <mc:AlternateContent>
           <mc:Choice Requires="wps">
             <w:drawing>
-              <wp:anchor distT="0" distB="0" distL="114300" distR="114300" simplePos="0" relativeHeight="251757568" behindDoc="0" locked="0" layoutInCell="1" allowOverlap="1" wp14:anchorId="5C421EE3" wp14:editId="6FA7DAC8">
+              <wp:anchor distT="0" distB="0" distL="114300" distR="114300" simplePos="0" relativeHeight="251757568" behindDoc="0" locked="0" layoutInCell="1" allowOverlap="1" wp14:anchorId="648F2529" wp14:editId="648F252A">
                 <wp:simplePos x="0" y="0"/>
                 <wp:positionH relativeFrom="column">
                   <wp:posOffset>1386840</wp:posOffset>
@@ -21522,7 +21508,7 @@
           <w:noProof/>
         </w:rPr>
         <w:drawing>
-          <wp:inline distT="0" distB="0" distL="0" distR="0">
+          <wp:inline distT="0" distB="0" distL="0" distR="0" wp14:anchorId="648F252B" wp14:editId="648F252C">
             <wp:extent cx="914400" cy="1048490"/>
             <wp:effectExtent l="0" t="0" r="0" b="0"/>
             <wp:docPr id="11" name="図 11"/>
@@ -21604,7 +21590,7 @@
         <mc:AlternateContent>
           <mc:Choice Requires="wps">
             <w:drawing>
-              <wp:anchor distT="45720" distB="45720" distL="114300" distR="114300" simplePos="0" relativeHeight="251763712" behindDoc="0" locked="0" layoutInCell="1" allowOverlap="1" wp14:anchorId="4368040C" wp14:editId="087022D2">
+              <wp:anchor distT="45720" distB="45720" distL="114300" distR="114300" simplePos="0" relativeHeight="251763712" behindDoc="0" locked="0" layoutInCell="1" allowOverlap="1" wp14:anchorId="648F252D" wp14:editId="648F252E">
                 <wp:simplePos x="0" y="0"/>
                 <wp:positionH relativeFrom="column">
                   <wp:posOffset>2844165</wp:posOffset>
@@ -21670,7 +21656,7 @@
           </mc:Choice>
           <mc:Fallback>
             <w:pict>
-              <v:shape w14:anchorId="4368040C" id="_x0000_s1057" type="#_x0000_t202" style="position:absolute;left:0;text-align:left;margin-left:223.95pt;margin-top:30.5pt;width:54pt;height:25.9pt;z-index:251763712;visibility:visible;mso-wrap-style:square;mso-width-percent:0;mso-height-percent:200;mso-wrap-distance-left:9pt;mso-wrap-distance-top:3.6pt;mso-wrap-distance-right:9pt;mso-wrap-distance-bottom:3.6pt;mso-position-horizontal:absolute;mso-position-horizontal-relative:text;mso-position-vertical:absolute;mso-position-vertical-relative:text;mso-width-percent:0;mso-height-percent:200;mso-width-relative:margin;mso-height-relative:margin;v-text-anchor:top" o:gfxdata="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" filled="f" stroked="f">
+              <v:shape w14:anchorId="648F252D" id="_x0000_s1057" type="#_x0000_t202" style="position:absolute;left:0;text-align:left;margin-left:223.95pt;margin-top:30.5pt;width:54pt;height:25.9pt;z-index:251763712;visibility:visible;mso-wrap-style:square;mso-width-percent:0;mso-height-percent:200;mso-wrap-distance-left:9pt;mso-wrap-distance-top:3.6pt;mso-wrap-distance-right:9pt;mso-wrap-distance-bottom:3.6pt;mso-position-horizontal:absolute;mso-position-horizontal-relative:text;mso-position-vertical:absolute;mso-position-vertical-relative:text;mso-width-percent:0;mso-height-percent:200;mso-width-relative:margin;mso-height-relative:margin;v-text-anchor:top" o:gfxdata="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" filled="f" stroked="f">
                 <v:textbox style="mso-fit-shape-to-text:t">
                   <w:txbxContent>
                     <w:p>
@@ -21697,7 +21683,7 @@
         <mc:AlternateContent>
           <mc:Choice Requires="wps">
             <w:drawing>
-              <wp:anchor distT="0" distB="0" distL="114300" distR="114300" simplePos="0" relativeHeight="251759616" behindDoc="0" locked="0" layoutInCell="1" allowOverlap="1" wp14:anchorId="2B3B490E" wp14:editId="1C6E5862">
+              <wp:anchor distT="0" distB="0" distL="114300" distR="114300" simplePos="0" relativeHeight="251759616" behindDoc="0" locked="0" layoutInCell="1" allowOverlap="1" wp14:anchorId="648F252F" wp14:editId="648F2530">
                 <wp:simplePos x="0" y="0"/>
                 <wp:positionH relativeFrom="column">
                   <wp:posOffset>2924175</wp:posOffset>
@@ -21772,7 +21758,7 @@
           <w:noProof/>
         </w:rPr>
         <w:drawing>
-          <wp:inline distT="0" distB="0" distL="0" distR="0" wp14:anchorId="50416737" wp14:editId="78218AFC">
+          <wp:inline distT="0" distB="0" distL="0" distR="0" wp14:anchorId="648F2531" wp14:editId="648F2532">
             <wp:extent cx="211219" cy="590550"/>
             <wp:effectExtent l="0" t="0" r="0" b="0"/>
             <wp:docPr id="15" name="図 15"/>
@@ -22729,7 +22715,7 @@
         <mc:AlternateContent>
           <mc:Choice Requires="wps">
             <w:drawing>
-              <wp:anchor distT="0" distB="0" distL="114300" distR="114300" simplePos="0" relativeHeight="251796480" behindDoc="0" locked="0" layoutInCell="1" allowOverlap="1" wp14:anchorId="20E3B276" wp14:editId="5A42152F">
+              <wp:anchor distT="0" distB="0" distL="114300" distR="114300" simplePos="0" relativeHeight="251796480" behindDoc="0" locked="0" layoutInCell="1" allowOverlap="1" wp14:anchorId="648F2533" wp14:editId="648F2534">
                 <wp:simplePos x="0" y="0"/>
                 <wp:positionH relativeFrom="column">
                   <wp:posOffset>613817</wp:posOffset>
@@ -22821,7 +22807,7 @@
           <w:noProof/>
         </w:rPr>
         <w:drawing>
-          <wp:inline distT="0" distB="0" distL="0" distR="0" wp14:anchorId="21CF6863" wp14:editId="2CE474CF">
+          <wp:inline distT="0" distB="0" distL="0" distR="0" wp14:anchorId="648F2535" wp14:editId="648F2536">
             <wp:extent cx="4591050" cy="811140"/>
             <wp:effectExtent l="0" t="0" r="0" b="8255"/>
             <wp:docPr id="145" name="図 145"/>
@@ -22903,7 +22889,7 @@
         <mc:AlternateContent>
           <mc:Choice Requires="wps">
             <w:drawing>
-              <wp:anchor distT="0" distB="0" distL="114300" distR="114300" simplePos="0" relativeHeight="251794432" behindDoc="0" locked="0" layoutInCell="1" allowOverlap="1" wp14:anchorId="0891614E" wp14:editId="4C4E9C17">
+              <wp:anchor distT="0" distB="0" distL="114300" distR="114300" simplePos="0" relativeHeight="251794432" behindDoc="0" locked="0" layoutInCell="1" allowOverlap="1" wp14:anchorId="648F2537" wp14:editId="648F2538">
                 <wp:simplePos x="0" y="0"/>
                 <wp:positionH relativeFrom="column">
                   <wp:posOffset>671026</wp:posOffset>
@@ -22995,7 +22981,7 @@
           <w:noProof/>
         </w:rPr>
         <w:drawing>
-          <wp:inline distT="0" distB="0" distL="0" distR="0" wp14:anchorId="7EC70561" wp14:editId="34265113">
+          <wp:inline distT="0" distB="0" distL="0" distR="0" wp14:anchorId="648F2539" wp14:editId="648F253A">
             <wp:extent cx="1272073" cy="1246529"/>
             <wp:effectExtent l="0" t="0" r="4445" b="0"/>
             <wp:docPr id="146" name="図 146"/>
@@ -23066,7 +23052,7 @@
         <mc:AlternateContent>
           <mc:Choice Requires="wps">
             <w:drawing>
-              <wp:anchor distT="0" distB="0" distL="114300" distR="114300" simplePos="0" relativeHeight="251798528" behindDoc="0" locked="0" layoutInCell="1" allowOverlap="1" wp14:anchorId="3AD2AB46" wp14:editId="3F016E07">
+              <wp:anchor distT="0" distB="0" distL="114300" distR="114300" simplePos="0" relativeHeight="251798528" behindDoc="0" locked="0" layoutInCell="1" allowOverlap="1" wp14:anchorId="648F253B" wp14:editId="648F253C">
                 <wp:simplePos x="0" y="0"/>
                 <wp:positionH relativeFrom="column">
                   <wp:posOffset>2749993</wp:posOffset>
@@ -23158,7 +23144,7 @@
           <w:noProof/>
         </w:rPr>
         <w:drawing>
-          <wp:inline distT="0" distB="0" distL="0" distR="0" wp14:anchorId="2E61152C" wp14:editId="5D7602DD">
+          <wp:inline distT="0" distB="0" distL="0" distR="0" wp14:anchorId="648F253D" wp14:editId="648F253E">
             <wp:extent cx="4514850" cy="1130703"/>
             <wp:effectExtent l="0" t="0" r="0" b="0"/>
             <wp:docPr id="147" name="図 147"/>
@@ -23240,7 +23226,7 @@
           <w:noProof/>
         </w:rPr>
         <w:drawing>
-          <wp:inline distT="0" distB="0" distL="0" distR="0">
+          <wp:inline distT="0" distB="0" distL="0" distR="0" wp14:anchorId="648F253F" wp14:editId="648F2540">
             <wp:extent cx="3900973" cy="3280677"/>
             <wp:effectExtent l="0" t="0" r="4445" b="0"/>
             <wp:docPr id="148" name="図 148"/>
@@ -23324,7 +23310,7 @@
           <w:noProof/>
         </w:rPr>
         <w:drawing>
-          <wp:inline distT="0" distB="0" distL="0" distR="0">
+          <wp:inline distT="0" distB="0" distL="0" distR="0" wp14:anchorId="648F2541" wp14:editId="648F2542">
             <wp:extent cx="4610100" cy="1162688"/>
             <wp:effectExtent l="0" t="0" r="0" b="0"/>
             <wp:docPr id="149" name="図 149"/>
@@ -23418,21 +23404,7 @@
         <w:rPr>
           <w:rFonts w:asciiTheme="minorEastAsia" w:hAnsiTheme="minorEastAsia" w:hint="eastAsia"/>
         </w:rPr>
-        <w:t>含んだブックは、そうでないブックと同じ拡張子(.</w:t>
-      </w:r>
-      <w:proofErr w:type="spellStart"/>
-      <w:r>
-        <w:rPr>
-          <w:rFonts w:asciiTheme="minorEastAsia" w:hAnsiTheme="minorEastAsia" w:hint="eastAsia"/>
-        </w:rPr>
-        <w:t>xlsx</w:t>
-      </w:r>
-      <w:proofErr w:type="spellEnd"/>
-      <w:r>
-        <w:rPr>
-          <w:rFonts w:asciiTheme="minorEastAsia" w:hAnsiTheme="minorEastAsia" w:hint="eastAsia"/>
-        </w:rPr>
-        <w:t>)では保存できず、別の拡張子(.</w:t>
+        <w:t>含んだブックは、そうでないブックと同じ拡張子(.xlsx)では保存できず、別の拡張子(.</w:t>
       </w:r>
       <w:proofErr w:type="spellStart"/>
       <w:r>
@@ -23689,7 +23661,7 @@
           <w:noProof/>
         </w:rPr>
         <w:drawing>
-          <wp:inline distT="0" distB="0" distL="0" distR="0">
+          <wp:inline distT="0" distB="0" distL="0" distR="0" wp14:anchorId="648F2543" wp14:editId="648F2544">
             <wp:extent cx="4581525" cy="1155482"/>
             <wp:effectExtent l="0" t="0" r="0" b="6985"/>
             <wp:docPr id="150" name="図 150"/>
@@ -23773,7 +23745,7 @@
           <w:noProof/>
         </w:rPr>
         <w:drawing>
-          <wp:inline distT="0" distB="0" distL="0" distR="0">
+          <wp:inline distT="0" distB="0" distL="0" distR="0" wp14:anchorId="648F2545" wp14:editId="648F2546">
             <wp:extent cx="4489243" cy="1790700"/>
             <wp:effectExtent l="0" t="0" r="6985" b="0"/>
             <wp:docPr id="151" name="図 151"/>
@@ -23884,7 +23856,7 @@
         </w:rPr>
         <w:lastRenderedPageBreak/>
         <w:drawing>
-          <wp:inline distT="0" distB="0" distL="0" distR="0">
+          <wp:inline distT="0" distB="0" distL="0" distR="0" wp14:anchorId="648F2547" wp14:editId="648F2548">
             <wp:extent cx="3786673" cy="3184551"/>
             <wp:effectExtent l="0" t="0" r="4445" b="0"/>
             <wp:docPr id="152" name="図 152"/>
@@ -24053,7 +24025,7 @@
           <w:noProof/>
         </w:rPr>
         <w:drawing>
-          <wp:inline distT="0" distB="0" distL="0" distR="0" wp14:anchorId="731BFFA1" wp14:editId="142AB6F5">
+          <wp:inline distT="0" distB="0" distL="0" distR="0" wp14:anchorId="648F2549" wp14:editId="648F254A">
             <wp:extent cx="971378" cy="1043797"/>
             <wp:effectExtent l="0" t="0" r="635" b="4445"/>
             <wp:docPr id="140" name="図 140"/>
@@ -24538,7 +24510,7 @@
           <w:noProof/>
         </w:rPr>
         <w:drawing>
-          <wp:inline distT="0" distB="0" distL="0" distR="0" wp14:anchorId="225B6259" wp14:editId="26D8A5D5">
+          <wp:inline distT="0" distB="0" distL="0" distR="0" wp14:anchorId="648F254B" wp14:editId="648F254C">
             <wp:extent cx="4781550" cy="1138464"/>
             <wp:effectExtent l="0" t="0" r="0" b="5080"/>
             <wp:docPr id="154" name="図 154"/>
@@ -24620,7 +24592,7 @@
         </w:rPr>
         <w:lastRenderedPageBreak/>
         <w:drawing>
-          <wp:inline distT="0" distB="0" distL="0" distR="0" wp14:anchorId="605EAA61" wp14:editId="2ABB2873">
+          <wp:inline distT="0" distB="0" distL="0" distR="0" wp14:anchorId="648F254D" wp14:editId="648F254E">
             <wp:extent cx="3371850" cy="3086100"/>
             <wp:effectExtent l="0" t="0" r="0" b="0"/>
             <wp:docPr id="155" name="図 155"/>
@@ -24702,7 +24674,7 @@
           <w:noProof/>
         </w:rPr>
         <w:drawing>
-          <wp:inline distT="0" distB="0" distL="0" distR="0" wp14:anchorId="690B9C1E" wp14:editId="7D710AA7">
+          <wp:inline distT="0" distB="0" distL="0" distR="0" wp14:anchorId="648F254F" wp14:editId="648F2550">
             <wp:extent cx="2781300" cy="1409700"/>
             <wp:effectExtent l="0" t="0" r="0" b="0"/>
             <wp:docPr id="144" name="図 144"/>
@@ -24784,7 +24756,7 @@
           <w:noProof/>
         </w:rPr>
         <w:drawing>
-          <wp:inline distT="0" distB="0" distL="0" distR="0" wp14:anchorId="74B2AE1D" wp14:editId="05CE7BB6">
+          <wp:inline distT="0" distB="0" distL="0" distR="0" wp14:anchorId="648F2551" wp14:editId="648F2552">
             <wp:extent cx="4572000" cy="1549831"/>
             <wp:effectExtent l="0" t="0" r="0" b="0"/>
             <wp:docPr id="143" name="図 143"/>
@@ -24904,7 +24876,7 @@
         </w:rPr>
         <w:lastRenderedPageBreak/>
         <w:drawing>
-          <wp:inline distT="0" distB="0" distL="0" distR="0" wp14:anchorId="5D6C9B41" wp14:editId="2A8CF7EA">
+          <wp:inline distT="0" distB="0" distL="0" distR="0" wp14:anchorId="648F2553" wp14:editId="648F2554">
             <wp:extent cx="4591050" cy="2209800"/>
             <wp:effectExtent l="0" t="0" r="0" b="0"/>
             <wp:docPr id="158" name="図 158"/>
@@ -25001,7 +24973,7 @@
           <w:noProof/>
         </w:rPr>
         <w:drawing>
-          <wp:inline distT="0" distB="0" distL="0" distR="0" wp14:anchorId="7D0F83AD" wp14:editId="573B827A">
+          <wp:inline distT="0" distB="0" distL="0" distR="0" wp14:anchorId="648F2555" wp14:editId="648F2556">
             <wp:extent cx="3781425" cy="1847850"/>
             <wp:effectExtent l="0" t="0" r="9525" b="0"/>
             <wp:docPr id="159" name="図 159"/>
@@ -25083,7 +25055,7 @@
           <w:noProof/>
         </w:rPr>
         <w:drawing>
-          <wp:inline distT="0" distB="0" distL="0" distR="0" wp14:anchorId="21095B43" wp14:editId="7EFEE41D">
+          <wp:inline distT="0" distB="0" distL="0" distR="0" wp14:anchorId="648F2557" wp14:editId="648F2558">
             <wp:extent cx="4662874" cy="2924175"/>
             <wp:effectExtent l="0" t="0" r="4445" b="0"/>
             <wp:docPr id="193" name="図 193"/>
@@ -25294,7 +25266,7 @@
           <w:noProof/>
         </w:rPr>
         <w:drawing>
-          <wp:inline distT="0" distB="0" distL="0" distR="0" wp14:anchorId="13823761" wp14:editId="05934E0C">
+          <wp:inline distT="0" distB="0" distL="0" distR="0" wp14:anchorId="648F2559" wp14:editId="648F255A">
             <wp:extent cx="3152775" cy="703875"/>
             <wp:effectExtent l="0" t="0" r="0" b="1270"/>
             <wp:docPr id="125" name="図 125"/>
@@ -25378,7 +25350,7 @@
         <mc:AlternateContent>
           <mc:Choice Requires="wps">
             <w:drawing>
-              <wp:anchor distT="0" distB="0" distL="114300" distR="114300" simplePos="0" relativeHeight="251771904" behindDoc="0" locked="0" layoutInCell="1" allowOverlap="1" wp14:anchorId="7F25D29C" wp14:editId="690DA9F9">
+              <wp:anchor distT="0" distB="0" distL="114300" distR="114300" simplePos="0" relativeHeight="251771904" behindDoc="0" locked="0" layoutInCell="1" allowOverlap="1" wp14:anchorId="648F255B" wp14:editId="648F255C">
                 <wp:simplePos x="0" y="0"/>
                 <wp:positionH relativeFrom="column">
                   <wp:posOffset>3025140</wp:posOffset>
@@ -25461,7 +25433,7 @@
           <w:noProof/>
         </w:rPr>
         <w:drawing>
-          <wp:inline distT="0" distB="0" distL="0" distR="0" wp14:anchorId="4C3EA6AC" wp14:editId="1A8CFFEF">
+          <wp:inline distT="0" distB="0" distL="0" distR="0" wp14:anchorId="648F255D" wp14:editId="648F255E">
             <wp:extent cx="2450893" cy="1895475"/>
             <wp:effectExtent l="0" t="0" r="6985" b="0"/>
             <wp:docPr id="70" name="図 70"/>
@@ -25521,7 +25493,7 @@
           <w:noProof/>
         </w:rPr>
         <w:drawing>
-          <wp:inline distT="0" distB="0" distL="0" distR="0" wp14:anchorId="2E43396F" wp14:editId="63FF2759">
+          <wp:inline distT="0" distB="0" distL="0" distR="0" wp14:anchorId="648F255F" wp14:editId="648F2560">
             <wp:extent cx="1680146" cy="2038350"/>
             <wp:effectExtent l="0" t="0" r="0" b="0"/>
             <wp:docPr id="211" name="図 211"/>
@@ -25624,7 +25596,7 @@
           <w:noProof/>
         </w:rPr>
         <w:drawing>
-          <wp:inline distT="0" distB="0" distL="0" distR="0" wp14:anchorId="4E955ADF" wp14:editId="52CBF92C">
+          <wp:inline distT="0" distB="0" distL="0" distR="0" wp14:anchorId="648F2561" wp14:editId="648F2562">
             <wp:extent cx="4333875" cy="1172787"/>
             <wp:effectExtent l="0" t="0" r="0" b="8890"/>
             <wp:docPr id="121" name="図 121"/>
@@ -25707,7 +25679,7 @@
         </w:rPr>
         <w:lastRenderedPageBreak/>
         <w:drawing>
-          <wp:inline distT="0" distB="0" distL="0" distR="0" wp14:anchorId="7622F6DB" wp14:editId="366522A6">
+          <wp:inline distT="0" distB="0" distL="0" distR="0" wp14:anchorId="648F2563" wp14:editId="648F2564">
             <wp:extent cx="4562475" cy="1546602"/>
             <wp:effectExtent l="0" t="0" r="0" b="0"/>
             <wp:docPr id="122" name="図 122"/>
@@ -25801,7 +25773,7 @@
           <w:noProof/>
         </w:rPr>
         <w:drawing>
-          <wp:inline distT="0" distB="0" distL="0" distR="0" wp14:anchorId="60EF1424" wp14:editId="4EE4A11D">
+          <wp:inline distT="0" distB="0" distL="0" distR="0" wp14:anchorId="648F2565" wp14:editId="648F2566">
             <wp:extent cx="3152775" cy="703875"/>
             <wp:effectExtent l="0" t="0" r="0" b="1270"/>
             <wp:docPr id="123" name="図 123"/>
@@ -25883,7 +25855,7 @@
           <w:noProof/>
         </w:rPr>
         <w:drawing>
-          <wp:inline distT="0" distB="0" distL="0" distR="0" wp14:anchorId="3405AEED" wp14:editId="59148852">
+          <wp:inline distT="0" distB="0" distL="0" distR="0" wp14:anchorId="648F2567" wp14:editId="648F2568">
             <wp:extent cx="2638425" cy="1581150"/>
             <wp:effectExtent l="0" t="0" r="9525" b="0"/>
             <wp:docPr id="124" name="図 124"/>
@@ -26095,7 +26067,7 @@
           <w:noProof/>
         </w:rPr>
         <w:drawing>
-          <wp:inline distT="0" distB="0" distL="0" distR="0" wp14:anchorId="03BEA3E9" wp14:editId="43A2C742">
+          <wp:inline distT="0" distB="0" distL="0" distR="0" wp14:anchorId="648F2569" wp14:editId="648F256A">
             <wp:extent cx="2933700" cy="1457325"/>
             <wp:effectExtent l="0" t="0" r="0" b="9525"/>
             <wp:docPr id="195" name="図 195"/>
@@ -26233,7 +26205,7 @@
           <w:noProof/>
         </w:rPr>
         <w:drawing>
-          <wp:inline distT="0" distB="0" distL="0" distR="0" wp14:anchorId="56C30FDC" wp14:editId="14443F72">
+          <wp:inline distT="0" distB="0" distL="0" distR="0" wp14:anchorId="648F256B" wp14:editId="648F256C">
             <wp:extent cx="4343400" cy="1133727"/>
             <wp:effectExtent l="0" t="0" r="0" b="9525"/>
             <wp:docPr id="126" name="図 126"/>
@@ -26338,7 +26310,7 @@
           <w:noProof/>
         </w:rPr>
         <w:drawing>
-          <wp:inline distT="0" distB="0" distL="0" distR="0" wp14:anchorId="1942A7B2" wp14:editId="2D2822BE">
+          <wp:inline distT="0" distB="0" distL="0" distR="0" wp14:anchorId="648F256D" wp14:editId="648F256E">
             <wp:extent cx="4381500" cy="1445045"/>
             <wp:effectExtent l="0" t="0" r="0" b="3175"/>
             <wp:docPr id="141" name="図 141"/>
@@ -26450,7 +26422,7 @@
           <w:noProof/>
         </w:rPr>
         <w:drawing>
-          <wp:inline distT="0" distB="0" distL="0" distR="0" wp14:anchorId="77C9AD02" wp14:editId="0EFF2BB4">
+          <wp:inline distT="0" distB="0" distL="0" distR="0" wp14:anchorId="648F256F" wp14:editId="648F2570">
             <wp:extent cx="3571875" cy="800100"/>
             <wp:effectExtent l="0" t="0" r="9525" b="0"/>
             <wp:docPr id="142" name="図 142"/>
@@ -26591,7 +26563,7 @@
         <mc:AlternateContent>
           <mc:Choice Requires="wps">
             <w:drawing>
-              <wp:anchor distT="0" distB="0" distL="114300" distR="114300" simplePos="0" relativeHeight="251772928" behindDoc="0" locked="0" layoutInCell="1" allowOverlap="1" wp14:anchorId="6E3C432C" wp14:editId="18E9E453">
+              <wp:anchor distT="0" distB="0" distL="114300" distR="114300" simplePos="0" relativeHeight="251772928" behindDoc="0" locked="0" layoutInCell="1" allowOverlap="1" wp14:anchorId="648F2571" wp14:editId="648F2572">
                 <wp:simplePos x="0" y="0"/>
                 <wp:positionH relativeFrom="column">
                   <wp:posOffset>1015366</wp:posOffset>
@@ -26684,7 +26656,7 @@
           <w:noProof/>
         </w:rPr>
         <w:drawing>
-          <wp:inline distT="0" distB="0" distL="0" distR="0" wp14:anchorId="5FE90903" wp14:editId="0A0B8F29">
+          <wp:inline distT="0" distB="0" distL="0" distR="0" wp14:anchorId="648F2573" wp14:editId="648F2574">
             <wp:extent cx="1762125" cy="677740"/>
             <wp:effectExtent l="0" t="0" r="0" b="8255"/>
             <wp:docPr id="157" name="図 157"/>
@@ -26978,7 +26950,7 @@
           <w:noProof/>
         </w:rPr>
         <w:drawing>
-          <wp:inline distT="0" distB="0" distL="0" distR="0" wp14:anchorId="787FCDEA" wp14:editId="5A0B88C9">
+          <wp:inline distT="0" distB="0" distL="0" distR="0" wp14:anchorId="648F2575" wp14:editId="648F2576">
             <wp:extent cx="3324225" cy="1181100"/>
             <wp:effectExtent l="0" t="0" r="9525" b="0"/>
             <wp:docPr id="194" name="図 194"/>
@@ -27191,7 +27163,7 @@
         </w:rPr>
         <w:lastRenderedPageBreak/>
         <w:drawing>
-          <wp:inline distT="0" distB="0" distL="0" distR="0" wp14:anchorId="078B6DC0" wp14:editId="0AFE135A">
+          <wp:inline distT="0" distB="0" distL="0" distR="0" wp14:anchorId="648F2577" wp14:editId="648F2578">
             <wp:extent cx="2933700" cy="1457325"/>
             <wp:effectExtent l="0" t="0" r="0" b="9525"/>
             <wp:docPr id="199" name="図 199"/>
@@ -27375,7 +27347,7 @@
           <w:noProof/>
         </w:rPr>
         <w:drawing>
-          <wp:inline distT="0" distB="0" distL="0" distR="0" wp14:anchorId="50392ACD" wp14:editId="3C2BE2C6">
+          <wp:inline distT="0" distB="0" distL="0" distR="0" wp14:anchorId="648F2579" wp14:editId="648F257A">
             <wp:extent cx="4210050" cy="781050"/>
             <wp:effectExtent l="0" t="0" r="0" b="0"/>
             <wp:docPr id="242" name="図 242"/>
@@ -27437,7 +27409,7 @@
         <mc:AlternateContent>
           <mc:Choice Requires="wps">
             <w:drawing>
-              <wp:anchor distT="0" distB="0" distL="114300" distR="114300" simplePos="0" relativeHeight="251778048" behindDoc="0" locked="0" layoutInCell="1" allowOverlap="1" wp14:anchorId="7AA799C5" wp14:editId="0AC32497">
+              <wp:anchor distT="0" distB="0" distL="114300" distR="114300" simplePos="0" relativeHeight="251778048" behindDoc="0" locked="0" layoutInCell="1" allowOverlap="1" wp14:anchorId="648F257B" wp14:editId="648F257C">
                 <wp:simplePos x="0" y="0"/>
                 <wp:positionH relativeFrom="column">
                   <wp:posOffset>3520440</wp:posOffset>
@@ -27513,7 +27485,7 @@
           </mc:Choice>
           <mc:Fallback>
             <w:pict>
-              <v:shapetype w14:anchorId="7AA799C5" id="_x0000_t42" coordsize="21600,21600" o:spt="42" adj="-10080,24300,-3600,4050,-1800,4050" path="m@0@1l@2@3@4@5nfem,l21600,r,21600l,21600nsxe">
+              <v:shapetype w14:anchorId="648F257B" id="_x0000_t42" coordsize="21600,21600" o:spt="42" adj="-10080,24300,-3600,4050,-1800,4050" path="m@0@1l@2@3@4@5nfem,l21600,r,21600l,21600nsxe">
                 <v:stroke joinstyle="miter"/>
                 <v:formulas>
                   <v:f eqn="val #0"/>
@@ -27531,7 +27503,7 @@
                 </v:handles>
                 <o:callout v:ext="edit" on="t" textborder="f"/>
               </v:shapetype>
-              <v:shape id="線吹き出し 2 231" o:spid="_x0000_s1058" type="#_x0000_t42" style="position:absolute;left:0;text-align:left;margin-left:277.2pt;margin-top:71pt;width:131.25pt;height:21.75pt;z-index:251778048;visibility:visible;mso-wrap-style:square;mso-width-percent:0;mso-wrap-distance-left:9pt;mso-wrap-distance-top:0;mso-wrap-distance-right:9pt;mso-wrap-distance-bottom:0;mso-position-horizontal:absolute;mso-position-horizontal-relative:text;mso-position-vertical:absolute;mso-position-vertical-relative:text;mso-width-percent:0;mso-width-relative:margin;v-text-anchor:middle" o:gfxdata="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" fillcolor="#a5d5e2 [1624]" strokecolor="#40a7c2 [3048]">
+              <v:shape id="線吹き出し 2 231" o:spid="_x0000_s1058" type="#_x0000_t42" style="position:absolute;left:0;text-align:left;margin-left:277.2pt;margin-top:71pt;width:131.25pt;height:21.75pt;z-index:251778048;visibility:visible;mso-wrap-style:square;mso-width-percent:0;mso-wrap-distance-left:9pt;mso-wrap-distance-top:0;mso-wrap-distance-right:9pt;mso-wrap-distance-bottom:0;mso-position-horizontal:absolute;mso-position-horizontal-relative:text;mso-position-vertical:absolute;mso-position-vertical-relative:text;mso-width-percent:0;mso-width-relative:margin;v-text-anchor:middle" o:gfxdata="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" fillcolor="#a5d5e2 [1624]" strokecolor="#40a7c2 [3048]">
                 <v:fill color2="#e4f2f6 [504]" rotate="t" angle="180" colors="0 #9eeaff;22938f #bbefff;1 #e4f9ff" focus="100%" type="gradient"/>
                 <v:shadow on="t" color="black" opacity="24903f" origin=",.5" offset="0,.55556mm"/>
                 <v:textbox>
@@ -27593,7 +27565,7 @@
         <mc:AlternateContent>
           <mc:Choice Requires="wps">
             <w:drawing>
-              <wp:anchor distT="0" distB="0" distL="114300" distR="114300" simplePos="0" relativeHeight="251777024" behindDoc="0" locked="0" layoutInCell="1" allowOverlap="1" wp14:anchorId="7B5F5871" wp14:editId="13D0F1F9">
+              <wp:anchor distT="0" distB="0" distL="114300" distR="114300" simplePos="0" relativeHeight="251777024" behindDoc="0" locked="0" layoutInCell="1" allowOverlap="1" wp14:anchorId="648F257D" wp14:editId="648F257E">
                 <wp:simplePos x="0" y="0"/>
                 <wp:positionH relativeFrom="margin">
                   <wp:posOffset>1301115</wp:posOffset>
@@ -27667,7 +27639,7 @@
           <w:noProof/>
         </w:rPr>
         <w:drawing>
-          <wp:inline distT="0" distB="0" distL="0" distR="0" wp14:anchorId="51DF87F1" wp14:editId="076F0205">
+          <wp:inline distT="0" distB="0" distL="0" distR="0" wp14:anchorId="648F257F" wp14:editId="648F2580">
             <wp:extent cx="4210050" cy="781050"/>
             <wp:effectExtent l="0" t="0" r="0" b="0"/>
             <wp:docPr id="197" name="図 197"/>
@@ -27801,7 +27773,7 @@
           <w:noProof/>
         </w:rPr>
         <w:drawing>
-          <wp:inline distT="0" distB="0" distL="0" distR="0" wp14:anchorId="48AD28A5" wp14:editId="35FD2FF0">
+          <wp:inline distT="0" distB="0" distL="0" distR="0" wp14:anchorId="648F2581" wp14:editId="648F2582">
             <wp:extent cx="3724275" cy="1123950"/>
             <wp:effectExtent l="0" t="0" r="9525" b="0"/>
             <wp:docPr id="202" name="図 202"/>
@@ -27910,7 +27882,7 @@
         <mc:AlternateContent>
           <mc:Choice Requires="wps">
             <w:drawing>
-              <wp:anchor distT="0" distB="0" distL="114300" distR="114300" simplePos="0" relativeHeight="251780096" behindDoc="0" locked="0" layoutInCell="1" allowOverlap="1" wp14:anchorId="4D24D68A" wp14:editId="1947497F">
+              <wp:anchor distT="0" distB="0" distL="114300" distR="114300" simplePos="0" relativeHeight="251780096" behindDoc="0" locked="0" layoutInCell="1" allowOverlap="1" wp14:anchorId="648F2583" wp14:editId="648F2584">
                 <wp:simplePos x="0" y="0"/>
                 <wp:positionH relativeFrom="column">
                   <wp:posOffset>3168015</wp:posOffset>
@@ -27996,7 +27968,7 @@
           </mc:Choice>
           <mc:Fallback>
             <w:pict>
-              <v:shape w14:anchorId="4D24D68A" id="線吹き出し 2 233" o:spid="_x0000_s1059" type="#_x0000_t42" style="position:absolute;left:0;text-align:left;margin-left:249.45pt;margin-top:14.75pt;width:171.75pt;height:23pt;z-index:251780096;visibility:visible;mso-wrap-style:square;mso-width-percent:0;mso-height-percent:0;mso-wrap-distance-left:9pt;mso-wrap-distance-top:0;mso-wrap-distance-right:9pt;mso-wrap-distance-bottom:0;mso-position-horizontal:absolute;mso-position-horizontal-relative:text;mso-position-vertical:absolute;mso-position-vertical-relative:text;mso-width-percent:0;mso-height-percent:0;mso-width-relative:margin;mso-height-relative:margin;v-text-anchor:middle" o:gfxdata="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" adj="-4847,17961" fillcolor="#a5d5e2 [1624]" strokecolor="#40a7c2 [3048]">
+              <v:shape w14:anchorId="648F2583" id="線吹き出し 2 233" o:spid="_x0000_s1059" type="#_x0000_t42" style="position:absolute;left:0;text-align:left;margin-left:249.45pt;margin-top:14.75pt;width:171.75pt;height:23pt;z-index:251780096;visibility:visible;mso-wrap-style:square;mso-width-percent:0;mso-height-percent:0;mso-wrap-distance-left:9pt;mso-wrap-distance-top:0;mso-wrap-distance-right:9pt;mso-wrap-distance-bottom:0;mso-position-horizontal:absolute;mso-position-horizontal-relative:text;mso-position-vertical:absolute;mso-position-vertical-relative:text;mso-width-percent:0;mso-height-percent:0;mso-width-relative:margin;mso-height-relative:margin;v-text-anchor:middle" o:gfxdata="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" adj="-4847,17961" fillcolor="#a5d5e2 [1624]" strokecolor="#40a7c2 [3048]">
                 <v:fill color2="#e4f2f6 [504]" rotate="t" angle="180" colors="0 #9eeaff;22938f #bbefff;1 #e4f9ff" focus="100%" type="gradient"/>
                 <v:shadow on="t" color="black" opacity="24903f" origin=",.5" offset="0,.55556mm"/>
                 <v:textbox>
@@ -28055,7 +28027,7 @@
         <mc:AlternateContent>
           <mc:Choice Requires="wps">
             <w:drawing>
-              <wp:anchor distT="0" distB="0" distL="114300" distR="114300" simplePos="0" relativeHeight="251779072" behindDoc="0" locked="0" layoutInCell="1" allowOverlap="1" wp14:anchorId="5EDB4D0D" wp14:editId="1E27C33E">
+              <wp:anchor distT="0" distB="0" distL="114300" distR="114300" simplePos="0" relativeHeight="251779072" behindDoc="0" locked="0" layoutInCell="1" allowOverlap="1" wp14:anchorId="648F2585" wp14:editId="648F2586">
                 <wp:simplePos x="0" y="0"/>
                 <wp:positionH relativeFrom="margin">
                   <wp:posOffset>1396365</wp:posOffset>
@@ -28129,7 +28101,7 @@
           <w:noProof/>
         </w:rPr>
         <w:drawing>
-          <wp:inline distT="0" distB="0" distL="0" distR="0" wp14:anchorId="7679DAFE" wp14:editId="3BD32854">
+          <wp:inline distT="0" distB="0" distL="0" distR="0" wp14:anchorId="648F2587" wp14:editId="648F2588">
             <wp:extent cx="4391025" cy="741785"/>
             <wp:effectExtent l="0" t="0" r="0" b="1270"/>
             <wp:docPr id="200" name="図 200"/>
@@ -28448,7 +28420,7 @@
           <w:noProof/>
         </w:rPr>
         <w:drawing>
-          <wp:inline distT="0" distB="0" distL="0" distR="0" wp14:anchorId="2EBEE147" wp14:editId="6BD5348F">
+          <wp:inline distT="0" distB="0" distL="0" distR="0" wp14:anchorId="648F2589" wp14:editId="648F258A">
             <wp:extent cx="3931920" cy="1188720"/>
             <wp:effectExtent l="0" t="0" r="0" b="0"/>
             <wp:docPr id="201" name="図 201"/>
@@ -28556,7 +28528,7 @@
         <mc:AlternateContent>
           <mc:Choice Requires="wps">
             <w:drawing>
-              <wp:anchor distT="0" distB="0" distL="114300" distR="114300" simplePos="0" relativeHeight="251782144" behindDoc="0" locked="0" layoutInCell="1" allowOverlap="1" wp14:anchorId="6D4E54FF" wp14:editId="711FAEFF">
+              <wp:anchor distT="0" distB="0" distL="114300" distR="114300" simplePos="0" relativeHeight="251782144" behindDoc="0" locked="0" layoutInCell="1" allowOverlap="1" wp14:anchorId="648F258B" wp14:editId="648F258C">
                 <wp:simplePos x="0" y="0"/>
                 <wp:positionH relativeFrom="margin">
                   <wp:align>right</wp:align>
@@ -28642,7 +28614,7 @@
           </mc:Choice>
           <mc:Fallback>
             <w:pict>
-              <v:shape w14:anchorId="6D4E54FF" id="線吹き出し 2 235" o:spid="_x0000_s1060" type="#_x0000_t42" style="position:absolute;left:0;text-align:left;margin-left:120.55pt;margin-top:2pt;width:171.75pt;height:23pt;z-index:251782144;visibility:visible;mso-wrap-style:square;mso-width-percent:0;mso-height-percent:0;mso-wrap-distance-left:9pt;mso-wrap-distance-top:0;mso-wrap-distance-right:9pt;mso-wrap-distance-bottom:0;mso-position-horizontal:right;mso-position-horizontal-relative:margin;mso-position-vertical:absolute;mso-position-vertical-relative:text;mso-width-percent:0;mso-height-percent:0;mso-width-relative:margin;mso-height-relative:margin;v-text-anchor:middle" o:gfxdata="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" adj="-4510" fillcolor="#a5d5e2 [1624]" strokecolor="#40a7c2 [3048]">
+              <v:shape w14:anchorId="648F258B" id="線吹き出し 2 235" o:spid="_x0000_s1060" type="#_x0000_t42" style="position:absolute;left:0;text-align:left;margin-left:120.55pt;margin-top:2pt;width:171.75pt;height:23pt;z-index:251782144;visibility:visible;mso-wrap-style:square;mso-width-percent:0;mso-height-percent:0;mso-wrap-distance-left:9pt;mso-wrap-distance-top:0;mso-wrap-distance-right:9pt;mso-wrap-distance-bottom:0;mso-position-horizontal:right;mso-position-horizontal-relative:margin;mso-position-vertical:absolute;mso-position-vertical-relative:text;mso-width-percent:0;mso-height-percent:0;mso-width-relative:margin;mso-height-relative:margin;v-text-anchor:middle" o:gfxdata="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" adj="-4510" fillcolor="#a5d5e2 [1624]" strokecolor="#40a7c2 [3048]">
                 <v:fill color2="#e4f2f6 [504]" rotate="t" angle="180" colors="0 #9eeaff;22938f #bbefff;1 #e4f9ff" focus="100%" type="gradient"/>
                 <v:shadow on="t" color="black" opacity="24903f" origin=",.5" offset="0,.55556mm"/>
                 <v:textbox>
@@ -28678,7 +28650,7 @@
         <mc:AlternateContent>
           <mc:Choice Requires="wps">
             <w:drawing>
-              <wp:anchor distT="0" distB="0" distL="114300" distR="114300" simplePos="0" relativeHeight="251781120" behindDoc="0" locked="0" layoutInCell="1" allowOverlap="1" wp14:anchorId="67897049" wp14:editId="1EA57FE8">
+              <wp:anchor distT="0" distB="0" distL="114300" distR="114300" simplePos="0" relativeHeight="251781120" behindDoc="0" locked="0" layoutInCell="1" allowOverlap="1" wp14:anchorId="648F258D" wp14:editId="648F258E">
                 <wp:simplePos x="0" y="0"/>
                 <wp:positionH relativeFrom="margin">
                   <wp:posOffset>1358265</wp:posOffset>
@@ -28752,7 +28724,7 @@
           <w:noProof/>
         </w:rPr>
         <w:drawing>
-          <wp:inline distT="0" distB="0" distL="0" distR="0" wp14:anchorId="4E28A386" wp14:editId="08162705">
+          <wp:inline distT="0" distB="0" distL="0" distR="0" wp14:anchorId="648F258F" wp14:editId="648F2590">
             <wp:extent cx="4391025" cy="878205"/>
             <wp:effectExtent l="0" t="0" r="9525" b="0"/>
             <wp:docPr id="203" name="図 203"/>
@@ -29319,15 +29291,7 @@
         <w:t xml:space="preserve">　こうしたプロパティの階層構造はほかにもあります。たとえばセルのフォントを定義するフォント・プロパティには、大きさを表す</w:t>
       </w:r>
       <w:r>
-        <w:t>”</w:t>
-      </w:r>
-      <w:proofErr w:type="spellStart"/>
-      <w:r>
-        <w:t>Sise</w:t>
-      </w:r>
-      <w:proofErr w:type="spellEnd"/>
-      <w:r>
-        <w:t>”</w:t>
+        <w:t>”Sise”</w:t>
       </w:r>
       <w:r>
         <w:rPr>
@@ -29470,7 +29434,7 @@
           <w:noProof/>
         </w:rPr>
         <w:drawing>
-          <wp:inline distT="0" distB="0" distL="0" distR="0" wp14:anchorId="54E3AE67" wp14:editId="3DA6791D">
+          <wp:inline distT="0" distB="0" distL="0" distR="0" wp14:anchorId="648F2591" wp14:editId="648F2592">
             <wp:extent cx="3648075" cy="962025"/>
             <wp:effectExtent l="0" t="0" r="9525" b="9525"/>
             <wp:docPr id="204" name="図 204"/>
@@ -29646,7 +29610,7 @@
         <mc:AlternateContent>
           <mc:Choice Requires="wps">
             <w:drawing>
-              <wp:anchor distT="0" distB="0" distL="114300" distR="114300" simplePos="0" relativeHeight="251784192" behindDoc="0" locked="0" layoutInCell="1" allowOverlap="1" wp14:anchorId="36812341" wp14:editId="133246AA">
+              <wp:anchor distT="0" distB="0" distL="114300" distR="114300" simplePos="0" relativeHeight="251784192" behindDoc="0" locked="0" layoutInCell="1" allowOverlap="1" wp14:anchorId="648F2593" wp14:editId="648F2594">
                 <wp:simplePos x="0" y="0"/>
                 <wp:positionH relativeFrom="margin">
                   <wp:align>right</wp:align>
@@ -29732,7 +29696,7 @@
           </mc:Choice>
           <mc:Fallback>
             <w:pict>
-              <v:shape w14:anchorId="36812341" id="線吹き出し 2 237" o:spid="_x0000_s1061" type="#_x0000_t42" style="position:absolute;left:0;text-align:left;margin-left:110.8pt;margin-top:12.5pt;width:162pt;height:23pt;z-index:251784192;visibility:visible;mso-wrap-style:square;mso-width-percent:0;mso-height-percent:0;mso-wrap-distance-left:9pt;mso-wrap-distance-top:0;mso-wrap-distance-right:9pt;mso-wrap-distance-bottom:0;mso-position-horizontal:right;mso-position-horizontal-relative:margin;mso-position-vertical:absolute;mso-position-vertical-relative:text;mso-width-percent:0;mso-height-percent:0;mso-width-relative:margin;mso-height-relative:margin;v-text-anchor:middle" o:gfxdata="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" adj="-4847,17961" fillcolor="#a5d5e2 [1624]" strokecolor="#40a7c2 [3048]">
+              <v:shape w14:anchorId="648F2593" id="線吹き出し 2 237" o:spid="_x0000_s1061" type="#_x0000_t42" style="position:absolute;left:0;text-align:left;margin-left:110.8pt;margin-top:12.5pt;width:162pt;height:23pt;z-index:251784192;visibility:visible;mso-wrap-style:square;mso-width-percent:0;mso-height-percent:0;mso-wrap-distance-left:9pt;mso-wrap-distance-top:0;mso-wrap-distance-right:9pt;mso-wrap-distance-bottom:0;mso-position-horizontal:right;mso-position-horizontal-relative:margin;mso-position-vertical:absolute;mso-position-vertical-relative:text;mso-width-percent:0;mso-height-percent:0;mso-width-relative:margin;mso-height-relative:margin;v-text-anchor:middle" o:gfxdata="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" adj="-4847,17961" fillcolor="#a5d5e2 [1624]" strokecolor="#40a7c2 [3048]">
                 <v:fill color2="#e4f2f6 [504]" rotate="t" angle="180" colors="0 #9eeaff;22938f #bbefff;1 #e4f9ff" focus="100%" type="gradient"/>
                 <v:shadow on="t" color="black" opacity="24903f" origin=",.5" offset="0,.55556mm"/>
                 <v:textbox>
@@ -29792,7 +29756,7 @@
         <mc:AlternateContent>
           <mc:Choice Requires="wps">
             <w:drawing>
-              <wp:anchor distT="0" distB="0" distL="114300" distR="114300" simplePos="0" relativeHeight="251783168" behindDoc="0" locked="0" layoutInCell="1" allowOverlap="1" wp14:anchorId="0ACD9744" wp14:editId="0C30C554">
+              <wp:anchor distT="0" distB="0" distL="114300" distR="114300" simplePos="0" relativeHeight="251783168" behindDoc="0" locked="0" layoutInCell="1" allowOverlap="1" wp14:anchorId="648F2595" wp14:editId="648F2596">
                 <wp:simplePos x="0" y="0"/>
                 <wp:positionH relativeFrom="margin">
                   <wp:posOffset>1501140</wp:posOffset>
@@ -29865,7 +29829,7 @@
           <w:noProof/>
         </w:rPr>
         <w:drawing>
-          <wp:inline distT="0" distB="0" distL="0" distR="0" wp14:anchorId="460ECEC7" wp14:editId="411F8907">
+          <wp:inline distT="0" distB="0" distL="0" distR="0" wp14:anchorId="648F2597" wp14:editId="648F2598">
             <wp:extent cx="4486275" cy="772228"/>
             <wp:effectExtent l="0" t="0" r="0" b="8890"/>
             <wp:docPr id="214" name="図 214"/>
@@ -29924,7 +29888,7 @@
           <w:noProof/>
         </w:rPr>
         <w:drawing>
-          <wp:inline distT="0" distB="0" distL="0" distR="0" wp14:anchorId="71D8981F" wp14:editId="1D50E183">
+          <wp:inline distT="0" distB="0" distL="0" distR="0" wp14:anchorId="648F2599" wp14:editId="648F259A">
             <wp:extent cx="3800475" cy="1685925"/>
             <wp:effectExtent l="0" t="0" r="9525" b="9525"/>
             <wp:docPr id="215" name="図 215"/>
@@ -30085,7 +30049,7 @@
         <mc:AlternateContent>
           <mc:Choice Requires="wps">
             <w:drawing>
-              <wp:anchor distT="0" distB="0" distL="114300" distR="114300" simplePos="0" relativeHeight="251786240" behindDoc="0" locked="0" layoutInCell="1" allowOverlap="1" wp14:anchorId="42E828FE" wp14:editId="5F798046">
+              <wp:anchor distT="0" distB="0" distL="114300" distR="114300" simplePos="0" relativeHeight="251786240" behindDoc="0" locked="0" layoutInCell="1" allowOverlap="1" wp14:anchorId="648F259B" wp14:editId="648F259C">
                 <wp:simplePos x="0" y="0"/>
                 <wp:positionH relativeFrom="margin">
                   <wp:posOffset>2901315</wp:posOffset>
@@ -30171,7 +30135,7 @@
           </mc:Choice>
           <mc:Fallback>
             <w:pict>
-              <v:shape w14:anchorId="42E828FE" id="線吹き出し 2 239" o:spid="_x0000_s1062" type="#_x0000_t42" style="position:absolute;left:0;text-align:left;margin-left:228.45pt;margin-top:40.25pt;width:129.75pt;height:23pt;z-index:251786240;visibility:visible;mso-wrap-style:square;mso-width-percent:0;mso-height-percent:0;mso-wrap-distance-left:9pt;mso-wrap-distance-top:0;mso-wrap-distance-right:9pt;mso-wrap-distance-bottom:0;mso-position-horizontal:absolute;mso-position-horizontal-relative:margin;mso-position-vertical:absolute;mso-position-vertical-relative:text;mso-width-percent:0;mso-height-percent:0;mso-width-relative:margin;mso-height-relative:margin;v-text-anchor:middle" o:gfxdata="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" adj="-1149,-13030" fillcolor="#a5d5e2 [1624]" strokecolor="#40a7c2 [3048]">
+              <v:shape w14:anchorId="648F259B" id="線吹き出し 2 239" o:spid="_x0000_s1062" type="#_x0000_t42" style="position:absolute;left:0;text-align:left;margin-left:228.45pt;margin-top:40.25pt;width:129.75pt;height:23pt;z-index:251786240;visibility:visible;mso-wrap-style:square;mso-width-percent:0;mso-height-percent:0;mso-wrap-distance-left:9pt;mso-wrap-distance-top:0;mso-wrap-distance-right:9pt;mso-wrap-distance-bottom:0;mso-position-horizontal:absolute;mso-position-horizontal-relative:margin;mso-position-vertical:absolute;mso-position-vertical-relative:text;mso-width-percent:0;mso-height-percent:0;mso-width-relative:margin;mso-height-relative:margin;v-text-anchor:middle" o:gfxdata="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" adj="-1149,-13030" fillcolor="#a5d5e2 [1624]" strokecolor="#40a7c2 [3048]">
                 <v:fill color2="#e4f2f6 [504]" rotate="t" angle="180" colors="0 #9eeaff;22938f #bbefff;1 #e4f9ff" focus="100%" type="gradient"/>
                 <v:shadow on="t" color="black" opacity="24903f" origin=",.5" offset="0,.55556mm"/>
                 <v:textbox>
@@ -30207,7 +30171,7 @@
         <mc:AlternateContent>
           <mc:Choice Requires="wps">
             <w:drawing>
-              <wp:anchor distT="0" distB="0" distL="114300" distR="114300" simplePos="0" relativeHeight="251785216" behindDoc="0" locked="0" layoutInCell="1" allowOverlap="1" wp14:anchorId="533ADBC3" wp14:editId="140DBBFB">
+              <wp:anchor distT="0" distB="0" distL="114300" distR="114300" simplePos="0" relativeHeight="251785216" behindDoc="0" locked="0" layoutInCell="1" allowOverlap="1" wp14:anchorId="648F259D" wp14:editId="648F259E">
                 <wp:simplePos x="0" y="0"/>
                 <wp:positionH relativeFrom="margin">
                   <wp:posOffset>1533525</wp:posOffset>
@@ -30280,7 +30244,7 @@
           <w:noProof/>
         </w:rPr>
         <w:drawing>
-          <wp:inline distT="0" distB="0" distL="0" distR="0" wp14:anchorId="6DF1547D" wp14:editId="5E43241D">
+          <wp:inline distT="0" distB="0" distL="0" distR="0" wp14:anchorId="648F259F" wp14:editId="648F25A0">
             <wp:extent cx="4438650" cy="500258"/>
             <wp:effectExtent l="0" t="0" r="0" b="0"/>
             <wp:docPr id="216" name="図 216"/>
@@ -30340,7 +30304,7 @@
           <w:noProof/>
         </w:rPr>
         <w:drawing>
-          <wp:inline distT="0" distB="0" distL="0" distR="0" wp14:anchorId="50CD4B2B" wp14:editId="6EC99A44">
+          <wp:inline distT="0" distB="0" distL="0" distR="0" wp14:anchorId="648F25A1" wp14:editId="648F25A2">
             <wp:extent cx="4152900" cy="1695450"/>
             <wp:effectExtent l="0" t="0" r="0" b="0"/>
             <wp:docPr id="218" name="図 218"/>
@@ -30712,7 +30676,7 @@
         <mc:AlternateContent>
           <mc:Choice Requires="wps">
             <w:drawing>
-              <wp:anchor distT="0" distB="0" distL="114300" distR="114300" simplePos="0" relativeHeight="251776000" behindDoc="0" locked="0" layoutInCell="1" allowOverlap="1" wp14:anchorId="47302740" wp14:editId="1D5EA888">
+              <wp:anchor distT="0" distB="0" distL="114300" distR="114300" simplePos="0" relativeHeight="251776000" behindDoc="0" locked="0" layoutInCell="1" allowOverlap="1" wp14:anchorId="648F25A3" wp14:editId="648F25A4">
                 <wp:simplePos x="0" y="0"/>
                 <wp:positionH relativeFrom="margin">
                   <wp:align>right</wp:align>
@@ -30823,7 +30787,7 @@
           </mc:Choice>
           <mc:Fallback>
             <w:pict>
-              <v:shape w14:anchorId="47302740" id="線吹き出し 1 (枠付き) 224" o:spid="_x0000_s1063" type="#_x0000_t47" style="position:absolute;left:0;text-align:left;margin-left:103.3pt;margin-top:90.5pt;width:154.5pt;height:45pt;z-index:251776000;visibility:visible;mso-wrap-style:square;mso-width-percent:0;mso-height-percent:0;mso-wrap-distance-left:9pt;mso-wrap-distance-top:0;mso-wrap-distance-right:9pt;mso-wrap-distance-bottom:0;mso-position-horizontal:right;mso-position-horizontal-relative:margin;mso-position-vertical:absolute;mso-position-vertical-relative:text;mso-width-percent:0;mso-height-percent:0;mso-width-relative:margin;mso-height-relative:margin;v-text-anchor:middle" o:gfxdata="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" adj="-7082,9510" fillcolor="white [3201]" strokecolor="black [3200]">
+              <v:shape w14:anchorId="648F25A3" id="線吹き出し 1 (枠付き) 224" o:spid="_x0000_s1063" type="#_x0000_t47" style="position:absolute;left:0;text-align:left;margin-left:103.3pt;margin-top:90.5pt;width:154.5pt;height:45pt;z-index:251776000;visibility:visible;mso-wrap-style:square;mso-width-percent:0;mso-height-percent:0;mso-wrap-distance-left:9pt;mso-wrap-distance-top:0;mso-wrap-distance-right:9pt;mso-wrap-distance-bottom:0;mso-position-horizontal:right;mso-position-horizontal-relative:margin;mso-position-vertical:absolute;mso-position-vertical-relative:text;mso-width-percent:0;mso-height-percent:0;mso-width-relative:margin;mso-height-relative:margin;v-text-anchor:middle" o:gfxdata="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" adj="-7082,9510" fillcolor="white [3201]" strokecolor="black [3200]">
                 <v:textbox>
                   <w:txbxContent>
                     <w:p>
@@ -30884,7 +30848,7 @@
         <mc:AlternateContent>
           <mc:Choice Requires="wps">
             <w:drawing>
-              <wp:anchor distT="0" distB="0" distL="114300" distR="114300" simplePos="0" relativeHeight="251774976" behindDoc="0" locked="0" layoutInCell="1" allowOverlap="1" wp14:anchorId="53741A8F" wp14:editId="282BBFC9">
+              <wp:anchor distT="0" distB="0" distL="114300" distR="114300" simplePos="0" relativeHeight="251774976" behindDoc="0" locked="0" layoutInCell="1" allowOverlap="1" wp14:anchorId="648F25A5" wp14:editId="648F25A6">
                 <wp:simplePos x="0" y="0"/>
                 <wp:positionH relativeFrom="column">
                   <wp:posOffset>2539365</wp:posOffset>
@@ -30965,7 +30929,7 @@
         <mc:AlternateContent>
           <mc:Choice Requires="wps">
             <w:drawing>
-              <wp:anchor distT="0" distB="0" distL="114300" distR="114300" simplePos="0" relativeHeight="251773952" behindDoc="0" locked="0" layoutInCell="1" allowOverlap="1" wp14:anchorId="316941B6" wp14:editId="2E0AA5BB">
+              <wp:anchor distT="0" distB="0" distL="114300" distR="114300" simplePos="0" relativeHeight="251773952" behindDoc="0" locked="0" layoutInCell="1" allowOverlap="1" wp14:anchorId="648F25A7" wp14:editId="648F25A8">
                 <wp:simplePos x="0" y="0"/>
                 <wp:positionH relativeFrom="column">
                   <wp:posOffset>1767840</wp:posOffset>
@@ -31037,7 +31001,7 @@
           <w:noProof/>
         </w:rPr>
         <w:drawing>
-          <wp:inline distT="0" distB="0" distL="0" distR="0" wp14:anchorId="6984BCC4" wp14:editId="244A9022">
+          <wp:inline distT="0" distB="0" distL="0" distR="0" wp14:anchorId="648F25A9" wp14:editId="648F25AA">
             <wp:extent cx="4152900" cy="1695450"/>
             <wp:effectExtent l="0" t="0" r="0" b="0"/>
             <wp:docPr id="219" name="図 219"/>
@@ -31234,7 +31198,7 @@
         <mc:AlternateContent>
           <mc:Choice Requires="wps">
             <w:drawing>
-              <wp:anchor distT="0" distB="0" distL="114300" distR="114300" simplePos="0" relativeHeight="251788288" behindDoc="0" locked="0" layoutInCell="1" allowOverlap="1" wp14:anchorId="5B883587" wp14:editId="137A5955">
+              <wp:anchor distT="0" distB="0" distL="114300" distR="114300" simplePos="0" relativeHeight="251788288" behindDoc="0" locked="0" layoutInCell="1" allowOverlap="1" wp14:anchorId="648F25AB" wp14:editId="648F25AC">
                 <wp:simplePos x="0" y="0"/>
                 <wp:positionH relativeFrom="margin">
                   <wp:align>right</wp:align>
@@ -31320,7 +31284,7 @@
           </mc:Choice>
           <mc:Fallback>
             <w:pict>
-              <v:shape w14:anchorId="5B883587" id="線吹き出し 2 241" o:spid="_x0000_s1064" type="#_x0000_t42" style="position:absolute;left:0;text-align:left;margin-left:105.55pt;margin-top:46.25pt;width:156.75pt;height:23pt;z-index:251788288;visibility:visible;mso-wrap-style:square;mso-width-percent:0;mso-height-percent:0;mso-wrap-distance-left:9pt;mso-wrap-distance-top:0;mso-wrap-distance-right:9pt;mso-wrap-distance-bottom:0;mso-position-horizontal:right;mso-position-horizontal-relative:margin;mso-position-vertical:absolute;mso-position-vertical-relative:text;mso-width-percent:0;mso-height-percent:0;mso-width-relative:margin;mso-height-relative:margin;v-text-anchor:middle" o:gfxdata="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" adj="-4594,-10918" fillcolor="#a5d5e2 [1624]" strokecolor="#40a7c2 [3048]">
+              <v:shape w14:anchorId="648F25AB" id="線吹き出し 2 241" o:spid="_x0000_s1064" type="#_x0000_t42" style="position:absolute;left:0;text-align:left;margin-left:105.55pt;margin-top:46.25pt;width:156.75pt;height:23pt;z-index:251788288;visibility:visible;mso-wrap-style:square;mso-width-percent:0;mso-height-percent:0;mso-wrap-distance-left:9pt;mso-wrap-distance-top:0;mso-wrap-distance-right:9pt;mso-wrap-distance-bottom:0;mso-position-horizontal:right;mso-position-horizontal-relative:margin;mso-position-vertical:absolute;mso-position-vertical-relative:text;mso-width-percent:0;mso-height-percent:0;mso-width-relative:margin;mso-height-relative:margin;v-text-anchor:middle" o:gfxdata="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" adj="-4594,-10918" fillcolor="#a5d5e2 [1624]" strokecolor="#40a7c2 [3048]">
                 <v:fill color2="#e4f2f6 [504]" rotate="t" angle="180" colors="0 #9eeaff;22938f #bbefff;1 #e4f9ff" focus="100%" type="gradient"/>
                 <v:shadow on="t" color="black" opacity="24903f" origin=",.5" offset="0,.55556mm"/>
                 <v:textbox>
@@ -31355,7 +31319,7 @@
         <mc:AlternateContent>
           <mc:Choice Requires="wps">
             <w:drawing>
-              <wp:anchor distT="0" distB="0" distL="114300" distR="114300" simplePos="0" relativeHeight="251787264" behindDoc="0" locked="0" layoutInCell="1" allowOverlap="1" wp14:anchorId="57C1CAD3" wp14:editId="408EDC4A">
+              <wp:anchor distT="0" distB="0" distL="114300" distR="114300" simplePos="0" relativeHeight="251787264" behindDoc="0" locked="0" layoutInCell="1" allowOverlap="1" wp14:anchorId="648F25AD" wp14:editId="648F25AE">
                 <wp:simplePos x="0" y="0"/>
                 <wp:positionH relativeFrom="margin">
                   <wp:posOffset>1524000</wp:posOffset>
@@ -31429,7 +31393,7 @@
           <w:noProof/>
         </w:rPr>
         <w:drawing>
-          <wp:inline distT="0" distB="0" distL="0" distR="0" wp14:anchorId="43A5E257" wp14:editId="4DE90D2E">
+          <wp:inline distT="0" distB="0" distL="0" distR="0" wp14:anchorId="648F25AF" wp14:editId="648F25B0">
             <wp:extent cx="4619625" cy="638175"/>
             <wp:effectExtent l="0" t="0" r="9525" b="9525"/>
             <wp:docPr id="225" name="図 225"/>
@@ -31489,7 +31453,7 @@
           <w:noProof/>
         </w:rPr>
         <w:drawing>
-          <wp:inline distT="0" distB="0" distL="0" distR="0" wp14:anchorId="00AB74EF" wp14:editId="4CB1926C">
+          <wp:inline distT="0" distB="0" distL="0" distR="0" wp14:anchorId="648F25B1" wp14:editId="648F25B2">
             <wp:extent cx="3566160" cy="1920240"/>
             <wp:effectExtent l="0" t="0" r="0" b="3810"/>
             <wp:docPr id="226" name="図 226"/>
@@ -31656,7 +31620,7 @@
           <w:noProof/>
         </w:rPr>
         <w:drawing>
-          <wp:inline distT="0" distB="0" distL="0" distR="0" wp14:anchorId="534B0968" wp14:editId="00B4CDBA">
+          <wp:inline distT="0" distB="0" distL="0" distR="0" wp14:anchorId="648F25B3" wp14:editId="648F25B4">
             <wp:extent cx="4495800" cy="2962275"/>
             <wp:effectExtent l="0" t="0" r="0" b="9525"/>
             <wp:docPr id="243" name="図 243"/>
@@ -31776,7 +31740,7 @@
           <w:noProof/>
         </w:rPr>
         <w:drawing>
-          <wp:inline distT="0" distB="0" distL="0" distR="0" wp14:anchorId="3344FE1C" wp14:editId="78D55215">
+          <wp:inline distT="0" distB="0" distL="0" distR="0" wp14:anchorId="648F25B5" wp14:editId="648F25B6">
             <wp:extent cx="3352800" cy="1962150"/>
             <wp:effectExtent l="0" t="0" r="0" b="0"/>
             <wp:docPr id="244" name="図 244"/>
@@ -32888,7 +32852,7 @@
           <w:noProof/>
         </w:rPr>
         <w:drawing>
-          <wp:inline distT="0" distB="0" distL="0" distR="0" wp14:anchorId="2ABAFA23" wp14:editId="621ACE61">
+          <wp:inline distT="0" distB="0" distL="0" distR="0" wp14:anchorId="648F25B7" wp14:editId="648F25B8">
             <wp:extent cx="3295650" cy="847725"/>
             <wp:effectExtent l="0" t="0" r="0" b="9525"/>
             <wp:docPr id="227" name="図 227"/>
@@ -32951,7 +32915,7 @@
           <w:noProof/>
         </w:rPr>
         <w:drawing>
-          <wp:inline distT="0" distB="0" distL="0" distR="0" wp14:anchorId="396C4BE3" wp14:editId="0AA8057B">
+          <wp:inline distT="0" distB="0" distL="0" distR="0" wp14:anchorId="648F25B9" wp14:editId="648F25BA">
             <wp:extent cx="3381375" cy="876300"/>
             <wp:effectExtent l="0" t="0" r="9525" b="0"/>
             <wp:docPr id="228" name="図 228"/>
@@ -33036,7 +33000,7 @@
           <w:noProof/>
         </w:rPr>
         <w:drawing>
-          <wp:inline distT="0" distB="0" distL="0" distR="0" wp14:anchorId="6AE6F422" wp14:editId="39309BE3">
+          <wp:inline distT="0" distB="0" distL="0" distR="0" wp14:anchorId="648F25BB" wp14:editId="648F25BC">
             <wp:extent cx="3028950" cy="914400"/>
             <wp:effectExtent l="0" t="0" r="0" b="0"/>
             <wp:docPr id="229" name="図 229"/>
@@ -33099,7 +33063,7 @@
           <w:noProof/>
         </w:rPr>
         <w:drawing>
-          <wp:inline distT="0" distB="0" distL="0" distR="0" wp14:anchorId="18D91DB9" wp14:editId="5C55F5E8">
+          <wp:inline distT="0" distB="0" distL="0" distR="0" wp14:anchorId="648F25BD" wp14:editId="648F25BE">
             <wp:extent cx="3381375" cy="876300"/>
             <wp:effectExtent l="0" t="0" r="9525" b="0"/>
             <wp:docPr id="245" name="図 245"/>
@@ -33199,7 +33163,7 @@
           <w:noProof/>
         </w:rPr>
         <w:drawing>
-          <wp:inline distT="0" distB="0" distL="0" distR="0" wp14:anchorId="68C7ABDB" wp14:editId="4F18E3F3">
+          <wp:inline distT="0" distB="0" distL="0" distR="0" wp14:anchorId="648F25BF" wp14:editId="648F25C0">
             <wp:extent cx="3171825" cy="885825"/>
             <wp:effectExtent l="0" t="0" r="9525" b="9525"/>
             <wp:docPr id="247" name="図 247"/>
@@ -33262,7 +33226,7 @@
           <w:noProof/>
         </w:rPr>
         <w:drawing>
-          <wp:inline distT="0" distB="0" distL="0" distR="0" wp14:anchorId="08EDB0A1" wp14:editId="219DD1AE">
+          <wp:inline distT="0" distB="0" distL="0" distR="0" wp14:anchorId="648F25C1" wp14:editId="648F25C2">
             <wp:extent cx="3695700" cy="971550"/>
             <wp:effectExtent l="0" t="0" r="0" b="0"/>
             <wp:docPr id="248" name="図 248"/>
@@ -33347,7 +33311,7 @@
           <w:noProof/>
         </w:rPr>
         <w:drawing>
-          <wp:inline distT="0" distB="0" distL="0" distR="0" wp14:anchorId="3E81B4BC" wp14:editId="10FF76CD">
+          <wp:inline distT="0" distB="0" distL="0" distR="0" wp14:anchorId="648F25C3" wp14:editId="648F25C4">
             <wp:extent cx="2971800" cy="819150"/>
             <wp:effectExtent l="0" t="0" r="0" b="0"/>
             <wp:docPr id="249" name="図 249"/>
@@ -33410,7 +33374,7 @@
           <w:noProof/>
         </w:rPr>
         <w:drawing>
-          <wp:inline distT="0" distB="0" distL="0" distR="0" wp14:anchorId="337D5C88" wp14:editId="6B53A0E0">
+          <wp:inline distT="0" distB="0" distL="0" distR="0" wp14:anchorId="648F25C5" wp14:editId="648F25C6">
             <wp:extent cx="3343275" cy="800100"/>
             <wp:effectExtent l="0" t="0" r="9525" b="0"/>
             <wp:docPr id="250" name="図 250"/>
@@ -33495,7 +33459,7 @@
           <w:noProof/>
         </w:rPr>
         <w:drawing>
-          <wp:inline distT="0" distB="0" distL="0" distR="0" wp14:anchorId="024F988E" wp14:editId="429C37B5">
+          <wp:inline distT="0" distB="0" distL="0" distR="0" wp14:anchorId="648F25C7" wp14:editId="648F25C8">
             <wp:extent cx="3343275" cy="876300"/>
             <wp:effectExtent l="0" t="0" r="9525" b="0"/>
             <wp:docPr id="251" name="図 251"/>
@@ -33558,7 +33522,7 @@
           <w:noProof/>
         </w:rPr>
         <w:drawing>
-          <wp:inline distT="0" distB="0" distL="0" distR="0" wp14:anchorId="7E11F677" wp14:editId="122930AA">
+          <wp:inline distT="0" distB="0" distL="0" distR="0" wp14:anchorId="648F25C9" wp14:editId="648F25CA">
             <wp:extent cx="3733800" cy="1123950"/>
             <wp:effectExtent l="0" t="0" r="0" b="0"/>
             <wp:docPr id="252" name="図 252"/>
@@ -33658,7 +33622,7 @@
           <w:noProof/>
         </w:rPr>
         <w:drawing>
-          <wp:inline distT="0" distB="0" distL="0" distR="0" wp14:anchorId="513C9FEE" wp14:editId="1DD053D1">
+          <wp:inline distT="0" distB="0" distL="0" distR="0" wp14:anchorId="648F25CB" wp14:editId="648F25CC">
             <wp:extent cx="3438525" cy="962025"/>
             <wp:effectExtent l="0" t="0" r="9525" b="9525"/>
             <wp:docPr id="253" name="図 253"/>
@@ -33721,7 +33685,7 @@
           <w:noProof/>
         </w:rPr>
         <w:drawing>
-          <wp:inline distT="0" distB="0" distL="0" distR="0" wp14:anchorId="5C2C310C" wp14:editId="26627513">
+          <wp:inline distT="0" distB="0" distL="0" distR="0" wp14:anchorId="648F25CD" wp14:editId="648F25CE">
             <wp:extent cx="3629025" cy="1057275"/>
             <wp:effectExtent l="0" t="0" r="9525" b="9525"/>
             <wp:docPr id="254" name="図 254"/>
@@ -33775,7 +33739,7 @@
         <w:pStyle w:val="a3"/>
         <w:ind w:leftChars="0" w:left="1050"/>
         <w:rPr>
-          <w:rFonts w:asciiTheme="minorEastAsia" w:hAnsiTheme="minorEastAsia" w:hint="eastAsia"/>
+          <w:rFonts w:asciiTheme="minorEastAsia" w:hAnsiTheme="minorEastAsia"/>
         </w:rPr>
       </w:pPr>
     </w:p>
@@ -33806,7 +33770,7 @@
           <w:noProof/>
         </w:rPr>
         <w:drawing>
-          <wp:inline distT="0" distB="0" distL="0" distR="0" wp14:anchorId="2A3219F8" wp14:editId="5F1AFE2F">
+          <wp:inline distT="0" distB="0" distL="0" distR="0" wp14:anchorId="648F25CF" wp14:editId="648F25D0">
             <wp:extent cx="3438525" cy="990600"/>
             <wp:effectExtent l="0" t="0" r="9525" b="0"/>
             <wp:docPr id="255" name="図 255"/>
@@ -33869,7 +33833,7 @@
           <w:noProof/>
         </w:rPr>
         <w:drawing>
-          <wp:inline distT="0" distB="0" distL="0" distR="0" wp14:anchorId="299628AB" wp14:editId="00A2E890">
+          <wp:inline distT="0" distB="0" distL="0" distR="0" wp14:anchorId="648F25D1" wp14:editId="648F25D2">
             <wp:extent cx="3629025" cy="1057275"/>
             <wp:effectExtent l="0" t="0" r="9525" b="9525"/>
             <wp:docPr id="62" name="図 62"/>
@@ -34763,7 +34727,7 @@
           <w:noProof/>
         </w:rPr>
         <w:drawing>
-          <wp:inline distT="0" distB="0" distL="0" distR="0" wp14:anchorId="04C097E2" wp14:editId="6B8F7C16">
+          <wp:inline distT="0" distB="0" distL="0" distR="0" wp14:anchorId="648F25D3" wp14:editId="648F25D4">
             <wp:extent cx="3162300" cy="914400"/>
             <wp:effectExtent l="0" t="0" r="0" b="0"/>
             <wp:docPr id="246" name="図 246"/>
@@ -34845,7 +34809,7 @@
         </w:rPr>
         <w:lastRenderedPageBreak/>
         <w:drawing>
-          <wp:inline distT="0" distB="0" distL="0" distR="0" wp14:anchorId="7A984C29" wp14:editId="3FAEBEB3">
+          <wp:inline distT="0" distB="0" distL="0" distR="0" wp14:anchorId="648F25D5" wp14:editId="648F25D6">
             <wp:extent cx="4105275" cy="1857375"/>
             <wp:effectExtent l="0" t="0" r="9525" b="9525"/>
             <wp:docPr id="153" name="図 153"/>
@@ -35994,9 +35958,6 @@
     <w:p>
       <w:pPr>
         <w:ind w:leftChars="600" w:left="1260" w:firstLineChars="100" w:firstLine="210"/>
-        <w:rPr>
-          <w:rFonts w:hint="eastAsia"/>
-        </w:rPr>
       </w:pPr>
     </w:p>
     <w:p>
@@ -36267,8 +36228,6 @@
           <w:rFonts w:hAnsiTheme="minorEastAsia"/>
         </w:rPr>
       </w:pPr>
-      <w:bookmarkStart w:id="0" w:name="_GoBack"/>
-      <w:bookmarkEnd w:id="0"/>
       <w:r>
         <w:rPr>
           <w:rFonts w:hAnsiTheme="minorEastAsia" w:hint="eastAsia"/>
@@ -36494,7 +36453,7 @@
         <mc:AlternateContent>
           <mc:Choice Requires="wps">
             <w:drawing>
-              <wp:anchor distT="0" distB="0" distL="114300" distR="114300" simplePos="0" relativeHeight="251789312" behindDoc="0" locked="0" layoutInCell="1" allowOverlap="1" wp14:anchorId="2DD6B1F8" wp14:editId="207641E0">
+              <wp:anchor distT="0" distB="0" distL="114300" distR="114300" simplePos="0" relativeHeight="251789312" behindDoc="0" locked="0" layoutInCell="1" allowOverlap="1" wp14:anchorId="648F25D7" wp14:editId="648F25D8">
                 <wp:simplePos x="0" y="0"/>
                 <wp:positionH relativeFrom="column">
                   <wp:posOffset>539115</wp:posOffset>
@@ -36569,7 +36528,7 @@
           </mc:Choice>
           <mc:Fallback>
             <w:pict>
-              <v:shape w14:anchorId="2DD6B1F8" id="円形吹き出し 196" o:spid="_x0000_s1065" type="#_x0000_t63" style="position:absolute;left:0;text-align:left;margin-left:42.45pt;margin-top:8.75pt;width:117pt;height:63.25pt;z-index:251789312;visibility:visible;mso-wrap-style:square;mso-height-percent:0;mso-wrap-distance-left:9pt;mso-wrap-distance-top:0;mso-wrap-distance-right:9pt;mso-wrap-distance-bottom:0;mso-position-horizontal:absolute;mso-position-horizontal-relative:text;mso-position-vertical:absolute;mso-position-vertical-relative:text;mso-height-percent:0;mso-height-relative:margin;v-text-anchor:middle" o:gfxdata="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" adj="-5054,-1260" fillcolor="white [3201]" strokecolor="black [3200]" strokeweight="2pt">
+              <v:shape w14:anchorId="648F25D7" id="円形吹き出し 196" o:spid="_x0000_s1065" type="#_x0000_t63" style="position:absolute;left:0;text-align:left;margin-left:42.45pt;margin-top:8.75pt;width:117pt;height:63.25pt;z-index:251789312;visibility:visible;mso-wrap-style:square;mso-height-percent:0;mso-wrap-distance-left:9pt;mso-wrap-distance-top:0;mso-wrap-distance-right:9pt;mso-wrap-distance-bottom:0;mso-position-horizontal:absolute;mso-position-horizontal-relative:text;mso-position-vertical:absolute;mso-position-vertical-relative:text;mso-height-percent:0;mso-height-relative:margin;v-text-anchor:middle" o:gfxdata="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" adj="-5054,-1260" fillcolor="white [3201]" strokecolor="black [3200]" strokeweight="2pt">
                 <v:textbox>
                   <w:txbxContent>
                     <w:p>
@@ -36612,7 +36571,7 @@
         <mc:AlternateContent>
           <mc:Choice Requires="wps">
             <w:drawing>
-              <wp:anchor distT="0" distB="0" distL="114300" distR="114300" simplePos="0" relativeHeight="251792384" behindDoc="0" locked="0" layoutInCell="1" allowOverlap="1" wp14:anchorId="73C9EC7D" wp14:editId="24826781">
+              <wp:anchor distT="0" distB="0" distL="114300" distR="114300" simplePos="0" relativeHeight="251792384" behindDoc="0" locked="0" layoutInCell="1" allowOverlap="1" wp14:anchorId="648F25D9" wp14:editId="648F25DA">
                 <wp:simplePos x="0" y="0"/>
                 <wp:positionH relativeFrom="column">
                   <wp:posOffset>3196590</wp:posOffset>
@@ -36690,7 +36649,7 @@
           </mc:Choice>
           <mc:Fallback>
             <w:pict>
-              <v:shape w14:anchorId="73C9EC7D" id="雲形吹き出し 206" o:spid="_x0000_s1066" type="#_x0000_t106" style="position:absolute;left:0;text-align:left;margin-left:251.7pt;margin-top:8.75pt;width:162pt;height:90.75pt;z-index:251792384;visibility:visible;mso-wrap-style:square;mso-height-percent:0;mso-wrap-distance-left:9pt;mso-wrap-distance-top:0;mso-wrap-distance-right:9pt;mso-wrap-distance-bottom:0;mso-position-horizontal:absolute;mso-position-horizontal-relative:text;mso-position-vertical:absolute;mso-position-vertical-relative:text;mso-height-percent:0;mso-height-relative:margin;v-text-anchor:middle" o:gfxdata="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" adj="22200,32100" fillcolor="white [3201]" strokecolor="black [3200]" strokeweight="2pt">
+              <v:shape w14:anchorId="648F25D9" id="雲形吹き出し 206" o:spid="_x0000_s1066" type="#_x0000_t106" style="position:absolute;left:0;text-align:left;margin-left:251.7pt;margin-top:8.75pt;width:162pt;height:90.75pt;z-index:251792384;visibility:visible;mso-wrap-style:square;mso-height-percent:0;mso-wrap-distance-left:9pt;mso-wrap-distance-top:0;mso-wrap-distance-right:9pt;mso-wrap-distance-bottom:0;mso-position-horizontal:absolute;mso-position-horizontal-relative:text;mso-position-vertical:absolute;mso-position-vertical-relative:text;mso-height-percent:0;mso-height-relative:margin;v-text-anchor:middle" o:gfxdata="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" adj="22200,32100" fillcolor="white [3201]" strokecolor="black [3200]" strokeweight="2pt">
                 <v:textbox>
                   <w:txbxContent>
                     <w:p>
@@ -36736,7 +36695,7 @@
         <mc:AlternateContent>
           <mc:Choice Requires="wps">
             <w:drawing>
-              <wp:anchor distT="0" distB="0" distL="114300" distR="114300" simplePos="0" relativeHeight="251790336" behindDoc="0" locked="0" layoutInCell="1" allowOverlap="1" wp14:anchorId="39C98F83" wp14:editId="049371A8">
+              <wp:anchor distT="0" distB="0" distL="114300" distR="114300" simplePos="0" relativeHeight="251790336" behindDoc="0" locked="0" layoutInCell="1" allowOverlap="1" wp14:anchorId="648F25DB" wp14:editId="648F25DC">
                 <wp:simplePos x="0" y="0"/>
                 <wp:positionH relativeFrom="column">
                   <wp:posOffset>542925</wp:posOffset>
@@ -36811,7 +36770,7 @@
           </mc:Choice>
           <mc:Fallback>
             <w:pict>
-              <v:shape w14:anchorId="39C98F83" id="円形吹き出し 198" o:spid="_x0000_s1067" type="#_x0000_t63" style="position:absolute;left:0;text-align:left;margin-left:42.75pt;margin-top:.2pt;width:117pt;height:63.25pt;z-index:251790336;visibility:visible;mso-wrap-style:square;mso-height-percent:0;mso-wrap-distance-left:9pt;mso-wrap-distance-top:0;mso-wrap-distance-right:9pt;mso-wrap-distance-bottom:0;mso-position-horizontal:absolute;mso-position-horizontal-relative:text;mso-position-vertical:absolute;mso-position-vertical-relative:text;mso-height-percent:0;mso-height-relative:margin;v-text-anchor:middle" o:gfxdata="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" adj="-5054,-1260" fillcolor="white [3201]" strokecolor="black [3200]" strokeweight="2pt">
+              <v:shape w14:anchorId="648F25DB" id="円形吹き出し 198" o:spid="_x0000_s1067" type="#_x0000_t63" style="position:absolute;left:0;text-align:left;margin-left:42.75pt;margin-top:.2pt;width:117pt;height:63.25pt;z-index:251790336;visibility:visible;mso-wrap-style:square;mso-height-percent:0;mso-wrap-distance-left:9pt;mso-wrap-distance-top:0;mso-wrap-distance-right:9pt;mso-wrap-distance-bottom:0;mso-position-horizontal:absolute;mso-position-horizontal-relative:text;mso-position-vertical:absolute;mso-position-vertical-relative:text;mso-height-percent:0;mso-height-relative:margin;v-text-anchor:middle" o:gfxdata="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" adj="-5054,-1260" fillcolor="white [3201]" strokecolor="black [3200]" strokeweight="2pt">
                 <v:textbox>
                   <w:txbxContent>
                     <w:p>
@@ -36848,7 +36807,7 @@
         <mc:AlternateContent>
           <mc:Choice Requires="wps">
             <w:drawing>
-              <wp:anchor distT="0" distB="0" distL="114300" distR="114300" simplePos="0" relativeHeight="251791360" behindDoc="0" locked="0" layoutInCell="1" allowOverlap="1" wp14:anchorId="277BDE13" wp14:editId="5603408A">
+              <wp:anchor distT="0" distB="0" distL="114300" distR="114300" simplePos="0" relativeHeight="251791360" behindDoc="0" locked="0" layoutInCell="1" allowOverlap="1" wp14:anchorId="648F25DD" wp14:editId="648F25DE">
                 <wp:simplePos x="0" y="0"/>
                 <wp:positionH relativeFrom="column">
                   <wp:posOffset>537210</wp:posOffset>
@@ -36923,7 +36882,7 @@
           </mc:Choice>
           <mc:Fallback>
             <w:pict>
-              <v:shape w14:anchorId="277BDE13" id="円形吹き出し 205" o:spid="_x0000_s1068" type="#_x0000_t63" style="position:absolute;left:0;text-align:left;margin-left:42.3pt;margin-top:45.7pt;width:117pt;height:63.25pt;z-index:251791360;visibility:visible;mso-wrap-style:square;mso-height-percent:0;mso-wrap-distance-left:9pt;mso-wrap-distance-top:0;mso-wrap-distance-right:9pt;mso-wrap-distance-bottom:0;mso-position-horizontal:absolute;mso-position-horizontal-relative:text;mso-position-vertical:absolute;mso-position-vertical-relative:text;mso-height-percent:0;mso-height-relative:margin;v-text-anchor:middle" o:gfxdata="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" adj="-5054,-1260" fillcolor="white [3201]" strokecolor="black [3200]" strokeweight="2pt">
+              <v:shape w14:anchorId="648F25DD" id="円形吹き出し 205" o:spid="_x0000_s1068" type="#_x0000_t63" style="position:absolute;left:0;text-align:left;margin-left:42.3pt;margin-top:45.7pt;width:117pt;height:63.25pt;z-index:251791360;visibility:visible;mso-wrap-style:square;mso-height-percent:0;mso-wrap-distance-left:9pt;mso-wrap-distance-top:0;mso-wrap-distance-right:9pt;mso-wrap-distance-bottom:0;mso-position-horizontal:absolute;mso-position-horizontal-relative:text;mso-position-vertical:absolute;mso-position-vertical-relative:text;mso-height-percent:0;mso-height-relative:margin;v-text-anchor:middle" o:gfxdata="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" adj="-5054,-1260" fillcolor="white [3201]" strokecolor="black [3200]" strokeweight="2pt">
                 <v:textbox>
                   <w:txbxContent>
                     <w:p>
@@ -36950,7 +36909,7 @@
           <w:noProof/>
         </w:rPr>
         <w:drawing>
-          <wp:inline distT="0" distB="0" distL="0" distR="0" wp14:anchorId="55CFCC77" wp14:editId="1FE3E55F">
+          <wp:inline distT="0" distB="0" distL="0" distR="0" wp14:anchorId="648F25DF" wp14:editId="648F25E0">
             <wp:extent cx="1327740" cy="993775"/>
             <wp:effectExtent l="0" t="0" r="6350" b="0"/>
             <wp:docPr id="192" name="図 192"/>
@@ -37113,7 +37072,7 @@
           <w:noProof/>
         </w:rPr>
         <w:drawing>
-          <wp:inline distT="0" distB="0" distL="0" distR="0" wp14:anchorId="04E335D2" wp14:editId="1B9477A2">
+          <wp:inline distT="0" distB="0" distL="0" distR="0" wp14:anchorId="648F25E1" wp14:editId="648F25E2">
             <wp:extent cx="971378" cy="1043797"/>
             <wp:effectExtent l="0" t="0" r="635" b="4445"/>
             <wp:docPr id="212" name="図 212"/>
@@ -37266,7 +37225,7 @@
 </file>
 
 <file path=word/endnotes.xml><?xml version="1.0" encoding="utf-8"?>
-<w:endnotes xmlns:wpc="http://schemas.microsoft.com/office/word/2010/wordprocessingCanvas" xmlns:mc="http://schemas.openxmlformats.org/markup-compatibility/2006" xmlns:o="urn:schemas-microsoft-com:office:office" xmlns:r="http://schemas.openxmlformats.org/officeDocument/2006/relationships" xmlns:m="http://schemas.openxmlformats.org/officeDocument/2006/math" xmlns:v="urn:schemas-microsoft-com:vml" xmlns:wp14="http://schemas.microsoft.com/office/word/2010/wordprocessingDrawing" xmlns:wp="http://schemas.openxmlformats.org/drawingml/2006/wordprocessingDrawing" xmlns:w10="urn:schemas-microsoft-com:office:word" xmlns:w="http://schemas.openxmlformats.org/wordprocessingml/2006/main" xmlns:w14="http://schemas.microsoft.com/office/word/2010/wordml" xmlns:w15="http://schemas.microsoft.com/office/word/2012/wordml" xmlns:wpg="http://schemas.microsoft.com/office/word/2010/wordprocessingGroup" xmlns:wpi="http://schemas.microsoft.com/office/word/2010/wordprocessingInk" xmlns:wne="http://schemas.microsoft.com/office/word/2006/wordml" xmlns:wps="http://schemas.microsoft.com/office/word/2010/wordprocessingShape" mc:Ignorable="w14 w15 wp14">
+<w:endnotes xmlns:wpc="http://schemas.microsoft.com/office/word/2010/wordprocessingCanvas" xmlns:cx="http://schemas.microsoft.com/office/drawing/2014/chartex" xmlns:cx1="http://schemas.microsoft.com/office/drawing/2015/9/8/chartex" xmlns:cx2="http://schemas.microsoft.com/office/drawing/2015/10/21/chartex" xmlns:cx3="http://schemas.microsoft.com/office/drawing/2016/5/9/chartex" xmlns:cx4="http://schemas.microsoft.com/office/drawing/2016/5/10/chartex" xmlns:cx5="http://schemas.microsoft.com/office/drawing/2016/5/11/chartex" xmlns:cx6="http://schemas.microsoft.com/office/drawing/2016/5/12/chartex" xmlns:cx7="http://schemas.microsoft.com/office/drawing/2016/5/13/chartex" xmlns:cx8="http://schemas.microsoft.com/office/drawing/2016/5/14/chartex" xmlns:mc="http://schemas.openxmlformats.org/markup-compatibility/2006" xmlns:aink="http://schemas.microsoft.com/office/drawing/2016/ink" xmlns:am3d="http://schemas.microsoft.com/office/drawing/2017/model3d" xmlns:o="urn:schemas-microsoft-com:office:office" xmlns:oel="http://schemas.microsoft.com/office/2019/extlst" xmlns:r="http://schemas.openxmlformats.org/officeDocument/2006/relationships" xmlns:m="http://schemas.openxmlformats.org/officeDocument/2006/math" xmlns:v="urn:schemas-microsoft-com:vml" xmlns:wp14="http://schemas.microsoft.com/office/word/2010/wordprocessingDrawing" xmlns:wp="http://schemas.openxmlformats.org/drawingml/2006/wordprocessingDrawing" xmlns:w10="urn:schemas-microsoft-com:office:word" xmlns:w="http://schemas.openxmlformats.org/wordprocessingml/2006/main" xmlns:w14="http://schemas.microsoft.com/office/word/2010/wordml" xmlns:w15="http://schemas.microsoft.com/office/word/2012/wordml" xmlns:w16cex="http://schemas.microsoft.com/office/word/2018/wordml/cex" xmlns:w16cid="http://schemas.microsoft.com/office/word/2016/wordml/cid" xmlns:w16="http://schemas.microsoft.com/office/word/2018/wordml" xmlns:w16du="http://schemas.microsoft.com/office/word/2023/wordml/word16du" xmlns:w16sdtdh="http://schemas.microsoft.com/office/word/2020/wordml/sdtdatahash" xmlns:w16se="http://schemas.microsoft.com/office/word/2015/wordml/symex" xmlns:wpg="http://schemas.microsoft.com/office/word/2010/wordprocessingGroup" xmlns:wpi="http://schemas.microsoft.com/office/word/2010/wordprocessingInk" xmlns:wne="http://schemas.microsoft.com/office/word/2006/wordml" xmlns:wps="http://schemas.microsoft.com/office/word/2010/wordprocessingShape" mc:Ignorable="w14 w15 w16se w16cid w16 w16cex w16sdtdh w16du wp14">
   <w:endnote w:type="separator" w:id="-1">
     <w:p>
       <w:r>
@@ -37285,7 +37244,7 @@
 </file>
 
 <file path=word/footer1.xml><?xml version="1.0" encoding="utf-8"?>
-<w:ftr xmlns:wpc="http://schemas.microsoft.com/office/word/2010/wordprocessingCanvas" xmlns:mc="http://schemas.openxmlformats.org/markup-compatibility/2006" xmlns:o="urn:schemas-microsoft-com:office:office" xmlns:r="http://schemas.openxmlformats.org/officeDocument/2006/relationships" xmlns:m="http://schemas.openxmlformats.org/officeDocument/2006/math" xmlns:v="urn:schemas-microsoft-com:vml" xmlns:wp14="http://schemas.microsoft.com/office/word/2010/wordprocessingDrawing" xmlns:wp="http://schemas.openxmlformats.org/drawingml/2006/wordprocessingDrawing" xmlns:w10="urn:schemas-microsoft-com:office:word" xmlns:w="http://schemas.openxmlformats.org/wordprocessingml/2006/main" xmlns:w14="http://schemas.microsoft.com/office/word/2010/wordml" xmlns:w15="http://schemas.microsoft.com/office/word/2012/wordml" xmlns:wpg="http://schemas.microsoft.com/office/word/2010/wordprocessingGroup" xmlns:wpi="http://schemas.microsoft.com/office/word/2010/wordprocessingInk" xmlns:wne="http://schemas.microsoft.com/office/word/2006/wordml" xmlns:wps="http://schemas.microsoft.com/office/word/2010/wordprocessingShape" mc:Ignorable="w14 w15 wp14">
+<w:ftr xmlns:wpc="http://schemas.microsoft.com/office/word/2010/wordprocessingCanvas" xmlns:cx="http://schemas.microsoft.com/office/drawing/2014/chartex" xmlns:cx1="http://schemas.microsoft.com/office/drawing/2015/9/8/chartex" xmlns:cx2="http://schemas.microsoft.com/office/drawing/2015/10/21/chartex" xmlns:cx3="http://schemas.microsoft.com/office/drawing/2016/5/9/chartex" xmlns:cx4="http://schemas.microsoft.com/office/drawing/2016/5/10/chartex" xmlns:cx5="http://schemas.microsoft.com/office/drawing/2016/5/11/chartex" xmlns:cx6="http://schemas.microsoft.com/office/drawing/2016/5/12/chartex" xmlns:cx7="http://schemas.microsoft.com/office/drawing/2016/5/13/chartex" xmlns:cx8="http://schemas.microsoft.com/office/drawing/2016/5/14/chartex" xmlns:mc="http://schemas.openxmlformats.org/markup-compatibility/2006" xmlns:aink="http://schemas.microsoft.com/office/drawing/2016/ink" xmlns:am3d="http://schemas.microsoft.com/office/drawing/2017/model3d" xmlns:o="urn:schemas-microsoft-com:office:office" xmlns:oel="http://schemas.microsoft.com/office/2019/extlst" xmlns:r="http://schemas.openxmlformats.org/officeDocument/2006/relationships" xmlns:m="http://schemas.openxmlformats.org/officeDocument/2006/math" xmlns:v="urn:schemas-microsoft-com:vml" xmlns:wp14="http://schemas.microsoft.com/office/word/2010/wordprocessingDrawing" xmlns:wp="http://schemas.openxmlformats.org/drawingml/2006/wordprocessingDrawing" xmlns:w10="urn:schemas-microsoft-com:office:word" xmlns:w="http://schemas.openxmlformats.org/wordprocessingml/2006/main" xmlns:w14="http://schemas.microsoft.com/office/word/2010/wordml" xmlns:w15="http://schemas.microsoft.com/office/word/2012/wordml" xmlns:w16cex="http://schemas.microsoft.com/office/word/2018/wordml/cex" xmlns:w16cid="http://schemas.microsoft.com/office/word/2016/wordml/cid" xmlns:w16="http://schemas.microsoft.com/office/word/2018/wordml" xmlns:w16du="http://schemas.microsoft.com/office/word/2023/wordml/word16du" xmlns:w16sdtdh="http://schemas.microsoft.com/office/word/2020/wordml/sdtdatahash" xmlns:w16se="http://schemas.microsoft.com/office/word/2015/wordml/symex" xmlns:wpg="http://schemas.microsoft.com/office/word/2010/wordprocessingGroup" xmlns:wpi="http://schemas.microsoft.com/office/word/2010/wordprocessingInk" xmlns:wne="http://schemas.microsoft.com/office/word/2006/wordml" xmlns:wps="http://schemas.microsoft.com/office/word/2010/wordprocessingShape" mc:Ignorable="w14 w15 w16se w16cid w16 w16cex w16sdtdh w16du wp14">
   <w:sdt>
     <w:sdtPr>
       <w:rPr>
@@ -37372,7 +37331,7 @@
 </file>
 
 <file path=word/footnotes.xml><?xml version="1.0" encoding="utf-8"?>
-<w:footnotes xmlns:wpc="http://schemas.microsoft.com/office/word/2010/wordprocessingCanvas" xmlns:mc="http://schemas.openxmlformats.org/markup-compatibility/2006" xmlns:o="urn:schemas-microsoft-com:office:office" xmlns:r="http://schemas.openxmlformats.org/officeDocument/2006/relationships" xmlns:m="http://schemas.openxmlformats.org/officeDocument/2006/math" xmlns:v="urn:schemas-microsoft-com:vml" xmlns:wp14="http://schemas.microsoft.com/office/word/2010/wordprocessingDrawing" xmlns:wp="http://schemas.openxmlformats.org/drawingml/2006/wordprocessingDrawing" xmlns:w10="urn:schemas-microsoft-com:office:word" xmlns:w="http://schemas.openxmlformats.org/wordprocessingml/2006/main" xmlns:w14="http://schemas.microsoft.com/office/word/2010/wordml" xmlns:w15="http://schemas.microsoft.com/office/word/2012/wordml" xmlns:wpg="http://schemas.microsoft.com/office/word/2010/wordprocessingGroup" xmlns:wpi="http://schemas.microsoft.com/office/word/2010/wordprocessingInk" xmlns:wne="http://schemas.microsoft.com/office/word/2006/wordml" xmlns:wps="http://schemas.microsoft.com/office/word/2010/wordprocessingShape" mc:Ignorable="w14 w15 wp14">
+<w:footnotes xmlns:wpc="http://schemas.microsoft.com/office/word/2010/wordprocessingCanvas" xmlns:cx="http://schemas.microsoft.com/office/drawing/2014/chartex" xmlns:cx1="http://schemas.microsoft.com/office/drawing/2015/9/8/chartex" xmlns:cx2="http://schemas.microsoft.com/office/drawing/2015/10/21/chartex" xmlns:cx3="http://schemas.microsoft.com/office/drawing/2016/5/9/chartex" xmlns:cx4="http://schemas.microsoft.com/office/drawing/2016/5/10/chartex" xmlns:cx5="http://schemas.microsoft.com/office/drawing/2016/5/11/chartex" xmlns:cx6="http://schemas.microsoft.com/office/drawing/2016/5/12/chartex" xmlns:cx7="http://schemas.microsoft.com/office/drawing/2016/5/13/chartex" xmlns:cx8="http://schemas.microsoft.com/office/drawing/2016/5/14/chartex" xmlns:mc="http://schemas.openxmlformats.org/markup-compatibility/2006" xmlns:aink="http://schemas.microsoft.com/office/drawing/2016/ink" xmlns:am3d="http://schemas.microsoft.com/office/drawing/2017/model3d" xmlns:o="urn:schemas-microsoft-com:office:office" xmlns:oel="http://schemas.microsoft.com/office/2019/extlst" xmlns:r="http://schemas.openxmlformats.org/officeDocument/2006/relationships" xmlns:m="http://schemas.openxmlformats.org/officeDocument/2006/math" xmlns:v="urn:schemas-microsoft-com:vml" xmlns:wp14="http://schemas.microsoft.com/office/word/2010/wordprocessingDrawing" xmlns:wp="http://schemas.openxmlformats.org/drawingml/2006/wordprocessingDrawing" xmlns:w10="urn:schemas-microsoft-com:office:word" xmlns:w="http://schemas.openxmlformats.org/wordprocessingml/2006/main" xmlns:w14="http://schemas.microsoft.com/office/word/2010/wordml" xmlns:w15="http://schemas.microsoft.com/office/word/2012/wordml" xmlns:w16cex="http://schemas.microsoft.com/office/word/2018/wordml/cex" xmlns:w16cid="http://schemas.microsoft.com/office/word/2016/wordml/cid" xmlns:w16="http://schemas.microsoft.com/office/word/2018/wordml" xmlns:w16du="http://schemas.microsoft.com/office/word/2023/wordml/word16du" xmlns:w16sdtdh="http://schemas.microsoft.com/office/word/2020/wordml/sdtdatahash" xmlns:w16se="http://schemas.microsoft.com/office/word/2015/wordml/symex" xmlns:wpg="http://schemas.microsoft.com/office/word/2010/wordprocessingGroup" xmlns:wpi="http://schemas.microsoft.com/office/word/2010/wordprocessingInk" xmlns:wne="http://schemas.microsoft.com/office/word/2006/wordml" xmlns:wps="http://schemas.microsoft.com/office/word/2010/wordprocessingShape" mc:Ignorable="w14 w15 w16se w16cid w16 w16cex w16sdtdh w16du wp14">
   <w:footnote w:type="separator" w:id="-1">
     <w:p>
       <w:r>
@@ -37391,7 +37350,7 @@
 </file>
 
 <file path=word/numbering.xml><?xml version="1.0" encoding="utf-8"?>
-<w:numbering xmlns:wpc="http://schemas.microsoft.com/office/word/2010/wordprocessingCanvas" xmlns:mc="http://schemas.openxmlformats.org/markup-compatibility/2006" xmlns:o="urn:schemas-microsoft-com:office:office" xmlns:r="http://schemas.openxmlformats.org/officeDocument/2006/relationships" xmlns:m="http://schemas.openxmlformats.org/officeDocument/2006/math" xmlns:v="urn:schemas-microsoft-com:vml" xmlns:wp14="http://schemas.microsoft.com/office/word/2010/wordprocessingDrawing" xmlns:wp="http://schemas.openxmlformats.org/drawingml/2006/wordprocessingDrawing" xmlns:w10="urn:schemas-microsoft-com:office:word" xmlns:w="http://schemas.openxmlformats.org/wordprocessingml/2006/main" xmlns:w14="http://schemas.microsoft.com/office/word/2010/wordml" xmlns:w15="http://schemas.microsoft.com/office/word/2012/wordml" xmlns:wpg="http://schemas.microsoft.com/office/word/2010/wordprocessingGroup" xmlns:wpi="http://schemas.microsoft.com/office/word/2010/wordprocessingInk" xmlns:wne="http://schemas.microsoft.com/office/word/2006/wordml" xmlns:wps="http://schemas.microsoft.com/office/word/2010/wordprocessingShape" mc:Ignorable="w14 w15 wp14">
+<w:numbering xmlns:wpc="http://schemas.microsoft.com/office/word/2010/wordprocessingCanvas" xmlns:cx="http://schemas.microsoft.com/office/drawing/2014/chartex" xmlns:cx1="http://schemas.microsoft.com/office/drawing/2015/9/8/chartex" xmlns:cx2="http://schemas.microsoft.com/office/drawing/2015/10/21/chartex" xmlns:cx3="http://schemas.microsoft.com/office/drawing/2016/5/9/chartex" xmlns:cx4="http://schemas.microsoft.com/office/drawing/2016/5/10/chartex" xmlns:cx5="http://schemas.microsoft.com/office/drawing/2016/5/11/chartex" xmlns:cx6="http://schemas.microsoft.com/office/drawing/2016/5/12/chartex" xmlns:cx7="http://schemas.microsoft.com/office/drawing/2016/5/13/chartex" xmlns:cx8="http://schemas.microsoft.com/office/drawing/2016/5/14/chartex" xmlns:mc="http://schemas.openxmlformats.org/markup-compatibility/2006" xmlns:aink="http://schemas.microsoft.com/office/drawing/2016/ink" xmlns:am3d="http://schemas.microsoft.com/office/drawing/2017/model3d" xmlns:o="urn:schemas-microsoft-com:office:office" xmlns:oel="http://schemas.microsoft.com/office/2019/extlst" xmlns:r="http://schemas.openxmlformats.org/officeDocument/2006/relationships" xmlns:m="http://schemas.openxmlformats.org/officeDocument/2006/math" xmlns:v="urn:schemas-microsoft-com:vml" xmlns:wp14="http://schemas.microsoft.com/office/word/2010/wordprocessingDrawing" xmlns:wp="http://schemas.openxmlformats.org/drawingml/2006/wordprocessingDrawing" xmlns:w10="urn:schemas-microsoft-com:office:word" xmlns:w="http://schemas.openxmlformats.org/wordprocessingml/2006/main" xmlns:w14="http://schemas.microsoft.com/office/word/2010/wordml" xmlns:w15="http://schemas.microsoft.com/office/word/2012/wordml" xmlns:w16cex="http://schemas.microsoft.com/office/word/2018/wordml/cex" xmlns:w16cid="http://schemas.microsoft.com/office/word/2016/wordml/cid" xmlns:w16="http://schemas.microsoft.com/office/word/2018/wordml" xmlns:w16du="http://schemas.microsoft.com/office/word/2023/wordml/word16du" xmlns:w16sdtdh="http://schemas.microsoft.com/office/word/2020/wordml/sdtdatahash" xmlns:w16se="http://schemas.microsoft.com/office/word/2015/wordml/symex" xmlns:wpg="http://schemas.microsoft.com/office/word/2010/wordprocessingGroup" xmlns:wpi="http://schemas.microsoft.com/office/word/2010/wordprocessingInk" xmlns:wne="http://schemas.microsoft.com/office/word/2006/wordml" xmlns:wps="http://schemas.microsoft.com/office/word/2010/wordprocessingShape" mc:Ignorable="w14 w15 w16se w16cid w16 w16cex w16sdtdh w16du wp14">
   <w:abstractNum w:abstractNumId="0" w15:restartNumberingAfterBreak="0">
     <w:nsid w:val="02996285"/>
     <w:multiLevelType w:val="hybridMultilevel"/>
@@ -40341,110 +40300,110 @@
       </w:pPr>
     </w:lvl>
   </w:abstractNum>
-  <w:num w:numId="1">
+  <w:num w:numId="1" w16cid:durableId="813446104">
     <w:abstractNumId w:val="6"/>
   </w:num>
-  <w:num w:numId="2">
+  <w:num w:numId="2" w16cid:durableId="1914120771">
     <w:abstractNumId w:val="21"/>
   </w:num>
-  <w:num w:numId="3">
+  <w:num w:numId="3" w16cid:durableId="476146501">
     <w:abstractNumId w:val="11"/>
   </w:num>
-  <w:num w:numId="4">
+  <w:num w:numId="4" w16cid:durableId="1138646360">
     <w:abstractNumId w:val="25"/>
   </w:num>
-  <w:num w:numId="5">
+  <w:num w:numId="5" w16cid:durableId="1262756498">
     <w:abstractNumId w:val="31"/>
   </w:num>
-  <w:num w:numId="6">
+  <w:num w:numId="6" w16cid:durableId="471748641">
     <w:abstractNumId w:val="29"/>
   </w:num>
-  <w:num w:numId="7">
+  <w:num w:numId="7" w16cid:durableId="1601908259">
     <w:abstractNumId w:val="18"/>
   </w:num>
-  <w:num w:numId="8">
+  <w:num w:numId="8" w16cid:durableId="137113706">
     <w:abstractNumId w:val="0"/>
   </w:num>
-  <w:num w:numId="9">
+  <w:num w:numId="9" w16cid:durableId="1911036674">
     <w:abstractNumId w:val="17"/>
   </w:num>
-  <w:num w:numId="10">
+  <w:num w:numId="10" w16cid:durableId="1390961161">
     <w:abstractNumId w:val="1"/>
   </w:num>
-  <w:num w:numId="11">
+  <w:num w:numId="11" w16cid:durableId="1461535265">
     <w:abstractNumId w:val="10"/>
   </w:num>
-  <w:num w:numId="12">
+  <w:num w:numId="12" w16cid:durableId="1143080331">
     <w:abstractNumId w:val="27"/>
   </w:num>
-  <w:num w:numId="13">
+  <w:num w:numId="13" w16cid:durableId="379942717">
     <w:abstractNumId w:val="14"/>
   </w:num>
-  <w:num w:numId="14">
+  <w:num w:numId="14" w16cid:durableId="1224607996">
     <w:abstractNumId w:val="26"/>
   </w:num>
-  <w:num w:numId="15">
+  <w:num w:numId="15" w16cid:durableId="1635254967">
     <w:abstractNumId w:val="9"/>
   </w:num>
-  <w:num w:numId="16">
+  <w:num w:numId="16" w16cid:durableId="486095542">
     <w:abstractNumId w:val="16"/>
   </w:num>
-  <w:num w:numId="17">
+  <w:num w:numId="17" w16cid:durableId="2086415024">
     <w:abstractNumId w:val="8"/>
   </w:num>
-  <w:num w:numId="18">
+  <w:num w:numId="18" w16cid:durableId="923685392">
     <w:abstractNumId w:val="2"/>
   </w:num>
-  <w:num w:numId="19">
+  <w:num w:numId="19" w16cid:durableId="101342897">
     <w:abstractNumId w:val="30"/>
   </w:num>
-  <w:num w:numId="20">
+  <w:num w:numId="20" w16cid:durableId="1040477834">
     <w:abstractNumId w:val="4"/>
   </w:num>
-  <w:num w:numId="21">
+  <w:num w:numId="21" w16cid:durableId="1939022903">
     <w:abstractNumId w:val="5"/>
   </w:num>
-  <w:num w:numId="22">
+  <w:num w:numId="22" w16cid:durableId="1894271703">
     <w:abstractNumId w:val="19"/>
   </w:num>
-  <w:num w:numId="23">
+  <w:num w:numId="23" w16cid:durableId="2111511432">
     <w:abstractNumId w:val="13"/>
   </w:num>
-  <w:num w:numId="24">
+  <w:num w:numId="24" w16cid:durableId="334963413">
     <w:abstractNumId w:val="22"/>
   </w:num>
-  <w:num w:numId="25">
+  <w:num w:numId="25" w16cid:durableId="1277370704">
     <w:abstractNumId w:val="24"/>
   </w:num>
-  <w:num w:numId="26">
+  <w:num w:numId="26" w16cid:durableId="2028946163">
     <w:abstractNumId w:val="7"/>
   </w:num>
-  <w:num w:numId="27">
+  <w:num w:numId="27" w16cid:durableId="1083796973">
     <w:abstractNumId w:val="20"/>
   </w:num>
-  <w:num w:numId="28">
+  <w:num w:numId="28" w16cid:durableId="398938667">
     <w:abstractNumId w:val="15"/>
   </w:num>
-  <w:num w:numId="29">
+  <w:num w:numId="29" w16cid:durableId="1688211344">
     <w:abstractNumId w:val="23"/>
   </w:num>
-  <w:num w:numId="30">
+  <w:num w:numId="30" w16cid:durableId="1104155066">
     <w:abstractNumId w:val="32"/>
   </w:num>
-  <w:num w:numId="31">
+  <w:num w:numId="31" w16cid:durableId="89855050">
     <w:abstractNumId w:val="28"/>
   </w:num>
-  <w:num w:numId="32">
+  <w:num w:numId="32" w16cid:durableId="393359408">
     <w:abstractNumId w:val="12"/>
   </w:num>
-  <w:num w:numId="33">
+  <w:num w:numId="33" w16cid:durableId="1936787170">
     <w:abstractNumId w:val="3"/>
   </w:num>
 </w:numbering>
 </file>
 
 <file path=word/styles.xml><?xml version="1.0" encoding="utf-8"?>
-<w:styles xmlns:mc="http://schemas.openxmlformats.org/markup-compatibility/2006" xmlns:r="http://schemas.openxmlformats.org/officeDocument/2006/relationships" xmlns:w="http://schemas.openxmlformats.org/wordprocessingml/2006/main" xmlns:w14="http://schemas.microsoft.com/office/word/2010/wordml" xmlns:w15="http://schemas.microsoft.com/office/word/2012/wordml" mc:Ignorable="w14 w15">
+<w:styles xmlns:mc="http://schemas.openxmlformats.org/markup-compatibility/2006" xmlns:r="http://schemas.openxmlformats.org/officeDocument/2006/relationships" xmlns:w="http://schemas.openxmlformats.org/wordprocessingml/2006/main" xmlns:w14="http://schemas.microsoft.com/office/word/2010/wordml" xmlns:w15="http://schemas.microsoft.com/office/word/2012/wordml" xmlns:w16cex="http://schemas.microsoft.com/office/word/2018/wordml/cex" xmlns:w16cid="http://schemas.microsoft.com/office/word/2016/wordml/cid" xmlns:w16="http://schemas.microsoft.com/office/word/2018/wordml" xmlns:w16du="http://schemas.microsoft.com/office/word/2023/wordml/word16du" xmlns:w16sdtdh="http://schemas.microsoft.com/office/word/2020/wordml/sdtdatahash" xmlns:w16se="http://schemas.microsoft.com/office/word/2015/wordml/symex" mc:Ignorable="w14 w15 w16se w16cid w16 w16cex w16sdtdh w16du">
   <w:docDefaults>
     <w:rPrDefault>
       <w:rPr>
@@ -40457,7 +40416,7 @@
     </w:rPrDefault>
     <w:pPrDefault/>
   </w:docDefaults>
-  <w:latentStyles w:defLockedState="0" w:defUIPriority="99" w:defSemiHidden="0" w:defUnhideWhenUsed="0" w:defQFormat="0" w:count="371">
+  <w:latentStyles w:defLockedState="0" w:defUIPriority="99" w:defSemiHidden="0" w:defUnhideWhenUsed="0" w:defQFormat="0" w:count="376">
     <w:lsdException w:name="Normal" w:uiPriority="0" w:qFormat="1"/>
     <w:lsdException w:name="heading 1" w:uiPriority="9" w:qFormat="1"/>
     <w:lsdException w:name="heading 2" w:semiHidden="1" w:uiPriority="9" w:unhideWhenUsed="1" w:qFormat="1"/>
@@ -40829,6 +40788,11 @@
     <w:lsdException w:name="List Table 5 Dark Accent 6" w:uiPriority="50"/>
     <w:lsdException w:name="List Table 6 Colorful Accent 6" w:uiPriority="51"/>
     <w:lsdException w:name="List Table 7 Colorful Accent 6" w:uiPriority="52"/>
+    <w:lsdException w:name="Mention" w:semiHidden="1" w:unhideWhenUsed="1"/>
+    <w:lsdException w:name="Smart Hyperlink" w:semiHidden="1" w:unhideWhenUsed="1"/>
+    <w:lsdException w:name="Hashtag" w:semiHidden="1" w:unhideWhenUsed="1"/>
+    <w:lsdException w:name="Unresolved Mention" w:semiHidden="1" w:unhideWhenUsed="1"/>
+    <w:lsdException w:name="Smart Link" w:semiHidden="1" w:unhideWhenUsed="1"/>
   </w:latentStyles>
   <w:style w:type="paragraph" w:default="1" w:styleId="a">
     <w:name w:val="Normal"/>
